--- a/vista/plantilla_contratos.docx
+++ b/vista/plantilla_contratos.docx
@@ -63,7 +63,6 @@
           <w:bCs/>
           <w:sz w:val="20"/>
           <w:szCs w:val="20"/>
-          <w:highlight w:val="yellow"/>
         </w:rPr>
         <w:t>nro_contrato</w:t>
       </w:r>
@@ -75,7 +74,6 @@
           <w:bCs/>
           <w:sz w:val="20"/>
           <w:szCs w:val="20"/>
-          <w:highlight w:val="yellow"/>
         </w:rPr>
         <w:t>}</w:t>
       </w:r>
@@ -87,7 +85,6 @@
           <w:noProof/>
           <w:sz w:val="20"/>
           <w:szCs w:val="20"/>
-          <w:highlight w:val="yellow"/>
         </w:rPr>
         <w:t>-</w:t>
       </w:r>
@@ -99,50 +96,36 @@
           <w:sz w:val="20"/>
           <w:szCs w:val="20"/>
         </w:rPr>
+        <w:t>${unidad}</w:t>
+      </w:r>
+      <w:r>
+        <w:rPr>
+          <w:rFonts w:ascii="Arial" w:hAnsi="Arial" w:cs="Arial"/>
+          <w:sz w:val="20"/>
+          <w:szCs w:val="20"/>
+        </w:rPr>
+        <w:t>-</w:t>
+      </w:r>
+      <w:r>
+        <w:rPr>
+          <w:rFonts w:ascii="Arial" w:hAnsi="Arial" w:cs="Arial"/>
+          <w:b/>
+          <w:bCs/>
+          <w:noProof/>
+          <w:sz w:val="20"/>
+          <w:szCs w:val="20"/>
+        </w:rPr>
         <w:t>${</w:t>
       </w:r>
+      <w:proofErr w:type="spellStart"/>
       <w:r>
         <w:rPr>
           <w:rFonts w:ascii="Arial" w:hAnsi="Arial" w:cs="Arial"/>
           <w:b/>
           <w:bCs/>
-          <w:sz w:val="20"/>
-          <w:szCs w:val="20"/>
-          <w:highlight w:val="yellow"/>
-        </w:rPr>
-        <w:t>unidad}</w:t>
-      </w:r>
-      <w:r>
-        <w:rPr>
-          <w:rFonts w:ascii="Arial" w:hAnsi="Arial" w:cs="Arial"/>
-          <w:sz w:val="20"/>
-          <w:szCs w:val="20"/>
-          <w:highlight w:val="yellow"/>
-        </w:rPr>
-        <w:t>-</w:t>
-      </w:r>
-      <w:r>
-        <w:rPr>
-          <w:rFonts w:ascii="Arial" w:hAnsi="Arial" w:cs="Arial"/>
-          <w:b/>
-          <w:bCs/>
           <w:noProof/>
           <w:sz w:val="20"/>
           <w:szCs w:val="20"/>
-          <w:highlight w:val="yellow"/>
-        </w:rPr>
-        <w:t>${</w:t>
-      </w:r>
-      <w:proofErr w:type="spellStart"/>
-      <w:r>
-        <w:rPr>
-          <w:rFonts w:ascii="Arial" w:hAnsi="Arial" w:cs="Arial"/>
-          <w:b/>
-          <w:bCs/>
-          <w:noProof/>
-          <w:sz w:val="20"/>
-          <w:szCs w:val="20"/>
-          <w:highlight w:val="yellow"/>
         </w:rPr>
         <w:t>anio_contrato</w:t>
       </w:r>
@@ -395,7 +378,6 @@
           <w:kern w:val="0"/>
           <w:sz w:val="20"/>
           <w:szCs w:val="20"/>
-          <w:highlight w:val="yellow"/>
           <w:lang w:eastAsia="en-US"/>
         </w:rPr>
         <w:t>${grado_ordenador_gasto}</w:t>
@@ -407,7 +389,6 @@
           <w:kern w:val="0"/>
           <w:sz w:val="20"/>
           <w:szCs w:val="20"/>
-          <w:highlight w:val="yellow"/>
           <w:lang w:eastAsia="en-US"/>
         </w:rPr>
         <w:t xml:space="preserve"> </w:t>
@@ -420,7 +401,6 @@
           <w:kern w:val="0"/>
           <w:sz w:val="20"/>
           <w:szCs w:val="20"/>
-          <w:highlight w:val="yellow"/>
           <w:lang w:eastAsia="en-US"/>
         </w:rPr>
         <w:t>${nombre_ordenador_gasto</w:t>
@@ -432,7 +412,6 @@
           <w:bCs/>
           <w:sz w:val="20"/>
           <w:szCs w:val="20"/>
-          <w:highlight w:val="yellow"/>
         </w:rPr>
         <w:t>}</w:t>
       </w:r>
@@ -453,7 +432,6 @@
           <w:kern w:val="0"/>
           <w:sz w:val="20"/>
           <w:szCs w:val="20"/>
-          <w:highlight w:val="yellow"/>
           <w:lang w:eastAsia="en-US"/>
         </w:rPr>
         <w:t>${cedula_ordenador_gasto</w:t>
@@ -465,7 +443,6 @@
           <w:bCs/>
           <w:sz w:val="20"/>
           <w:szCs w:val="20"/>
-          <w:highlight w:val="yellow"/>
         </w:rPr>
         <w:t>}</w:t>
       </w:r>
@@ -496,7 +473,6 @@
           <w:kern w:val="0"/>
           <w:sz w:val="20"/>
           <w:szCs w:val="20"/>
-          <w:highlight w:val="yellow"/>
           <w:lang w:eastAsia="en-US"/>
         </w:rPr>
         <w:t>${lugar_ordenador_gasto}</w:t>
@@ -600,7 +576,6 @@
           <w:kern w:val="0"/>
           <w:sz w:val="20"/>
           <w:szCs w:val="20"/>
-          <w:highlight w:val="yellow"/>
           <w:lang w:eastAsia="en-US"/>
         </w:rPr>
         <w:t>${</w:t>
@@ -613,7 +588,6 @@
           <w:kern w:val="0"/>
           <w:sz w:val="20"/>
           <w:szCs w:val="20"/>
-          <w:highlight w:val="yellow"/>
           <w:lang w:eastAsia="en-US"/>
         </w:rPr>
         <w:t>nombre_contratista}</w:t>
@@ -625,7 +599,6 @@
           <w:kern w:val="0"/>
           <w:sz w:val="20"/>
           <w:szCs w:val="20"/>
-          <w:highlight w:val="yellow"/>
           <w:lang w:eastAsia="en-US"/>
         </w:rPr>
         <w:t xml:space="preserve"> </w:t>
@@ -639,19 +612,7 @@
           <w:szCs w:val="20"/>
           <w:lang w:eastAsia="en-US"/>
         </w:rPr>
-        <w:t>identificado(a) con cédula de ciudadanía No.</w:t>
-      </w:r>
-      <w:r>
-        <w:rPr>
-          <w:rFonts w:ascii="Arial" w:eastAsia="Arial MT" w:hAnsi="Arial" w:cs="Arial"/>
-          <w:bCs/>
-          <w:kern w:val="0"/>
-          <w:sz w:val="20"/>
-          <w:szCs w:val="20"/>
-          <w:highlight w:val="yellow"/>
-          <w:lang w:eastAsia="en-US"/>
-        </w:rPr>
-        <w:t xml:space="preserve"> </w:t>
+        <w:t xml:space="preserve">identificado(a) con cédula de ciudadanía No. </w:t>
       </w:r>
       <w:r>
         <w:rPr>
@@ -660,7 +621,6 @@
           <w:kern w:val="0"/>
           <w:sz w:val="20"/>
           <w:szCs w:val="20"/>
-          <w:highlight w:val="yellow"/>
           <w:lang w:eastAsia="en-US"/>
         </w:rPr>
         <w:t>${</w:t>
@@ -674,7 +634,6 @@
           <w:kern w:val="0"/>
           <w:sz w:val="20"/>
           <w:szCs w:val="20"/>
-          <w:highlight w:val="yellow"/>
           <w:lang w:eastAsia="en-US"/>
         </w:rPr>
         <w:t>cedula</w:t>
@@ -688,7 +647,6 @@
           <w:kern w:val="0"/>
           <w:sz w:val="20"/>
           <w:szCs w:val="20"/>
-          <w:highlight w:val="yellow"/>
           <w:lang w:eastAsia="en-US"/>
         </w:rPr>
         <w:t>_contratista</w:t>
@@ -703,7 +661,6 @@
           <w:kern w:val="0"/>
           <w:sz w:val="20"/>
           <w:szCs w:val="20"/>
-          <w:highlight w:val="yellow"/>
           <w:lang w:eastAsia="en-US"/>
         </w:rPr>
         <w:t>}</w:t>
@@ -728,7 +685,7 @@
           <w:szCs w:val="20"/>
           <w:lang w:eastAsia="en-US"/>
         </w:rPr>
-        <w:t>expedida en</w:t>
+        <w:t xml:space="preserve">expedida en </w:t>
       </w:r>
       <w:r>
         <w:rPr>
@@ -737,19 +694,6 @@
           <w:kern w:val="0"/>
           <w:sz w:val="20"/>
           <w:szCs w:val="20"/>
-          <w:highlight w:val="yellow"/>
-          <w:lang w:eastAsia="en-US"/>
-        </w:rPr>
-        <w:t xml:space="preserve"> </w:t>
-      </w:r>
-      <w:r>
-        <w:rPr>
-          <w:rFonts w:ascii="Arial" w:eastAsia="Arial MT" w:hAnsi="Arial" w:cs="Arial"/>
-          <w:bCs/>
-          <w:kern w:val="0"/>
-          <w:sz w:val="20"/>
-          <w:szCs w:val="20"/>
-          <w:highlight w:val="yellow"/>
           <w:lang w:eastAsia="en-US"/>
         </w:rPr>
         <w:t>${</w:t>
@@ -763,11 +707,11 @@
           <w:kern w:val="0"/>
           <w:sz w:val="20"/>
           <w:szCs w:val="20"/>
-          <w:highlight w:val="yellow"/>
           <w:lang w:eastAsia="en-US"/>
         </w:rPr>
-        <w:t>ciudad_expedicion_cedula</w:t>
-      </w:r>
+        <w:t>ciudad_expedicion_cedula_contratista</w:t>
+      </w:r>
+      <w:proofErr w:type="spellEnd"/>
       <w:r>
         <w:rPr>
           <w:rFonts w:ascii="Arial" w:eastAsia="Arial MT" w:hAnsi="Arial" w:cs="Arial"/>
@@ -776,21 +720,6 @@
           <w:kern w:val="0"/>
           <w:sz w:val="20"/>
           <w:szCs w:val="20"/>
-          <w:highlight w:val="yellow"/>
-          <w:lang w:eastAsia="en-US"/>
-        </w:rPr>
-        <w:t>_contratista</w:t>
-      </w:r>
-      <w:proofErr w:type="spellEnd"/>
-      <w:r>
-        <w:rPr>
-          <w:rFonts w:ascii="Arial" w:eastAsia="Arial MT" w:hAnsi="Arial" w:cs="Arial"/>
-          <w:bCs/>
-          <w:noProof/>
-          <w:kern w:val="0"/>
-          <w:sz w:val="20"/>
-          <w:szCs w:val="20"/>
-          <w:highlight w:val="yellow"/>
           <w:lang w:eastAsia="en-US"/>
         </w:rPr>
         <w:t>}</w:t>
@@ -801,7 +730,6 @@
           <w:kern w:val="0"/>
           <w:sz w:val="20"/>
           <w:szCs w:val="20"/>
-          <w:highlight w:val="yellow"/>
           <w:lang w:eastAsia="en-US"/>
         </w:rPr>
         <w:t>,</w:t>
@@ -835,7 +763,6 @@
           <w:kern w:val="0"/>
           <w:sz w:val="20"/>
           <w:szCs w:val="20"/>
-          <w:highlight w:val="yellow"/>
           <w:lang w:eastAsia="en-US"/>
         </w:rPr>
         <w:t>${</w:t>
@@ -850,7 +777,6 @@
           <w:kern w:val="0"/>
           <w:sz w:val="20"/>
           <w:szCs w:val="20"/>
-          <w:highlight w:val="yellow"/>
           <w:lang w:eastAsia="en-US"/>
         </w:rPr>
         <w:t>direccion</w:t>
@@ -863,7 +789,6 @@
           <w:kern w:val="0"/>
           <w:sz w:val="20"/>
           <w:szCs w:val="20"/>
-          <w:highlight w:val="yellow"/>
           <w:lang w:eastAsia="en-US"/>
         </w:rPr>
         <w:t>_contratista</w:t>
@@ -877,7 +802,6 @@
           <w:kern w:val="0"/>
           <w:sz w:val="20"/>
           <w:szCs w:val="20"/>
-          <w:highlight w:val="yellow"/>
           <w:lang w:eastAsia="en-US"/>
         </w:rPr>
         <w:t>}</w:t>
@@ -1032,74 +956,7 @@
           <w:szCs w:val="20"/>
           <w:lang w:bidi="es-ES"/>
         </w:rPr>
-        <w:t xml:space="preserve">ediante instructivo </w:t>
-      </w:r>
-      <w:r>
-        <w:rPr>
-          <w:rFonts w:ascii="Arial" w:hAnsi="Arial" w:cs="Arial"/>
-          <w:sz w:val="20"/>
-          <w:szCs w:val="20"/>
-          <w:highlight w:val="red"/>
-          <w:lang w:bidi="es-ES"/>
-        </w:rPr>
-        <w:t>OAP 001-2025</w:t>
-      </w:r>
-      <w:r>
-        <w:rPr>
-          <w:rFonts w:ascii="Arial" w:hAnsi="Arial" w:cs="Arial"/>
-          <w:sz w:val="20"/>
-          <w:szCs w:val="20"/>
-          <w:lang w:bidi="es-ES"/>
-        </w:rPr>
-        <w:t xml:space="preserve"> de fecha </w:t>
-      </w:r>
-      <w:r>
-        <w:rPr>
-          <w:rFonts w:ascii="Arial" w:hAnsi="Arial" w:cs="Arial"/>
-          <w:sz w:val="20"/>
-          <w:szCs w:val="20"/>
-          <w:highlight w:val="red"/>
-          <w:lang w:bidi="es-ES"/>
-        </w:rPr>
-        <w:t>27</w:t>
-      </w:r>
-      <w:r>
-        <w:rPr>
-          <w:rFonts w:ascii="Arial" w:hAnsi="Arial" w:cs="Arial"/>
-          <w:sz w:val="20"/>
-          <w:szCs w:val="20"/>
-          <w:lang w:bidi="es-ES"/>
-        </w:rPr>
-        <w:t xml:space="preserve"> de </w:t>
-      </w:r>
-      <w:r>
-        <w:rPr>
-          <w:rFonts w:ascii="Arial" w:hAnsi="Arial" w:cs="Arial"/>
-          <w:sz w:val="20"/>
-          <w:szCs w:val="20"/>
-          <w:highlight w:val="red"/>
-          <w:lang w:bidi="es-ES"/>
-        </w:rPr>
-        <w:t>diciembre</w:t>
-      </w:r>
-      <w:r>
-        <w:rPr>
-          <w:rFonts w:ascii="Arial" w:hAnsi="Arial" w:cs="Arial"/>
-          <w:sz w:val="20"/>
-          <w:szCs w:val="20"/>
-          <w:lang w:bidi="es-ES"/>
-        </w:rPr>
-        <w:t xml:space="preserve"> de </w:t>
-      </w:r>
-      <w:r>
-        <w:rPr>
-          <w:rFonts w:ascii="Arial" w:hAnsi="Arial" w:cs="Arial"/>
-          <w:sz w:val="20"/>
-          <w:szCs w:val="20"/>
-          <w:highlight w:val="red"/>
-          <w:lang w:bidi="es-ES"/>
-        </w:rPr>
-        <w:t>2024</w:t>
+        <w:t>ediante instructivo OAP 001-2025 de fecha 27 de diciembre de 2024</w:t>
       </w:r>
       <w:r>
         <w:rPr>
@@ -1115,7 +972,6 @@
           <w:rFonts w:ascii="Arial" w:hAnsi="Arial" w:cs="Arial"/>
           <w:sz w:val="20"/>
           <w:szCs w:val="20"/>
-          <w:highlight w:val="yellow"/>
           <w:lang w:bidi="es-ES"/>
         </w:rPr>
         <w:t>${</w:t>
@@ -1127,7 +983,6 @@
           <w:noProof/>
           <w:sz w:val="20"/>
           <w:szCs w:val="20"/>
-          <w:highlight w:val="yellow"/>
           <w:lang w:bidi="es-ES"/>
         </w:rPr>
         <w:t>rubro_presupuestal</w:t>
@@ -1138,7 +993,6 @@
           <w:rFonts w:ascii="Arial" w:hAnsi="Arial" w:cs="Arial"/>
           <w:sz w:val="20"/>
           <w:szCs w:val="20"/>
-          <w:highlight w:val="yellow"/>
           <w:lang w:bidi="es-ES"/>
         </w:rPr>
         <w:t>}</w:t>
@@ -1150,67 +1004,53 @@
           <w:szCs w:val="20"/>
           <w:lang w:bidi="es-ES"/>
         </w:rPr>
-        <w:t xml:space="preserve"> </w:t>
-      </w:r>
-      <w:r>
-        <w:rPr>
-          <w:rFonts w:ascii="Arial" w:hAnsi="Arial" w:cs="Arial"/>
-          <w:sz w:val="20"/>
-          <w:szCs w:val="20"/>
-          <w:highlight w:val="yellow"/>
+        <w:t xml:space="preserve"> ${</w:t>
+      </w:r>
+      <w:proofErr w:type="spellStart"/>
+      <w:r>
+        <w:rPr>
+          <w:rFonts w:ascii="Arial" w:hAnsi="Arial" w:cs="Arial"/>
+          <w:noProof/>
+          <w:sz w:val="20"/>
+          <w:szCs w:val="20"/>
+          <w:lang w:bidi="es-ES"/>
+        </w:rPr>
+        <w:t>descripcion_rubro</w:t>
+      </w:r>
+      <w:proofErr w:type="spellEnd"/>
+      <w:r>
+        <w:rPr>
+          <w:rFonts w:ascii="Arial" w:hAnsi="Arial" w:cs="Arial"/>
+          <w:sz w:val="20"/>
+          <w:szCs w:val="20"/>
+          <w:lang w:bidi="es-ES"/>
+        </w:rPr>
+        <w:t>}</w:t>
+      </w:r>
+      <w:r>
+        <w:rPr>
+          <w:rFonts w:ascii="Arial" w:hAnsi="Arial" w:cs="Arial"/>
+          <w:sz w:val="20"/>
+          <w:szCs w:val="20"/>
+          <w:lang w:bidi="es-ES"/>
+        </w:rPr>
+        <w:t xml:space="preserve"> con el fin de contratar los servicios de un(a) </w:t>
+      </w:r>
+      <w:r>
+        <w:rPr>
+          <w:rFonts w:ascii="Arial" w:hAnsi="Arial" w:cs="Arial"/>
+          <w:sz w:val="20"/>
+          <w:szCs w:val="20"/>
           <w:lang w:bidi="es-ES"/>
         </w:rPr>
         <w:t>${</w:t>
       </w:r>
-      <w:proofErr w:type="spellStart"/>
       <w:r>
         <w:rPr>
           <w:rFonts w:ascii="Arial" w:hAnsi="Arial" w:cs="Arial"/>
           <w:noProof/>
           <w:sz w:val="20"/>
           <w:szCs w:val="20"/>
-          <w:highlight w:val="yellow"/>
-          <w:lang w:bidi="es-ES"/>
-        </w:rPr>
-        <w:t>descripcion_rubro</w:t>
-      </w:r>
-      <w:proofErr w:type="spellEnd"/>
-      <w:r>
-        <w:rPr>
-          <w:rFonts w:ascii="Arial" w:hAnsi="Arial" w:cs="Arial"/>
-          <w:sz w:val="20"/>
-          <w:szCs w:val="20"/>
-          <w:highlight w:val="yellow"/>
-          <w:lang w:bidi="es-ES"/>
-        </w:rPr>
-        <w:t>}</w:t>
-      </w:r>
-      <w:r>
-        <w:rPr>
-          <w:rFonts w:ascii="Arial" w:hAnsi="Arial" w:cs="Arial"/>
-          <w:sz w:val="20"/>
-          <w:szCs w:val="20"/>
-          <w:lang w:bidi="es-ES"/>
-        </w:rPr>
-        <w:t xml:space="preserve"> con el fin de contratar los servicios de un(a) </w:t>
-      </w:r>
-      <w:r>
-        <w:rPr>
-          <w:rFonts w:ascii="Arial" w:hAnsi="Arial" w:cs="Arial"/>
-          <w:sz w:val="20"/>
-          <w:szCs w:val="20"/>
-          <w:highlight w:val="yellow"/>
-          <w:lang w:bidi="es-ES"/>
-        </w:rPr>
-        <w:t>${</w:t>
-      </w:r>
-      <w:r>
-        <w:rPr>
-          <w:rFonts w:ascii="Arial" w:hAnsi="Arial" w:cs="Arial"/>
-          <w:noProof/>
-          <w:sz w:val="20"/>
-          <w:szCs w:val="20"/>
-          <w:highlight w:val="yellow"/>
           <w:lang w:val="es-ES"/>
         </w:rPr>
         <w:t>cargo_contratista}</w:t>
@@ -1272,16 +1112,7 @@
           <w:szCs w:val="20"/>
           <w:lang w:val="es-ES"/>
         </w:rPr>
-        <w:t xml:space="preserve">Que artículo 2.2.1.2.1.4.9 del Decreto 1082 de 2015, dispone que: “Las Entidades Estatales pueden contratar bajo la modalidad de contratación directa la prestación de servicios profesionales y de apoyo a la gestión con la persona natural o jurídica que esté en capacidad de ejecutar el objeto del contrato, siempre y cuando la Entidad Estatal verifique la idoneidad o </w:t>
-      </w:r>
-      <w:r>
-        <w:rPr>
-          <w:rFonts w:ascii="Arial" w:hAnsi="Arial" w:cs="Arial"/>
-          <w:sz w:val="20"/>
-          <w:szCs w:val="20"/>
-          <w:lang w:val="es-ES"/>
-        </w:rPr>
-        <w:t>experiencia requerida y relacionada con el área de que se trate. En este caso, no es necesario que la Entidad Estatal haya obtenido previamente varias ofertas, de lo cual el ordenador del gasto debe dejar constancia escrita.”(…).Que el CONTRATISTA presentó al CONTRATANTE, por iniciativa propia, en forma libre y voluntaria una propuesta de servicios, anexando a la misma hoja de vida, los respectivos soportes, documentos con los cuales se procedió a acreditar los requisitos de idoneidad y experiencia que se requieren para el cabal y oportuno cumplimiento del objeto del contrato como de las obligaciones que de él se deriven.</w:t>
+        <w:t>Que artículo 2.2.1.2.1.4.9 del Decreto 1082 de 2015, dispone que: “Las Entidades Estatales pueden contratar bajo la modalidad de contratación directa la prestación de servicios profesionales y de apoyo a la gestión con la persona natural o jurídica que esté en capacidad de ejecutar el objeto del contrato, siempre y cuando la Entidad Estatal verifique la idoneidad o experiencia requerida y relacionada con el área de que se trate. En este caso, no es necesario que la Entidad Estatal haya obtenido previamente varias ofertas, de lo cual el ordenador del gasto debe dejar constancia escrita.”(…).Que el CONTRATISTA presentó al CONTRATANTE, por iniciativa propia, en forma libre y voluntaria una propuesta de servicios, anexando a la misma hoja de vida, los respectivos soportes, documentos con los cuales se procedió a acreditar los requisitos de idoneidad y experiencia que se requieren para el cabal y oportuno cumplimiento del objeto del contrato como de las obligaciones que de él se deriven.</w:t>
       </w:r>
     </w:p>
     <w:p>
@@ -1306,16 +1137,7 @@
           <w:szCs w:val="20"/>
           <w:lang w:val="es-ES"/>
         </w:rPr>
-        <w:t xml:space="preserve">Que teniendo en cuenta las necesidades del servicio y la propuesta de servicios presentada, la </w:t>
-      </w:r>
-      <w:r>
-        <w:rPr>
-          <w:rFonts w:ascii="Arial" w:hAnsi="Arial" w:cs="Arial"/>
-          <w:sz w:val="20"/>
-          <w:szCs w:val="20"/>
-          <w:lang w:val="es-ES"/>
-        </w:rPr>
-        <w:t>misma fue objeto de aceptación en los términos y condiciones establecidas.</w:t>
+        <w:t>Que teniendo en cuenta las necesidades del servicio y la propuesta de servicios presentada, la misma fue objeto de aceptación en los términos y condiciones establecidas.</w:t>
       </w:r>
     </w:p>
     <w:p>
@@ -1330,7 +1152,6 @@
           <w:rFonts w:ascii="Arial" w:hAnsi="Arial" w:cs="Arial"/>
           <w:sz w:val="20"/>
           <w:szCs w:val="20"/>
-          <w:highlight w:val="yellow"/>
           <w:lang w:val="es-ES"/>
         </w:rPr>
       </w:pPr>
@@ -1341,23 +1162,13 @@
           <w:szCs w:val="20"/>
           <w:lang w:val="es-ES"/>
         </w:rPr>
-        <w:t>Que existe la disponibilidad presupuestal para atender el presente compromiso, de acuerdo al Certificado</w:t>
-      </w:r>
-      <w:r>
-        <w:rPr>
-          <w:rFonts w:ascii="Arial" w:hAnsi="Arial" w:cs="Arial"/>
-          <w:sz w:val="20"/>
-          <w:szCs w:val="20"/>
-          <w:lang w:val="es-ES"/>
-        </w:rPr>
-        <w:t xml:space="preserve"> de Disponibilidad Presupuestal No. </w:t>
-      </w:r>
-      <w:r>
-        <w:rPr>
-          <w:rFonts w:ascii="Arial" w:hAnsi="Arial" w:cs="Arial"/>
-          <w:sz w:val="20"/>
-          <w:szCs w:val="20"/>
-          <w:highlight w:val="yellow"/>
+        <w:t xml:space="preserve">Que existe la disponibilidad presupuestal para atender el presente compromiso, de acuerdo al Certificado de Disponibilidad Presupuestal No. </w:t>
+      </w:r>
+      <w:r>
+        <w:rPr>
+          <w:rFonts w:ascii="Arial" w:hAnsi="Arial" w:cs="Arial"/>
+          <w:sz w:val="20"/>
+          <w:szCs w:val="20"/>
           <w:lang w:bidi="es-ES"/>
         </w:rPr>
         <w:t>${</w:t>
@@ -1369,7 +1180,6 @@
           <w:noProof/>
           <w:sz w:val="20"/>
           <w:szCs w:val="20"/>
-          <w:highlight w:val="yellow"/>
           <w:lang w:bidi="es-ES"/>
         </w:rPr>
         <w:t>numero_cdp</w:t>
@@ -1381,7 +1191,6 @@
           <w:noProof/>
           <w:sz w:val="20"/>
           <w:szCs w:val="20"/>
-          <w:highlight w:val="yellow"/>
           <w:lang w:bidi="es-ES"/>
         </w:rPr>
         <w:t>}</w:t>
@@ -1393,9 +1202,8 @@
           <w:noProof/>
           <w:sz w:val="20"/>
           <w:szCs w:val="20"/>
-          <w:highlight w:val="yellow"/>
-        </w:rPr>
-        <w:t xml:space="preserve"> </w:t>
+        </w:rPr>
+        <w:t xml:space="preserve"> del</w:t>
       </w:r>
       <w:r>
         <w:rPr>
@@ -1405,24 +1213,53 @@
           <w:sz w:val="20"/>
           <w:szCs w:val="20"/>
         </w:rPr>
-        <w:t>del</w:t>
-      </w:r>
-      <w:r>
-        <w:rPr>
-          <w:rFonts w:ascii="Arial" w:hAnsi="Arial" w:cs="Arial"/>
-          <w:b/>
+        <w:t xml:space="preserve"> </w:t>
+      </w:r>
+      <w:r>
+        <w:rPr>
+          <w:rFonts w:ascii="Arial" w:hAnsi="Arial" w:cs="Arial"/>
+          <w:sz w:val="20"/>
+          <w:szCs w:val="20"/>
+          <w:lang w:bidi="es-ES"/>
+        </w:rPr>
+        <w:t>${</w:t>
+      </w:r>
+      <w:proofErr w:type="spellStart"/>
+      <w:r>
+        <w:rPr>
+          <w:rFonts w:ascii="Arial" w:hAnsi="Arial" w:cs="Arial"/>
           <w:noProof/>
           <w:sz w:val="20"/>
           <w:szCs w:val="20"/>
-        </w:rPr>
-        <w:t xml:space="preserve"> </w:t>
-      </w:r>
-      <w:r>
-        <w:rPr>
-          <w:rFonts w:ascii="Arial" w:hAnsi="Arial" w:cs="Arial"/>
-          <w:sz w:val="20"/>
-          <w:szCs w:val="20"/>
-          <w:highlight w:val="yellow"/>
+          <w:lang w:bidi="es-ES"/>
+        </w:rPr>
+        <w:t>fecha_cdp</w:t>
+      </w:r>
+      <w:proofErr w:type="spellEnd"/>
+      <w:r>
+        <w:rPr>
+          <w:rFonts w:ascii="Arial" w:hAnsi="Arial" w:cs="Arial"/>
+          <w:noProof/>
+          <w:sz w:val="20"/>
+          <w:szCs w:val="20"/>
+          <w:lang w:bidi="es-ES"/>
+        </w:rPr>
+        <w:t>}</w:t>
+      </w:r>
+      <w:r>
+        <w:rPr>
+          <w:rFonts w:ascii="Arial" w:hAnsi="Arial" w:cs="Arial"/>
+          <w:sz w:val="20"/>
+          <w:szCs w:val="20"/>
+          <w:lang w:val="es-ES"/>
+        </w:rPr>
+        <w:t xml:space="preserve">, Rubro </w:t>
+      </w:r>
+      <w:r>
+        <w:rPr>
+          <w:rFonts w:ascii="Arial" w:hAnsi="Arial" w:cs="Arial"/>
+          <w:sz w:val="20"/>
+          <w:szCs w:val="20"/>
           <w:lang w:bidi="es-ES"/>
         </w:rPr>
         <w:t>${</w:t>
@@ -1434,10 +1271,9 @@
           <w:noProof/>
           <w:sz w:val="20"/>
           <w:szCs w:val="20"/>
-          <w:highlight w:val="yellow"/>
-          <w:lang w:bidi="es-ES"/>
-        </w:rPr>
-        <w:t>fecha_cdp</w:t>
+          <w:lang w:bidi="es-ES"/>
+        </w:rPr>
+        <w:t>rubro_presupuestal</w:t>
       </w:r>
       <w:proofErr w:type="spellEnd"/>
       <w:r>
@@ -1446,50 +1282,6 @@
           <w:noProof/>
           <w:sz w:val="20"/>
           <w:szCs w:val="20"/>
-          <w:highlight w:val="yellow"/>
-          <w:lang w:bidi="es-ES"/>
-        </w:rPr>
-        <w:t>}</w:t>
-      </w:r>
-      <w:r>
-        <w:rPr>
-          <w:rFonts w:ascii="Arial" w:hAnsi="Arial" w:cs="Arial"/>
-          <w:sz w:val="20"/>
-          <w:szCs w:val="20"/>
-          <w:lang w:val="es-ES"/>
-        </w:rPr>
-        <w:t xml:space="preserve">, Rubro </w:t>
-      </w:r>
-      <w:r>
-        <w:rPr>
-          <w:rFonts w:ascii="Arial" w:hAnsi="Arial" w:cs="Arial"/>
-          <w:sz w:val="20"/>
-          <w:szCs w:val="20"/>
-          <w:highlight w:val="yellow"/>
-          <w:lang w:bidi="es-ES"/>
-        </w:rPr>
-        <w:t>${</w:t>
-      </w:r>
-      <w:proofErr w:type="spellStart"/>
-      <w:r>
-        <w:rPr>
-          <w:rFonts w:ascii="Arial" w:hAnsi="Arial" w:cs="Arial"/>
-          <w:noProof/>
-          <w:sz w:val="20"/>
-          <w:szCs w:val="20"/>
-          <w:highlight w:val="yellow"/>
-          <w:lang w:bidi="es-ES"/>
-        </w:rPr>
-        <w:t>rubro_presupuestal</w:t>
-      </w:r>
-      <w:proofErr w:type="spellEnd"/>
-      <w:r>
-        <w:rPr>
-          <w:rFonts w:ascii="Arial" w:hAnsi="Arial" w:cs="Arial"/>
-          <w:noProof/>
-          <w:sz w:val="20"/>
-          <w:szCs w:val="20"/>
-          <w:highlight w:val="yellow"/>
           <w:lang w:bidi="es-ES"/>
         </w:rPr>
         <w:t>}</w:t>
@@ -1517,42 +1309,25 @@
           <w:szCs w:val="20"/>
           <w:lang w:val="es-ES"/>
         </w:rPr>
-        <w:t>Que, habiéndose dado cumplimiento a los trámites y requisitos legales, es procedente la celebración del presente Contrato de Prestación de Servicios Profesionales y de Apoyo a la Gestión, con base al presente clausular que se entiende aceptado con la firma electrónica realizada a través de la Plataforma Electrónica</w:t>
-      </w:r>
-      <w:r>
-        <w:rPr>
-          <w:rFonts w:ascii="Arial" w:hAnsi="Arial" w:cs="Arial"/>
-          <w:sz w:val="20"/>
-          <w:szCs w:val="20"/>
-          <w:lang w:val="es-ES"/>
-        </w:rPr>
-        <w:t xml:space="preserve"> SECOP II.</w:t>
-      </w:r>
-    </w:p>
-    <w:p>
-      <w:pPr>
-        <w:jc w:val="both"/>
-        <w:rPr>
-          <w:rFonts w:ascii="Arial" w:hAnsi="Arial" w:cs="Arial"/>
-          <w:sz w:val="20"/>
-          <w:szCs w:val="20"/>
-        </w:rPr>
-      </w:pPr>
-      <w:r>
-        <w:rPr>
-          <w:rFonts w:ascii="Arial" w:hAnsi="Arial" w:cs="Arial"/>
-          <w:sz w:val="20"/>
-          <w:szCs w:val="20"/>
-        </w:rPr>
-        <w:t xml:space="preserve">Dadas las </w:t>
-      </w:r>
-      <w:r>
-        <w:rPr>
-          <w:rFonts w:ascii="Arial" w:hAnsi="Arial" w:cs="Arial"/>
-          <w:sz w:val="20"/>
-          <w:szCs w:val="20"/>
-        </w:rPr>
-        <w:t xml:space="preserve">consideraciones previas, el presente se regirá conforme las siguientes cláusulas: </w:t>
+        <w:t>Que, habiéndose dado cumplimiento a los trámites y requisitos legales, es procedente la celebración del presente Contrato de Prestación de Servicios Profesionales y de Apoyo a la Gestión, con base al presente clausular que se entiende aceptado con la firma electrónica realizada a través de la Plataforma Electrónica SECOP II.</w:t>
+      </w:r>
+    </w:p>
+    <w:p>
+      <w:pPr>
+        <w:jc w:val="both"/>
+        <w:rPr>
+          <w:rFonts w:ascii="Arial" w:hAnsi="Arial" w:cs="Arial"/>
+          <w:sz w:val="20"/>
+          <w:szCs w:val="20"/>
+        </w:rPr>
+      </w:pPr>
+      <w:r>
+        <w:rPr>
+          <w:rFonts w:ascii="Arial" w:hAnsi="Arial" w:cs="Arial"/>
+          <w:sz w:val="20"/>
+          <w:szCs w:val="20"/>
+        </w:rPr>
+        <w:t xml:space="preserve">Dadas las consideraciones previas, el presente se regirá conforme las siguientes cláusulas: </w:t>
       </w:r>
     </w:p>
     <w:p>
@@ -1645,7 +1420,6 @@
           <w:rFonts w:ascii="Arial" w:hAnsi="Arial" w:cs="Arial"/>
           <w:sz w:val="20"/>
           <w:szCs w:val="20"/>
-          <w:highlight w:val="yellow"/>
           <w:lang w:val="es-ES"/>
         </w:rPr>
         <w:t>${</w:t>
@@ -1656,7 +1430,6 @@
           <w:rFonts w:ascii="Arial" w:hAnsi="Arial" w:cs="Arial"/>
           <w:sz w:val="20"/>
           <w:szCs w:val="20"/>
-          <w:highlight w:val="yellow"/>
           <w:lang w:val="es-ES"/>
         </w:rPr>
         <w:t>cargo_contratista</w:t>
@@ -1667,7 +1440,6 @@
           <w:rFonts w:ascii="Arial" w:hAnsi="Arial" w:cs="Arial"/>
           <w:sz w:val="20"/>
           <w:szCs w:val="20"/>
-          <w:highlight w:val="yellow"/>
           <w:lang w:val="es-ES"/>
         </w:rPr>
         <w:t>}</w:t>
@@ -1709,7 +1481,6 @@
           <w:rFonts w:ascii="Arial" w:hAnsi="Arial" w:cs="Arial"/>
           <w:sz w:val="20"/>
           <w:szCs w:val="20"/>
-          <w:highlight w:val="yellow"/>
         </w:rPr>
         <w:t>${</w:t>
       </w:r>
@@ -1719,7 +1490,6 @@
           <w:rFonts w:ascii="Arial" w:hAnsi="Arial" w:cs="Arial"/>
           <w:sz w:val="20"/>
           <w:szCs w:val="20"/>
-          <w:highlight w:val="yellow"/>
         </w:rPr>
         <w:t>anio_vigencia_</w:t>
       </w:r>
@@ -1728,7 +1498,6 @@
           <w:rFonts w:ascii="Arial" w:hAnsi="Arial" w:cs="Arial"/>
           <w:sz w:val="20"/>
           <w:szCs w:val="20"/>
-          <w:highlight w:val="yellow"/>
         </w:rPr>
         <w:t>contrato</w:t>
       </w:r>
@@ -1738,7 +1507,6 @@
           <w:rFonts w:ascii="Arial" w:hAnsi="Arial" w:cs="Arial"/>
           <w:sz w:val="20"/>
           <w:szCs w:val="20"/>
-          <w:highlight w:val="yellow"/>
         </w:rPr>
         <w:t>}</w:t>
       </w:r>
@@ -2797,7 +2565,25 @@
           <w:sz w:val="20"/>
           <w:szCs w:val="20"/>
         </w:rPr>
-        <w:t>nica de acuerdo a los lineamientos de Digsa y Disan.</w:t>
+        <w:t xml:space="preserve">nica </w:t>
+      </w:r>
+      <w:proofErr w:type="gramStart"/>
+      <w:r>
+        <w:rPr>
+          <w:rFonts w:ascii="Arial" w:hAnsi="Arial" w:cs="Arial"/>
+          <w:sz w:val="20"/>
+          <w:szCs w:val="20"/>
+        </w:rPr>
+        <w:t>de acuerdo a</w:t>
+      </w:r>
+      <w:proofErr w:type="gramEnd"/>
+      <w:r>
+        <w:rPr>
+          <w:rFonts w:ascii="Arial" w:hAnsi="Arial" w:cs="Arial"/>
+          <w:sz w:val="20"/>
+          <w:szCs w:val="20"/>
+        </w:rPr>
+        <w:t xml:space="preserve"> los lineamientos de Digsa y Disan.</w:t>
       </w:r>
     </w:p>
     <w:p>
@@ -4252,7 +4038,25 @@
           <w:sz w:val="20"/>
           <w:szCs w:val="20"/>
         </w:rPr>
-        <w:t xml:space="preserve"> de acuerdo a la distribuci</w:t>
+        <w:t xml:space="preserve"> </w:t>
+      </w:r>
+      <w:proofErr w:type="gramStart"/>
+      <w:r>
+        <w:rPr>
+          <w:rFonts w:ascii="Arial" w:hAnsi="Arial" w:cs="Arial"/>
+          <w:sz w:val="20"/>
+          <w:szCs w:val="20"/>
+        </w:rPr>
+        <w:t>de acuerdo a</w:t>
+      </w:r>
+      <w:proofErr w:type="gramEnd"/>
+      <w:r>
+        <w:rPr>
+          <w:rFonts w:ascii="Arial" w:hAnsi="Arial" w:cs="Arial"/>
+          <w:sz w:val="20"/>
+          <w:szCs w:val="20"/>
+        </w:rPr>
+        <w:t xml:space="preserve"> la distribuci</w:t>
       </w:r>
       <w:r>
         <w:rPr>
@@ -9990,7 +9794,25 @@
           <w:sz w:val="20"/>
           <w:szCs w:val="20"/>
         </w:rPr>
-        <w:t xml:space="preserve"> se van </w:t>
+        <w:t xml:space="preserve"> se </w:t>
+      </w:r>
+      <w:proofErr w:type="gramStart"/>
+      <w:r>
+        <w:rPr>
+          <w:rFonts w:ascii="Arial" w:hAnsi="Arial" w:cs="Arial"/>
+          <w:sz w:val="20"/>
+          <w:szCs w:val="20"/>
+        </w:rPr>
+        <w:t>van</w:t>
+      </w:r>
+      <w:proofErr w:type="gramEnd"/>
+      <w:r>
+        <w:rPr>
+          <w:rFonts w:ascii="Arial" w:hAnsi="Arial" w:cs="Arial"/>
+          <w:sz w:val="20"/>
+          <w:szCs w:val="20"/>
+        </w:rPr>
+        <w:t xml:space="preserve"> </w:t>
       </w:r>
       <w:proofErr w:type="gramStart"/>
       <w:r>
@@ -10964,7 +10786,25 @@
           <w:szCs w:val="20"/>
         </w:rPr>
         <w:tab/>
-        <w:t xml:space="preserve">Entregar y recibir turno en forma adecuada y oportuna de acuerdo al cronograma y </w:t>
+        <w:t xml:space="preserve">Entregar y recibir turno en forma adecuada y oportuna </w:t>
+      </w:r>
+      <w:proofErr w:type="gramStart"/>
+      <w:r>
+        <w:rPr>
+          <w:rFonts w:ascii="Arial" w:hAnsi="Arial" w:cs="Arial"/>
+          <w:sz w:val="20"/>
+          <w:szCs w:val="20"/>
+        </w:rPr>
+        <w:t>de acuerdo al</w:t>
+      </w:r>
+      <w:proofErr w:type="gramEnd"/>
+      <w:r>
+        <w:rPr>
+          <w:rFonts w:ascii="Arial" w:hAnsi="Arial" w:cs="Arial"/>
+          <w:sz w:val="20"/>
+          <w:szCs w:val="20"/>
+        </w:rPr>
+        <w:t xml:space="preserve"> cronograma y </w:t>
       </w:r>
       <w:proofErr w:type="gramStart"/>
       <w:r>
@@ -11702,7 +11542,25 @@
           <w:sz w:val="20"/>
           <w:szCs w:val="20"/>
         </w:rPr>
-        <w:t xml:space="preserve"> de acuerdo a la distribuci</w:t>
+        <w:t xml:space="preserve"> </w:t>
+      </w:r>
+      <w:proofErr w:type="gramStart"/>
+      <w:r>
+        <w:rPr>
+          <w:rFonts w:ascii="Arial" w:hAnsi="Arial" w:cs="Arial"/>
+          <w:sz w:val="20"/>
+          <w:szCs w:val="20"/>
+        </w:rPr>
+        <w:t>de acuerdo a</w:t>
+      </w:r>
+      <w:proofErr w:type="gramEnd"/>
+      <w:r>
+        <w:rPr>
+          <w:rFonts w:ascii="Arial" w:hAnsi="Arial" w:cs="Arial"/>
+          <w:sz w:val="20"/>
+          <w:szCs w:val="20"/>
+        </w:rPr>
+        <w:t xml:space="preserve"> la distribuci</w:t>
       </w:r>
       <w:r>
         <w:rPr>
@@ -18772,7 +18630,6 @@
           <w:noProof/>
           <w:sz w:val="20"/>
           <w:szCs w:val="20"/>
-          <w:highlight w:val="yellow"/>
           <w:lang w:bidi="es-CO"/>
         </w:rPr>
         <w:t>valor_contrato_texto</w:t>
@@ -18785,7 +18642,6 @@
           <w:bCs/>
           <w:sz w:val="20"/>
           <w:szCs w:val="20"/>
-          <w:highlight w:val="yellow"/>
           <w:lang w:bidi="es-CO"/>
         </w:rPr>
         <w:t>}</w:t>
@@ -18797,7 +18653,6 @@
           <w:bCs/>
           <w:sz w:val="20"/>
           <w:szCs w:val="20"/>
-          <w:highlight w:val="yellow"/>
           <w:lang w:bidi="es-CO"/>
         </w:rPr>
         <w:t>,</w:t>
@@ -18857,7 +18712,6 @@
           <w:rFonts w:ascii="Arial" w:hAnsi="Arial" w:cs="Arial"/>
           <w:sz w:val="20"/>
           <w:szCs w:val="20"/>
-          <w:highlight w:val="yellow"/>
           <w:lang w:bidi="es-CO"/>
         </w:rPr>
         <w:t>${</w:t>
@@ -18869,7 +18723,6 @@
           <w:noProof/>
           <w:sz w:val="20"/>
           <w:szCs w:val="20"/>
-          <w:highlight w:val="yellow"/>
           <w:lang w:bidi="es-CO"/>
         </w:rPr>
         <w:t>numero_depositos_texto</w:t>
@@ -18881,7 +18734,6 @@
           <w:noProof/>
           <w:sz w:val="20"/>
           <w:szCs w:val="20"/>
-          <w:highlight w:val="yellow"/>
           <w:lang w:bidi="es-CO"/>
         </w:rPr>
         <w:t>}</w:t>
@@ -19100,7 +18952,6 @@
                 <w:kern w:val="0"/>
                 <w:sz w:val="16"/>
                 <w:szCs w:val="16"/>
-                <w:highlight w:val="yellow"/>
                 <w:lang w:eastAsia="es-MX"/>
               </w:rPr>
             </w:pPr>
@@ -19111,7 +18962,6 @@
                 <w:kern w:val="0"/>
                 <w:sz w:val="16"/>
                 <w:szCs w:val="16"/>
-                <w:highlight w:val="yellow"/>
                 <w:lang w:eastAsia="es-MX"/>
               </w:rPr>
               <w:t>${No}</w:t>
@@ -19141,7 +18991,6 @@
                 <w:kern w:val="0"/>
                 <w:sz w:val="16"/>
                 <w:szCs w:val="16"/>
-                <w:highlight w:val="yellow"/>
                 <w:lang w:eastAsia="es-MX"/>
               </w:rPr>
             </w:pPr>
@@ -19152,7 +19001,6 @@
                 <w:kern w:val="0"/>
                 <w:sz w:val="16"/>
                 <w:szCs w:val="16"/>
-                <w:highlight w:val="yellow"/>
                 <w:lang w:eastAsia="es-MX"/>
               </w:rPr>
               <w:t>${Mes}</w:t>
@@ -19181,7 +19029,6 @@
                 <w:kern w:val="0"/>
                 <w:sz w:val="16"/>
                 <w:szCs w:val="16"/>
-                <w:highlight w:val="yellow"/>
                 <w:lang w:eastAsia="es-MX"/>
               </w:rPr>
             </w:pPr>
@@ -19192,7 +19039,6 @@
                 <w:kern w:val="0"/>
                 <w:sz w:val="16"/>
                 <w:szCs w:val="16"/>
-                <w:highlight w:val="yellow"/>
                 <w:lang w:eastAsia="es-MX"/>
               </w:rPr>
               <w:t>${Valor}</w:t>
@@ -19230,7 +19076,6 @@
                 <w:kern w:val="0"/>
                 <w:sz w:val="16"/>
                 <w:szCs w:val="16"/>
-                <w:highlight w:val="yellow"/>
                 <w:lang w:eastAsia="es-MX"/>
               </w:rPr>
             </w:pPr>
@@ -19243,7 +19088,6 @@
                 <w:kern w:val="0"/>
                 <w:sz w:val="16"/>
                 <w:szCs w:val="16"/>
-                <w:highlight w:val="yellow"/>
                 <w:lang w:eastAsia="es-MX"/>
               </w:rPr>
               <w:t xml:space="preserve">TOTAL </w:t>
@@ -19286,7 +19130,6 @@
                 <w:kern w:val="0"/>
                 <w:sz w:val="16"/>
                 <w:szCs w:val="16"/>
-                <w:highlight w:val="yellow"/>
                 <w:lang w:eastAsia="es-MX"/>
               </w:rPr>
               <w:t xml:space="preserve">$ </w:t>
@@ -19296,7 +19139,6 @@
                 <w:rFonts w:ascii="Arial" w:hAnsi="Arial" w:cs="Arial"/>
                 <w:sz w:val="20"/>
                 <w:szCs w:val="20"/>
-                <w:highlight w:val="yellow"/>
                 <w:lang w:bidi="es-CO"/>
               </w:rPr>
               <w:t>${</w:t>
@@ -19310,7 +19152,6 @@
                 <w:noProof/>
                 <w:sz w:val="20"/>
                 <w:szCs w:val="20"/>
-                <w:highlight w:val="yellow"/>
                 <w:lang w:bidi="es-CO"/>
               </w:rPr>
               <w:t>valor_contrato_texto</w:t>
@@ -19322,7 +19163,6 @@
                 <w:noProof/>
                 <w:sz w:val="20"/>
                 <w:szCs w:val="20"/>
-                <w:highlight w:val="yellow"/>
                 <w:lang w:bidi="es-CO"/>
               </w:rPr>
               <w:t>}</w:t>
@@ -19426,7 +19266,6 @@
           <w:noProof/>
           <w:sz w:val="20"/>
           <w:szCs w:val="20"/>
-          <w:highlight w:val="yellow"/>
           <w:lang w:val="es-ES" w:bidi="es-ES"/>
         </w:rPr>
         <w:t>tipo_cuenta_bancaria</w:t>
@@ -19438,7 +19277,6 @@
           <w:noProof/>
           <w:sz w:val="20"/>
           <w:szCs w:val="20"/>
-          <w:highlight w:val="yellow"/>
           <w:lang w:val="es-ES" w:bidi="es-ES"/>
         </w:rPr>
         <w:t>}</w:t>
@@ -19448,7 +19286,6 @@
           <w:rFonts w:ascii="Arial" w:hAnsi="Arial" w:cs="Arial"/>
           <w:sz w:val="20"/>
           <w:szCs w:val="20"/>
-          <w:highlight w:val="yellow"/>
           <w:lang w:val="es-ES" w:bidi="es-ES"/>
         </w:rPr>
         <w:t xml:space="preserve"> No. </w:t>
@@ -19460,7 +19297,6 @@
           <w:bCs/>
           <w:sz w:val="20"/>
           <w:szCs w:val="20"/>
-          <w:highlight w:val="yellow"/>
           <w:lang w:val="es-ES" w:bidi="es-ES"/>
         </w:rPr>
         <w:t>${</w:t>
@@ -19474,7 +19310,6 @@
           <w:noProof/>
           <w:sz w:val="20"/>
           <w:szCs w:val="20"/>
-          <w:highlight w:val="yellow"/>
           <w:lang w:val="es-ES" w:bidi="es-ES"/>
         </w:rPr>
         <w:t>n</w:t>
@@ -19486,7 +19321,6 @@
           <w:noProof/>
           <w:sz w:val="20"/>
           <w:szCs w:val="20"/>
-          <w:highlight w:val="yellow"/>
           <w:lang w:val="es-ES" w:bidi="es-ES"/>
         </w:rPr>
         <w:t>ro_cuenta_bancaria</w:t>
@@ -19499,7 +19333,6 @@
           <w:noProof/>
           <w:sz w:val="20"/>
           <w:szCs w:val="20"/>
-          <w:highlight w:val="yellow"/>
           <w:lang w:val="es-ES" w:bidi="es-ES"/>
         </w:rPr>
         <w:t>}</w:t>
@@ -19509,7 +19342,6 @@
           <w:rFonts w:ascii="Arial" w:hAnsi="Arial" w:cs="Arial"/>
           <w:sz w:val="20"/>
           <w:szCs w:val="20"/>
-          <w:highlight w:val="yellow"/>
           <w:lang w:val="es-ES" w:bidi="es-ES"/>
         </w:rPr>
         <w:t xml:space="preserve"> del </w:t>
@@ -19521,7 +19353,6 @@
           <w:bCs/>
           <w:sz w:val="20"/>
           <w:szCs w:val="20"/>
-          <w:highlight w:val="yellow"/>
           <w:lang w:val="es-ES" w:bidi="es-ES"/>
         </w:rPr>
         <w:t>${</w:t>
@@ -19533,7 +19364,6 @@
           <w:b/>
           <w:sz w:val="20"/>
           <w:szCs w:val="20"/>
-          <w:highlight w:val="yellow"/>
           <w:lang w:val="es-ES" w:bidi="es-ES"/>
         </w:rPr>
         <w:t>entidad_bancaria</w:t>
@@ -19545,7 +19375,6 @@
           <w:b/>
           <w:sz w:val="20"/>
           <w:szCs w:val="20"/>
-          <w:highlight w:val="yellow"/>
           <w:lang w:val="es-ES" w:bidi="es-ES"/>
         </w:rPr>
         <w:t>}</w:t>
@@ -19584,15 +19413,7 @@
           <w:sz w:val="20"/>
           <w:szCs w:val="20"/>
         </w:rPr>
-        <w:t>Para la realización de cada uno de los pagos derivados del presente</w:t>
-      </w:r>
-      <w:r>
-        <w:rPr>
-          <w:rFonts w:ascii="Arial" w:hAnsi="Arial" w:cs="Arial"/>
-          <w:sz w:val="20"/>
-          <w:szCs w:val="20"/>
-        </w:rPr>
-        <w:t xml:space="preserve"> contrato, el contratista deberá entregar a la sección de Ejecución Presupuestal del </w:t>
+        <w:t xml:space="preserve">Para la realización de cada uno de los pagos derivados del presente contrato, el contratista deberá entregar a la sección de Ejecución Presupuestal del </w:t>
       </w:r>
       <w:r>
         <w:rPr>
@@ -19967,16 +19788,7 @@
           <w:szCs w:val="20"/>
           <w:lang w:bidi="es-ES"/>
         </w:rPr>
-        <w:t xml:space="preserve"> no se ajuste a cualquiera de las condiciones </w:t>
-      </w:r>
-      <w:r>
-        <w:rPr>
-          <w:rFonts w:ascii="Arial" w:hAnsi="Arial" w:cs="Arial"/>
-          <w:sz w:val="20"/>
-          <w:szCs w:val="20"/>
-          <w:lang w:bidi="es-ES"/>
-        </w:rPr>
-        <w:t>establecidas en el presente contrato.</w:t>
+        <w:t xml:space="preserve"> no se ajuste a cualquiera de las condiciones establecidas en el presente contrato.</w:t>
       </w:r>
     </w:p>
     <w:p>
@@ -20090,7 +19902,6 @@
           <w:rFonts w:ascii="Arial" w:hAnsi="Arial" w:cs="Arial"/>
           <w:sz w:val="20"/>
           <w:szCs w:val="20"/>
-          <w:highlight w:val="yellow"/>
           <w:lang w:bidi="es-ES"/>
         </w:rPr>
         <w:t>${</w:t>
@@ -20102,7 +19913,6 @@
           <w:noProof/>
           <w:sz w:val="20"/>
           <w:szCs w:val="20"/>
-          <w:highlight w:val="yellow"/>
           <w:lang w:bidi="es-ES"/>
         </w:rPr>
         <w:t>rubro_presupuestal</w:t>
@@ -20113,26 +19923,148 @@
           <w:rFonts w:ascii="Arial" w:hAnsi="Arial" w:cs="Arial"/>
           <w:sz w:val="20"/>
           <w:szCs w:val="20"/>
-          <w:highlight w:val="yellow"/>
-          <w:lang w:bidi="es-ES"/>
+          <w:lang w:bidi="es-ES"/>
+        </w:rPr>
+        <w:t>} ${</w:t>
+      </w:r>
+      <w:proofErr w:type="spellStart"/>
+      <w:r>
+        <w:rPr>
+          <w:rFonts w:ascii="Arial" w:hAnsi="Arial" w:cs="Arial"/>
+          <w:noProof/>
+          <w:sz w:val="20"/>
+          <w:szCs w:val="20"/>
+          <w:lang w:bidi="es-ES"/>
+        </w:rPr>
+        <w:t>descripcion_rubro</w:t>
+      </w:r>
+      <w:proofErr w:type="spellEnd"/>
+      <w:r>
+        <w:rPr>
+          <w:rFonts w:ascii="Arial" w:hAnsi="Arial" w:cs="Arial"/>
+          <w:sz w:val="20"/>
+          <w:szCs w:val="20"/>
+          <w:lang w:bidi="es-ES"/>
+        </w:rPr>
+        <w:t xml:space="preserve">}, </w:t>
+      </w:r>
+      <w:r>
+        <w:rPr>
+          <w:rFonts w:ascii="Arial" w:hAnsi="Arial" w:cs="Arial"/>
+          <w:bCs/>
+          <w:sz w:val="20"/>
+          <w:szCs w:val="20"/>
+          <w:lang w:val="es-ES" w:bidi="es-ES"/>
+        </w:rPr>
+        <w:t>para la vigencia</w:t>
+      </w:r>
+      <w:r>
+        <w:rPr>
+          <w:rFonts w:ascii="Arial" w:hAnsi="Arial" w:cs="Arial"/>
+          <w:b/>
+          <w:sz w:val="20"/>
+          <w:szCs w:val="20"/>
+          <w:lang w:val="es-ES" w:bidi="es-ES"/>
+        </w:rPr>
+        <w:t xml:space="preserve"> </w:t>
+      </w:r>
+      <w:r>
+        <w:rPr>
+          <w:rFonts w:ascii="Arial" w:hAnsi="Arial" w:cs="Arial"/>
+          <w:bCs/>
+          <w:sz w:val="20"/>
+          <w:szCs w:val="20"/>
+          <w:lang w:val="es-ES" w:bidi="es-ES"/>
+        </w:rPr>
+        <w:t>fiscal d</w:t>
+      </w:r>
+      <w:r>
+        <w:rPr>
+          <w:rFonts w:ascii="Arial" w:hAnsi="Arial" w:cs="Arial"/>
+          <w:bCs/>
+          <w:sz w:val="20"/>
+          <w:szCs w:val="20"/>
+          <w:lang w:val="es-ES" w:bidi="es-ES"/>
+        </w:rPr>
+        <w:t xml:space="preserve">el año </w:t>
+      </w:r>
+      <w:r>
+        <w:rPr>
+          <w:rFonts w:ascii="Arial" w:hAnsi="Arial" w:cs="Arial"/>
+          <w:bCs/>
+          <w:sz w:val="20"/>
+          <w:szCs w:val="20"/>
+          <w:lang w:val="es-ES" w:bidi="es-ES"/>
+        </w:rPr>
+        <w:t>${</w:t>
+      </w:r>
+      <w:proofErr w:type="spellStart"/>
+      <w:r>
+        <w:rPr>
+          <w:rFonts w:ascii="Arial" w:hAnsi="Arial" w:cs="Arial"/>
+          <w:bCs/>
+          <w:sz w:val="20"/>
+          <w:szCs w:val="20"/>
+          <w:lang w:val="es-ES" w:bidi="es-ES"/>
+        </w:rPr>
+        <w:t>año_vigencia_contra</w:t>
+      </w:r>
+      <w:r>
+        <w:rPr>
+          <w:rFonts w:ascii="Arial" w:hAnsi="Arial" w:cs="Arial"/>
+          <w:bCs/>
+          <w:sz w:val="20"/>
+          <w:szCs w:val="20"/>
+          <w:lang w:val="es-ES" w:bidi="es-ES"/>
+        </w:rPr>
+        <w:t>t</w:t>
+      </w:r>
+      <w:r>
+        <w:rPr>
+          <w:rFonts w:ascii="Arial" w:hAnsi="Arial" w:cs="Arial"/>
+          <w:bCs/>
+          <w:sz w:val="20"/>
+          <w:szCs w:val="20"/>
+          <w:lang w:val="es-ES" w:bidi="es-ES"/>
+        </w:rPr>
+        <w:t>o</w:t>
+      </w:r>
+      <w:proofErr w:type="spellEnd"/>
+      <w:r>
+        <w:rPr>
+          <w:rFonts w:ascii="Arial" w:hAnsi="Arial" w:cs="Arial"/>
+          <w:bCs/>
+          <w:sz w:val="20"/>
+          <w:szCs w:val="20"/>
+          <w:lang w:val="es-ES" w:bidi="es-ES"/>
         </w:rPr>
         <w:t>}</w:t>
       </w:r>
       <w:r>
         <w:rPr>
           <w:rFonts w:ascii="Arial" w:hAnsi="Arial" w:cs="Arial"/>
-          <w:sz w:val="20"/>
-          <w:szCs w:val="20"/>
-          <w:lang w:bidi="es-ES"/>
-        </w:rPr>
-        <w:t xml:space="preserve"> </w:t>
-      </w:r>
-      <w:r>
-        <w:rPr>
-          <w:rFonts w:ascii="Arial" w:hAnsi="Arial" w:cs="Arial"/>
-          <w:sz w:val="20"/>
-          <w:szCs w:val="20"/>
-          <w:highlight w:val="yellow"/>
+          <w:bCs/>
+          <w:sz w:val="20"/>
+          <w:szCs w:val="20"/>
+          <w:lang w:val="es-ES" w:bidi="es-ES"/>
+        </w:rPr>
+        <w:t>, de acuerdo al Certificado de Disponibilidad Presupuestal No</w:t>
+      </w:r>
+      <w:r>
+        <w:rPr>
+          <w:rFonts w:ascii="Arial" w:hAnsi="Arial" w:cs="Arial"/>
+          <w:bCs/>
+          <w:sz w:val="20"/>
+          <w:szCs w:val="20"/>
+          <w:lang w:val="es-ES" w:bidi="es-ES"/>
+        </w:rPr>
+        <w:t xml:space="preserve">. </w:t>
+      </w:r>
+      <w:r>
+        <w:rPr>
+          <w:rFonts w:ascii="Arial" w:hAnsi="Arial" w:cs="Arial"/>
+          <w:sz w:val="20"/>
+          <w:szCs w:val="20"/>
           <w:lang w:bidi="es-ES"/>
         </w:rPr>
         <w:t>${</w:t>
@@ -20144,173 +20076,17 @@
           <w:noProof/>
           <w:sz w:val="20"/>
           <w:szCs w:val="20"/>
-          <w:highlight w:val="yellow"/>
-          <w:lang w:bidi="es-ES"/>
-        </w:rPr>
-        <w:t>descripcion_rubro</w:t>
+          <w:lang w:bidi="es-ES"/>
+        </w:rPr>
+        <w:t>numero_cdp</w:t>
       </w:r>
       <w:proofErr w:type="spellEnd"/>
       <w:r>
         <w:rPr>
           <w:rFonts w:ascii="Arial" w:hAnsi="Arial" w:cs="Arial"/>
-          <w:sz w:val="20"/>
-          <w:szCs w:val="20"/>
-          <w:highlight w:val="yellow"/>
-          <w:lang w:bidi="es-ES"/>
-        </w:rPr>
-        <w:t>}</w:t>
-      </w:r>
-      <w:r>
-        <w:rPr>
-          <w:rFonts w:ascii="Arial" w:hAnsi="Arial" w:cs="Arial"/>
-          <w:sz w:val="20"/>
-          <w:szCs w:val="20"/>
-          <w:lang w:bidi="es-ES"/>
-        </w:rPr>
-        <w:t xml:space="preserve">, </w:t>
-      </w:r>
-      <w:r>
-        <w:rPr>
-          <w:rFonts w:ascii="Arial" w:hAnsi="Arial" w:cs="Arial"/>
-          <w:bCs/>
-          <w:sz w:val="20"/>
-          <w:szCs w:val="20"/>
-          <w:lang w:val="es-ES" w:bidi="es-ES"/>
-        </w:rPr>
-        <w:t>para la vigencia</w:t>
-      </w:r>
-      <w:r>
-        <w:rPr>
-          <w:rFonts w:ascii="Arial" w:hAnsi="Arial" w:cs="Arial"/>
-          <w:b/>
-          <w:sz w:val="20"/>
-          <w:szCs w:val="20"/>
-          <w:lang w:val="es-ES" w:bidi="es-ES"/>
-        </w:rPr>
-        <w:t xml:space="preserve"> </w:t>
-      </w:r>
-      <w:r>
-        <w:rPr>
-          <w:rFonts w:ascii="Arial" w:hAnsi="Arial" w:cs="Arial"/>
-          <w:bCs/>
-          <w:sz w:val="20"/>
-          <w:szCs w:val="20"/>
-          <w:lang w:val="es-ES" w:bidi="es-ES"/>
-        </w:rPr>
-        <w:t>fiscal d</w:t>
-      </w:r>
-      <w:r>
-        <w:rPr>
-          <w:rFonts w:ascii="Arial" w:hAnsi="Arial" w:cs="Arial"/>
-          <w:bCs/>
-          <w:sz w:val="20"/>
-          <w:szCs w:val="20"/>
-          <w:lang w:val="es-ES" w:bidi="es-ES"/>
-        </w:rPr>
-        <w:t xml:space="preserve">el año </w:t>
-      </w:r>
-      <w:r>
-        <w:rPr>
-          <w:rFonts w:ascii="Arial" w:hAnsi="Arial" w:cs="Arial"/>
-          <w:bCs/>
-          <w:sz w:val="20"/>
-          <w:szCs w:val="20"/>
-          <w:lang w:val="es-ES" w:bidi="es-ES"/>
-        </w:rPr>
-        <w:t>${</w:t>
-      </w:r>
-      <w:proofErr w:type="spellStart"/>
-      <w:r>
-        <w:rPr>
-          <w:rFonts w:ascii="Arial" w:hAnsi="Arial" w:cs="Arial"/>
-          <w:bCs/>
-          <w:sz w:val="20"/>
-          <w:szCs w:val="20"/>
-          <w:lang w:val="es-ES" w:bidi="es-ES"/>
-        </w:rPr>
-        <w:t>año_vigencia_contra</w:t>
-      </w:r>
-      <w:r>
-        <w:rPr>
-          <w:rFonts w:ascii="Arial" w:hAnsi="Arial" w:cs="Arial"/>
-          <w:bCs/>
-          <w:sz w:val="20"/>
-          <w:szCs w:val="20"/>
-          <w:lang w:val="es-ES" w:bidi="es-ES"/>
-        </w:rPr>
-        <w:t>t</w:t>
-      </w:r>
-      <w:r>
-        <w:rPr>
-          <w:rFonts w:ascii="Arial" w:hAnsi="Arial" w:cs="Arial"/>
-          <w:bCs/>
-          <w:sz w:val="20"/>
-          <w:szCs w:val="20"/>
-          <w:lang w:val="es-ES" w:bidi="es-ES"/>
-        </w:rPr>
-        <w:t>o</w:t>
-      </w:r>
-      <w:proofErr w:type="spellEnd"/>
-      <w:r>
-        <w:rPr>
-          <w:rFonts w:ascii="Arial" w:hAnsi="Arial" w:cs="Arial"/>
-          <w:bCs/>
-          <w:sz w:val="20"/>
-          <w:szCs w:val="20"/>
-          <w:lang w:val="es-ES" w:bidi="es-ES"/>
-        </w:rPr>
-        <w:t>}</w:t>
-      </w:r>
-      <w:r>
-        <w:rPr>
-          <w:rFonts w:ascii="Arial" w:hAnsi="Arial" w:cs="Arial"/>
-          <w:bCs/>
-          <w:sz w:val="20"/>
-          <w:szCs w:val="20"/>
-          <w:lang w:val="es-ES" w:bidi="es-ES"/>
-        </w:rPr>
-        <w:t>, de acuerdo al Certificado de Disponibilidad Presupuestal No</w:t>
-      </w:r>
-      <w:r>
-        <w:rPr>
-          <w:rFonts w:ascii="Arial" w:hAnsi="Arial" w:cs="Arial"/>
-          <w:bCs/>
-          <w:sz w:val="20"/>
-          <w:szCs w:val="20"/>
-          <w:lang w:val="es-ES" w:bidi="es-ES"/>
-        </w:rPr>
-        <w:t xml:space="preserve">. </w:t>
-      </w:r>
-      <w:r>
-        <w:rPr>
-          <w:rFonts w:ascii="Arial" w:hAnsi="Arial" w:cs="Arial"/>
-          <w:sz w:val="20"/>
-          <w:szCs w:val="20"/>
-          <w:highlight w:val="yellow"/>
-          <w:lang w:bidi="es-ES"/>
-        </w:rPr>
-        <w:t>${</w:t>
-      </w:r>
-      <w:proofErr w:type="spellStart"/>
-      <w:r>
-        <w:rPr>
-          <w:rFonts w:ascii="Arial" w:hAnsi="Arial" w:cs="Arial"/>
           <w:noProof/>
           <w:sz w:val="20"/>
           <w:szCs w:val="20"/>
-          <w:highlight w:val="yellow"/>
-          <w:lang w:bidi="es-ES"/>
-        </w:rPr>
-        <w:t>numero_cdp</w:t>
-      </w:r>
-      <w:proofErr w:type="spellEnd"/>
-      <w:r>
-        <w:rPr>
-          <w:rFonts w:ascii="Arial" w:hAnsi="Arial" w:cs="Arial"/>
-          <w:noProof/>
-          <w:sz w:val="20"/>
-          <w:szCs w:val="20"/>
-          <w:highlight w:val="yellow"/>
           <w:lang w:bidi="es-ES"/>
         </w:rPr>
         <w:t>}</w:t>
@@ -20322,10 +20098,1295 @@
           <w:noProof/>
           <w:sz w:val="20"/>
           <w:szCs w:val="20"/>
-          <w:highlight w:val="yellow"/>
+        </w:rPr>
+        <w:t xml:space="preserve"> del </w:t>
+      </w:r>
+      <w:r>
+        <w:rPr>
+          <w:rFonts w:ascii="Arial" w:hAnsi="Arial" w:cs="Arial"/>
+          <w:sz w:val="20"/>
+          <w:szCs w:val="20"/>
+          <w:lang w:bidi="es-ES"/>
+        </w:rPr>
+        <w:t>${</w:t>
+      </w:r>
+      <w:proofErr w:type="spellStart"/>
+      <w:r>
+        <w:rPr>
+          <w:rFonts w:ascii="Arial" w:hAnsi="Arial" w:cs="Arial"/>
+          <w:noProof/>
+          <w:sz w:val="20"/>
+          <w:szCs w:val="20"/>
+          <w:lang w:bidi="es-ES"/>
+        </w:rPr>
+        <w:t>fecha_cdp</w:t>
+      </w:r>
+      <w:proofErr w:type="spellEnd"/>
+      <w:r>
+        <w:rPr>
+          <w:rFonts w:ascii="Arial" w:hAnsi="Arial" w:cs="Arial"/>
+          <w:noProof/>
+          <w:sz w:val="20"/>
+          <w:szCs w:val="20"/>
+          <w:lang w:bidi="es-ES"/>
+        </w:rPr>
+        <w:t>}</w:t>
+      </w:r>
+      <w:r>
+        <w:rPr>
+          <w:rFonts w:ascii="Arial" w:hAnsi="Arial" w:cs="Arial"/>
+          <w:sz w:val="20"/>
+          <w:szCs w:val="20"/>
+          <w:lang w:val="es-ES"/>
+        </w:rPr>
+        <w:t>.</w:t>
+      </w:r>
+    </w:p>
+    <w:p>
+      <w:pPr>
+        <w:jc w:val="both"/>
+        <w:rPr>
+          <w:rFonts w:ascii="Arial" w:hAnsi="Arial" w:cs="Arial"/>
+          <w:bCs/>
+          <w:sz w:val="20"/>
+          <w:szCs w:val="20"/>
+          <w:lang w:bidi="es-ES"/>
+        </w:rPr>
+      </w:pPr>
+      <w:r>
+        <w:rPr>
+          <w:rFonts w:ascii="Arial" w:hAnsi="Arial" w:cs="Arial"/>
+          <w:b/>
+          <w:sz w:val="20"/>
+          <w:szCs w:val="20"/>
+          <w:lang w:bidi="es-ES"/>
+        </w:rPr>
+        <w:t>PARAGRAFO PRIMERO: MOD</w:t>
+      </w:r>
+      <w:r>
+        <w:rPr>
+          <w:rFonts w:ascii="Arial" w:hAnsi="Arial" w:cs="Arial"/>
+          <w:b/>
+          <w:bCs/>
+          <w:sz w:val="20"/>
+          <w:szCs w:val="20"/>
+          <w:lang w:bidi="es-ES"/>
+        </w:rPr>
+        <w:t xml:space="preserve">IFICACIÓN DE LA APROPIACIÓN PRESUPUESTAL, </w:t>
+      </w:r>
+      <w:r>
+        <w:rPr>
+          <w:rFonts w:ascii="Arial" w:hAnsi="Arial" w:cs="Arial"/>
+          <w:bCs/>
+          <w:sz w:val="20"/>
+          <w:szCs w:val="20"/>
+          <w:lang w:bidi="es-ES"/>
+        </w:rPr>
+        <w:t xml:space="preserve">Las partes acuerdan que en el evento en que sea necesario modificar la presente clausula, el MDN-EJERCITO NACIONAL-DISANEJC-DMMED, podrá hacerlo unilateralmente sin que sea necesario la suscripción de un contrato modificatorio por tratarse de un trámite ajeno a la voluntad del contratista. </w:t>
+      </w:r>
+    </w:p>
+    <w:p>
+      <w:pPr>
+        <w:jc w:val="both"/>
+        <w:rPr>
+          <w:rFonts w:ascii="Arial" w:hAnsi="Arial" w:cs="Arial"/>
+          <w:bCs/>
+          <w:sz w:val="20"/>
+          <w:szCs w:val="20"/>
+          <w:lang w:bidi="es-ES"/>
+        </w:rPr>
+      </w:pPr>
+    </w:p>
+    <w:p>
+      <w:pPr>
+        <w:jc w:val="both"/>
+        <w:rPr>
+          <w:rFonts w:ascii="Arial" w:hAnsi="Arial" w:cs="Arial"/>
+          <w:bCs/>
+          <w:sz w:val="20"/>
+          <w:szCs w:val="20"/>
+          <w:lang w:bidi="es-ES"/>
+        </w:rPr>
+      </w:pPr>
+      <w:r>
+        <w:rPr>
+          <w:rFonts w:ascii="Arial" w:hAnsi="Arial" w:cs="Arial"/>
+          <w:b/>
+          <w:sz w:val="20"/>
+          <w:szCs w:val="20"/>
+          <w:lang w:bidi="es-ES"/>
+        </w:rPr>
+        <w:t xml:space="preserve">CLAUSULA QUINTA- LUGAR DE EJECUCION: </w:t>
+      </w:r>
+      <w:r>
+        <w:rPr>
+          <w:rFonts w:ascii="Arial" w:hAnsi="Arial" w:cs="Arial"/>
+          <w:bCs/>
+          <w:sz w:val="20"/>
+          <w:szCs w:val="20"/>
+          <w:lang w:val="es-ES" w:bidi="es-ES"/>
+        </w:rPr>
+        <w:t xml:space="preserve">Para el cumplimiento de las obligaciones derivadas del presente Contrato las partes acuerdan como lugar de ejecución la Ciudad de Medellín, en las instalaciones del </w:t>
+      </w:r>
+      <w:r>
+        <w:rPr>
+          <w:rFonts w:ascii="Arial" w:hAnsi="Arial" w:cs="Arial"/>
+          <w:bCs/>
+          <w:sz w:val="20"/>
+          <w:szCs w:val="20"/>
+          <w:lang w:val="es-ES" w:bidi="es-ES"/>
+        </w:rPr>
+        <w:t>${</w:t>
+      </w:r>
+      <w:proofErr w:type="spellStart"/>
+      <w:r>
+        <w:rPr>
+          <w:rFonts w:ascii="Arial" w:hAnsi="Arial" w:cs="Arial"/>
+          <w:bCs/>
+          <w:sz w:val="20"/>
+          <w:szCs w:val="20"/>
+          <w:lang w:val="es-ES" w:bidi="es-ES"/>
+        </w:rPr>
+        <w:t>lugar_ejecuccion</w:t>
+      </w:r>
+      <w:proofErr w:type="spellEnd"/>
+      <w:r>
+        <w:rPr>
+          <w:rFonts w:ascii="Arial" w:hAnsi="Arial" w:cs="Arial"/>
+          <w:bCs/>
+          <w:sz w:val="20"/>
+          <w:szCs w:val="20"/>
+          <w:lang w:val="es-ES" w:bidi="es-ES"/>
+        </w:rPr>
+        <w:t>}</w:t>
+      </w:r>
+      <w:r>
+        <w:rPr>
+          <w:rFonts w:ascii="Arial" w:hAnsi="Arial" w:cs="Arial"/>
+          <w:bCs/>
+          <w:sz w:val="20"/>
+          <w:szCs w:val="20"/>
+          <w:lang w:val="es-ES" w:bidi="es-ES"/>
+        </w:rPr>
+        <w:t xml:space="preserve">, ubicado en la </w:t>
+      </w:r>
+      <w:r>
+        <w:rPr>
+          <w:rFonts w:ascii="Arial" w:hAnsi="Arial" w:cs="Arial"/>
+          <w:bCs/>
+          <w:sz w:val="20"/>
+          <w:szCs w:val="20"/>
+          <w:lang w:val="es-ES" w:bidi="es-ES"/>
+        </w:rPr>
+        <w:t>${</w:t>
+      </w:r>
+      <w:proofErr w:type="spellStart"/>
+      <w:r>
+        <w:rPr>
+          <w:rFonts w:ascii="Arial" w:hAnsi="Arial" w:cs="Arial"/>
+          <w:bCs/>
+          <w:sz w:val="20"/>
+          <w:szCs w:val="20"/>
+          <w:lang w:val="es-ES" w:bidi="es-ES"/>
+        </w:rPr>
+        <w:t>direcci</w:t>
+      </w:r>
+      <w:r>
+        <w:rPr>
+          <w:rFonts w:ascii="Arial" w:hAnsi="Arial" w:cs="Arial"/>
+          <w:bCs/>
+          <w:sz w:val="20"/>
+          <w:szCs w:val="20"/>
+          <w:lang w:val="es-ES" w:bidi="es-ES"/>
+        </w:rPr>
+        <w:t>o</w:t>
+      </w:r>
+      <w:r>
+        <w:rPr>
+          <w:rFonts w:ascii="Arial" w:hAnsi="Arial" w:cs="Arial"/>
+          <w:bCs/>
+          <w:sz w:val="20"/>
+          <w:szCs w:val="20"/>
+          <w:lang w:val="es-ES" w:bidi="es-ES"/>
+        </w:rPr>
+        <w:t>n_lugar_ejecuccion</w:t>
+      </w:r>
+      <w:proofErr w:type="spellEnd"/>
+      <w:r>
+        <w:rPr>
+          <w:rFonts w:ascii="Arial" w:hAnsi="Arial" w:cs="Arial"/>
+          <w:bCs/>
+          <w:sz w:val="20"/>
+          <w:szCs w:val="20"/>
+          <w:lang w:val="es-ES" w:bidi="es-ES"/>
+        </w:rPr>
+        <w:t>}</w:t>
+      </w:r>
+      <w:r>
+        <w:rPr>
+          <w:rFonts w:ascii="Arial" w:hAnsi="Arial" w:cs="Arial"/>
+          <w:bCs/>
+          <w:sz w:val="20"/>
+          <w:szCs w:val="20"/>
+          <w:lang w:val="es-ES" w:bidi="es-ES"/>
+        </w:rPr>
+        <w:t xml:space="preserve">, no obstante, y de acuerdo a la necesidad de los diferentes establecimientos EL CONTRATISTA deberá prestar sus servicios en los dispensarios médicos centralizados por el DMMED pertenecientes a la Regional No. 7 de Sanidad Militar de acuerdo a las necesidades y/o contingencias que se puedan presentar en los diferentes establecimientos, en este punto se reitera que una vez superada la misma deberá retornar al ESM de origen previa coordinación con el supervisor de contrato, adicionalmente </w:t>
+      </w:r>
+      <w:r>
+        <w:rPr>
+          <w:rFonts w:ascii="Arial" w:hAnsi="Arial" w:cs="Arial"/>
+          <w:bCs/>
+          <w:sz w:val="20"/>
+          <w:szCs w:val="20"/>
+          <w:lang w:bidi="es-ES"/>
+        </w:rPr>
+        <w:t>y de acuerdo con las obligaciones establecidas en este contrato, en el momento que el contratista, deba desarrollar el cumplimiento del objeto contractual, en MEDELLIN como en otros Municipio o ciudades a nivel nacional, su desplazamiento dependerá de las condiciones de seguridad y orden público de la zona, la cual certificara el supervisor del contrato.</w:t>
+      </w:r>
+    </w:p>
+    <w:p>
+      <w:pPr>
+        <w:jc w:val="both"/>
+        <w:rPr>
+          <w:rFonts w:ascii="Arial" w:hAnsi="Arial" w:cs="Arial"/>
+          <w:bCs/>
+          <w:sz w:val="20"/>
+          <w:szCs w:val="20"/>
+          <w:lang w:bidi="es-ES"/>
+        </w:rPr>
+      </w:pPr>
+    </w:p>
+    <w:p>
+      <w:pPr>
+        <w:jc w:val="both"/>
+        <w:rPr>
+          <w:rFonts w:ascii="Arial" w:hAnsi="Arial" w:cs="Arial"/>
+          <w:bCs/>
+          <w:sz w:val="20"/>
+          <w:szCs w:val="20"/>
+          <w:lang w:val="es-ES" w:bidi="es-ES"/>
+        </w:rPr>
+      </w:pPr>
+      <w:r>
+        <w:rPr>
+          <w:rFonts w:ascii="Arial" w:hAnsi="Arial" w:cs="Arial"/>
+          <w:b/>
+          <w:sz w:val="20"/>
+          <w:szCs w:val="20"/>
+          <w:lang w:bidi="es-ES"/>
+        </w:rPr>
+        <w:t>CLAUSULA SEXTA- PLAZO DE EJECUCION</w:t>
+      </w:r>
+      <w:r>
+        <w:rPr>
+          <w:rFonts w:ascii="Arial" w:hAnsi="Arial" w:cs="Arial"/>
+          <w:bCs/>
+          <w:sz w:val="20"/>
+          <w:szCs w:val="20"/>
+          <w:lang w:bidi="es-ES"/>
+        </w:rPr>
+        <w:t xml:space="preserve">: </w:t>
+      </w:r>
+      <w:r>
+        <w:rPr>
+          <w:rFonts w:ascii="Arial" w:hAnsi="Arial" w:cs="Arial"/>
+          <w:bCs/>
+          <w:sz w:val="20"/>
+          <w:szCs w:val="20"/>
+          <w:lang w:val="es-ES" w:bidi="es-ES"/>
+        </w:rPr>
+        <w:t xml:space="preserve">El plazo de ejecución del contrato celebrado será a partir de su perfeccionamiento con la suscripción del acta de inicio previa aprobación de pólizas y expedición de Registro Presupuestal, </w:t>
+      </w:r>
+      <w:r>
+        <w:rPr>
+          <w:rFonts w:ascii="Arial" w:hAnsi="Arial" w:cs="Arial"/>
+          <w:b/>
+          <w:bCs/>
+          <w:sz w:val="20"/>
+          <w:szCs w:val="20"/>
+          <w:lang w:val="es-ES" w:bidi="es-ES"/>
+        </w:rPr>
+        <w:t>hasta</w:t>
+      </w:r>
+      <w:r>
+        <w:rPr>
+          <w:rFonts w:ascii="Arial" w:hAnsi="Arial" w:cs="Arial"/>
+          <w:b/>
+          <w:bCs/>
+          <w:sz w:val="20"/>
+          <w:szCs w:val="20"/>
+          <w:lang w:val="es-ES" w:bidi="es-ES"/>
+        </w:rPr>
+        <w:t xml:space="preserve"> el</w:t>
+      </w:r>
+      <w:r>
+        <w:rPr>
+          <w:rFonts w:ascii="Arial" w:hAnsi="Arial" w:cs="Arial"/>
+          <w:b/>
+          <w:bCs/>
+          <w:sz w:val="20"/>
+          <w:szCs w:val="20"/>
+          <w:lang w:val="es-ES" w:bidi="es-ES"/>
         </w:rPr>
         <w:t xml:space="preserve"> </w:t>
       </w:r>
+      <w:r>
+        <w:rPr>
+          <w:rFonts w:ascii="Arial" w:hAnsi="Arial" w:cs="Arial"/>
+          <w:b/>
+          <w:bCs/>
+          <w:sz w:val="20"/>
+          <w:szCs w:val="20"/>
+          <w:lang w:val="es-ES" w:bidi="es-ES"/>
+        </w:rPr>
+        <w:t>${</w:t>
+      </w:r>
+      <w:proofErr w:type="spellStart"/>
+      <w:r>
+        <w:rPr>
+          <w:rFonts w:ascii="Arial" w:hAnsi="Arial" w:cs="Arial"/>
+          <w:b/>
+          <w:bCs/>
+          <w:sz w:val="20"/>
+          <w:szCs w:val="20"/>
+          <w:lang w:val="es-ES" w:bidi="es-ES"/>
+        </w:rPr>
+        <w:t>d</w:t>
+      </w:r>
+      <w:r>
+        <w:rPr>
+          <w:rFonts w:ascii="Arial" w:hAnsi="Arial" w:cs="Arial"/>
+          <w:b/>
+          <w:bCs/>
+          <w:sz w:val="20"/>
+          <w:szCs w:val="20"/>
+          <w:lang w:val="es-ES" w:bidi="es-ES"/>
+        </w:rPr>
+        <w:t>i</w:t>
+      </w:r>
+      <w:r>
+        <w:rPr>
+          <w:rFonts w:ascii="Arial" w:hAnsi="Arial" w:cs="Arial"/>
+          <w:b/>
+          <w:bCs/>
+          <w:sz w:val="20"/>
+          <w:szCs w:val="20"/>
+          <w:lang w:val="es-ES" w:bidi="es-ES"/>
+        </w:rPr>
+        <w:t>a_final_contrato</w:t>
+      </w:r>
+      <w:proofErr w:type="spellEnd"/>
+      <w:r>
+        <w:rPr>
+          <w:rFonts w:ascii="Arial" w:hAnsi="Arial" w:cs="Arial"/>
+          <w:b/>
+          <w:bCs/>
+          <w:sz w:val="20"/>
+          <w:szCs w:val="20"/>
+          <w:lang w:val="es-ES" w:bidi="es-ES"/>
+        </w:rPr>
+        <w:t>}</w:t>
+      </w:r>
+      <w:r>
+        <w:rPr>
+          <w:rFonts w:ascii="Arial" w:hAnsi="Arial" w:cs="Arial"/>
+          <w:b/>
+          <w:bCs/>
+          <w:noProof/>
+          <w:sz w:val="20"/>
+          <w:szCs w:val="20"/>
+          <w:lang w:val="es-ES" w:bidi="es-ES"/>
+        </w:rPr>
+        <w:t xml:space="preserve"> de </w:t>
+      </w:r>
+      <w:r>
+        <w:rPr>
+          <w:rFonts w:ascii="Arial" w:hAnsi="Arial" w:cs="Arial"/>
+          <w:b/>
+          <w:bCs/>
+          <w:noProof/>
+          <w:sz w:val="20"/>
+          <w:szCs w:val="20"/>
+          <w:lang w:val="es-ES" w:bidi="es-ES"/>
+        </w:rPr>
+        <w:t>${</w:t>
+      </w:r>
+      <w:r>
+        <w:rPr>
+          <w:rFonts w:ascii="Arial" w:hAnsi="Arial" w:cs="Arial"/>
+          <w:b/>
+          <w:bCs/>
+          <w:noProof/>
+          <w:sz w:val="20"/>
+          <w:szCs w:val="20"/>
+          <w:lang w:val="es-ES" w:bidi="es-ES"/>
+        </w:rPr>
+        <w:t>mes_final_contrato}</w:t>
+      </w:r>
+      <w:r>
+        <w:rPr>
+          <w:rFonts w:ascii="Arial" w:hAnsi="Arial" w:cs="Arial"/>
+          <w:b/>
+          <w:bCs/>
+          <w:noProof/>
+          <w:sz w:val="20"/>
+          <w:szCs w:val="20"/>
+          <w:lang w:val="es-ES" w:bidi="es-ES"/>
+        </w:rPr>
+        <w:t xml:space="preserve"> de </w:t>
+      </w:r>
+      <w:r>
+        <w:rPr>
+          <w:rFonts w:ascii="Arial" w:hAnsi="Arial" w:cs="Arial"/>
+          <w:b/>
+          <w:bCs/>
+          <w:noProof/>
+          <w:sz w:val="20"/>
+          <w:szCs w:val="20"/>
+          <w:lang w:val="es-ES" w:bidi="es-ES"/>
+        </w:rPr>
+        <w:t>${</w:t>
+      </w:r>
+      <w:r>
+        <w:rPr>
+          <w:rFonts w:ascii="Arial" w:hAnsi="Arial" w:cs="Arial"/>
+          <w:b/>
+          <w:bCs/>
+          <w:noProof/>
+          <w:sz w:val="20"/>
+          <w:szCs w:val="20"/>
+          <w:lang w:val="es-ES" w:bidi="es-ES"/>
+        </w:rPr>
+        <w:t>anio_final_contrato}</w:t>
+      </w:r>
+      <w:r>
+        <w:rPr>
+          <w:rFonts w:ascii="Arial" w:hAnsi="Arial" w:cs="Arial"/>
+          <w:bCs/>
+          <w:sz w:val="20"/>
+          <w:szCs w:val="20"/>
+          <w:lang w:val="es-ES" w:bidi="es-ES"/>
+        </w:rPr>
+        <w:t>. EL CONTRATISTA prestará sus servicios en forma independiente y con total autonomía. En ningún caso existirá relación laboral entre EL CONTRATANTE y EL CONTRATISTA, en consecuencia, EL CONTRATISTA asume en forma total y exclusiva la absoluta responsabilidad que se derive de sus actos u omisiones, así como por la calidad e idoneidad de los servicios que preste.</w:t>
+      </w:r>
+    </w:p>
+    <w:p>
+      <w:pPr>
+        <w:jc w:val="both"/>
+        <w:rPr>
+          <w:rFonts w:ascii="Arial" w:hAnsi="Arial" w:cs="Arial"/>
+          <w:b/>
+          <w:bCs/>
+          <w:sz w:val="20"/>
+          <w:szCs w:val="20"/>
+          <w:lang w:val="es-ES" w:bidi="es-ES"/>
+        </w:rPr>
+      </w:pPr>
+    </w:p>
+    <w:p>
+      <w:pPr>
+        <w:jc w:val="both"/>
+        <w:rPr>
+          <w:rFonts w:ascii="Arial" w:hAnsi="Arial" w:cs="Arial"/>
+          <w:b/>
+          <w:bCs/>
+          <w:sz w:val="20"/>
+          <w:szCs w:val="20"/>
+          <w:lang w:val="es-ES" w:bidi="es-ES"/>
+        </w:rPr>
+      </w:pPr>
+      <w:r>
+        <w:rPr>
+          <w:rFonts w:ascii="Arial" w:hAnsi="Arial" w:cs="Arial"/>
+          <w:b/>
+          <w:bCs/>
+          <w:sz w:val="20"/>
+          <w:szCs w:val="20"/>
+          <w:lang w:val="es-ES" w:bidi="es-ES"/>
+        </w:rPr>
+        <w:t xml:space="preserve">PARAGRAFO PRIMERO. </w:t>
+      </w:r>
+      <w:r>
+        <w:rPr>
+          <w:rFonts w:ascii="Arial" w:hAnsi="Arial" w:cs="Arial"/>
+          <w:bCs/>
+          <w:sz w:val="20"/>
+          <w:szCs w:val="20"/>
+          <w:lang w:val="es-ES" w:bidi="es-ES"/>
+        </w:rPr>
+        <w:t xml:space="preserve">En caso de incapacidad o accidente, las partes actuaran conforme a lo que a ellas corresponda y en ningún caso se entenderá como suspendido el contrato (salvo mutuo acuerdo entre las partes), finalizando el mismo en la fecha inicialmente pactada o cuando se agote el presupuesto disponible. </w:t>
+      </w:r>
+    </w:p>
+    <w:p>
+      <w:pPr>
+        <w:jc w:val="both"/>
+        <w:rPr>
+          <w:rFonts w:ascii="Arial" w:hAnsi="Arial" w:cs="Arial"/>
+          <w:b/>
+          <w:bCs/>
+          <w:sz w:val="20"/>
+          <w:szCs w:val="20"/>
+          <w:lang w:val="es-ES" w:bidi="es-ES"/>
+        </w:rPr>
+      </w:pPr>
+    </w:p>
+    <w:p>
+      <w:pPr>
+        <w:jc w:val="both"/>
+        <w:rPr>
+          <w:rFonts w:ascii="Arial" w:hAnsi="Arial" w:cs="Arial"/>
+          <w:bCs/>
+          <w:sz w:val="20"/>
+          <w:szCs w:val="20"/>
+          <w:lang w:val="es-ES" w:bidi="es-ES"/>
+        </w:rPr>
+      </w:pPr>
+      <w:r>
+        <w:rPr>
+          <w:rFonts w:ascii="Arial" w:hAnsi="Arial" w:cs="Arial"/>
+          <w:b/>
+          <w:bCs/>
+          <w:sz w:val="20"/>
+          <w:szCs w:val="20"/>
+          <w:lang w:val="es-ES" w:bidi="es-ES"/>
+        </w:rPr>
+        <w:t xml:space="preserve">PARAGRAFO SEGUNDO. </w:t>
+      </w:r>
+      <w:r>
+        <w:rPr>
+          <w:rFonts w:ascii="Arial" w:hAnsi="Arial" w:cs="Arial"/>
+          <w:bCs/>
+          <w:sz w:val="20"/>
+          <w:szCs w:val="20"/>
+          <w:lang w:val="es-ES" w:bidi="es-ES"/>
+        </w:rPr>
+        <w:t>Es responsabilidad del CONTRATISTA implementar todas las medidas de autoprotección y autocuidado referentes a la práctica de su actividad, adicionalmente debe propender a la preservación de su salud y la de su equipo de trabajo informando cualquier novedad que pueda poner en riesgo su integridad física o psicológica y la de su entorno laboral.</w:t>
+      </w:r>
+    </w:p>
+    <w:p>
+      <w:pPr>
+        <w:jc w:val="both"/>
+        <w:rPr>
+          <w:rFonts w:ascii="Arial" w:hAnsi="Arial" w:cs="Arial"/>
+          <w:bCs/>
+          <w:sz w:val="20"/>
+          <w:szCs w:val="20"/>
+          <w:lang w:val="es-ES" w:bidi="es-ES"/>
+        </w:rPr>
+      </w:pPr>
+    </w:p>
+    <w:p>
+      <w:pPr>
+        <w:jc w:val="both"/>
+        <w:rPr>
+          <w:rFonts w:ascii="Arial" w:hAnsi="Arial" w:cs="Arial"/>
+          <w:bCs/>
+          <w:sz w:val="20"/>
+          <w:szCs w:val="20"/>
+          <w:lang w:val="es-ES" w:bidi="es-ES"/>
+        </w:rPr>
+      </w:pPr>
+      <w:r>
+        <w:rPr>
+          <w:rFonts w:ascii="Arial" w:hAnsi="Arial" w:cs="Arial"/>
+          <w:b/>
+          <w:sz w:val="20"/>
+          <w:szCs w:val="20"/>
+          <w:lang w:bidi="es-ES"/>
+        </w:rPr>
+        <w:t>CLAUSULA SÉPTIMA- GARANTÍA ÚNICA</w:t>
+      </w:r>
+      <w:r>
+        <w:rPr>
+          <w:rFonts w:ascii="Arial" w:hAnsi="Arial" w:cs="Arial"/>
+          <w:bCs/>
+          <w:sz w:val="20"/>
+          <w:szCs w:val="20"/>
+          <w:lang w:val="es-ES" w:bidi="es-ES"/>
+        </w:rPr>
+        <w:t xml:space="preserve">: De acuerdo con lo previsto en el artículo 2.2.1.2.3.1.1 del Decreto 1082 de 2015, EL CONTRATISTA se obliga a constituir dentro de los cinco (05) días hábiles siguientes a la suscripción del contrato las garantías a favor de MINISTERIO DE DEFENSA NACIONAL – DIRECCIÒN DE SANIDAD – DISPENSARIO MÈDICO DE MEDELLIN” con NIT. </w:t>
+      </w:r>
+      <w:r>
+        <w:rPr>
+          <w:rFonts w:ascii="Arial" w:hAnsi="Arial" w:cs="Arial"/>
+          <w:sz w:val="20"/>
+          <w:szCs w:val="20"/>
+        </w:rPr>
+        <w:t xml:space="preserve">901.541.037-1, </w:t>
+      </w:r>
+      <w:r>
+        <w:rPr>
+          <w:rFonts w:ascii="Arial" w:hAnsi="Arial" w:cs="Arial"/>
+          <w:bCs/>
+          <w:sz w:val="20"/>
+          <w:szCs w:val="20"/>
+          <w:lang w:val="es-ES" w:bidi="es-ES"/>
+        </w:rPr>
+        <w:t xml:space="preserve">en una compañía de seguros o entidad bancaria legalmente constituida en Colombia </w:t>
+      </w:r>
+      <w:r>
+        <w:rPr>
+          <w:rFonts w:ascii="Arial" w:hAnsi="Arial" w:cs="Arial"/>
+          <w:bCs/>
+          <w:sz w:val="20"/>
+          <w:szCs w:val="20"/>
+          <w:lang w:bidi="es-ES"/>
+        </w:rPr>
+        <w:t>cuyas pólizas matrices estén debidamente aprobadas por la Superintendencia Bancaria</w:t>
+      </w:r>
+      <w:r>
+        <w:rPr>
+          <w:rFonts w:ascii="Arial" w:hAnsi="Arial" w:cs="Arial"/>
+          <w:bCs/>
+          <w:sz w:val="20"/>
+          <w:szCs w:val="20"/>
+          <w:lang w:val="es-ES" w:bidi="es-ES"/>
+        </w:rPr>
+        <w:t>, las cuales serán aprobadas por el Ordenador del Gasto.</w:t>
+      </w:r>
+    </w:p>
+    <w:p>
+      <w:pPr>
+        <w:jc w:val="both"/>
+        <w:rPr>
+          <w:rFonts w:ascii="Arial" w:hAnsi="Arial" w:cs="Arial"/>
+          <w:bCs/>
+          <w:sz w:val="20"/>
+          <w:szCs w:val="20"/>
+          <w:lang w:val="es-ES" w:bidi="es-ES"/>
+        </w:rPr>
+      </w:pPr>
+      <w:r>
+        <w:rPr>
+          <w:rFonts w:ascii="Arial" w:hAnsi="Arial" w:cs="Arial"/>
+          <w:b/>
+          <w:sz w:val="20"/>
+          <w:szCs w:val="20"/>
+          <w:lang w:val="es-ES" w:bidi="es-ES"/>
+        </w:rPr>
+        <w:t>CUMPLIMIENTO DEL CONTRATO Y CALIDAD DEL SERVICIO</w:t>
+      </w:r>
+      <w:r>
+        <w:rPr>
+          <w:rFonts w:ascii="Arial" w:hAnsi="Arial" w:cs="Arial"/>
+          <w:bCs/>
+          <w:sz w:val="20"/>
+          <w:szCs w:val="20"/>
+          <w:lang w:val="es-ES" w:bidi="es-ES"/>
+        </w:rPr>
+        <w:t xml:space="preserve">, equivalente al diez por ciento (10%) del valor total del contrato, cuya vigencia será igual al plazo de ejecución del contrato y cuatro (4) meses más.  </w:t>
+      </w:r>
+      <w:r>
+        <w:rPr>
+          <w:rFonts w:ascii="Arial" w:hAnsi="Arial" w:cs="Arial"/>
+          <w:b/>
+          <w:sz w:val="20"/>
+          <w:szCs w:val="20"/>
+          <w:u w:val="single"/>
+          <w:lang w:val="es-ES" w:bidi="es-ES"/>
+        </w:rPr>
+        <w:t>Si aplica para la prestación del servicio será exigible póliza de RESPONSABILIDAD CIVIL PROFESIONAL</w:t>
+      </w:r>
+      <w:r>
+        <w:rPr>
+          <w:rFonts w:ascii="Arial" w:hAnsi="Arial" w:cs="Arial"/>
+          <w:bCs/>
+          <w:sz w:val="20"/>
+          <w:szCs w:val="20"/>
+          <w:lang w:val="es-ES" w:bidi="es-ES"/>
+        </w:rPr>
+        <w:t>, por doscientos salarios mínimos mensuales legales vigentes (200 SMLMV), con una vigencia por el termino de ejecución del contrato. De conformidad con el artículo 2.2.1.2.3.1.5 del Decreto 1082 de 26 de mayo de 2015. El amparo de cumplimiento del contrato cubrirá al MINISTERIO DE DEFENSA NACIONAL – DIRECCIÒN DE SANIDAD – DISPENSARIO MÈDICO DE MEDELLÍN, de los perjuicios derivados del incumplimiento total o parcial del contrato, cuando el incumplimiento es imputable al contratista; el cumplimiento tardío o defectuoso del contrato, cuando el incumplimiento es imputable al contratista y el pago del valor de las multas y de la cláusula penal pecuniaria. En virtud de lo señalado por el artículo 44 de la Ley 610 de 2000, la garantía de cumplimiento cubrirá los perjuicios causados a la entidad estatal como consecuencia de la conducta dolosa o culposa, o de la responsabilidad imputable a los particulares, derivados de un proceso de responsabilidad fiscal, siempre y cuando esos perjuicios deriven del incumplimiento de las obligaciones surgidas del contrato amparado por la garantía.</w:t>
+      </w:r>
+    </w:p>
+    <w:p>
+      <w:pPr>
+        <w:jc w:val="both"/>
+        <w:rPr>
+          <w:rFonts w:ascii="Arial" w:hAnsi="Arial" w:cs="Arial"/>
+          <w:bCs/>
+          <w:sz w:val="20"/>
+          <w:szCs w:val="20"/>
+          <w:lang w:bidi="es-ES"/>
+        </w:rPr>
+      </w:pPr>
+      <w:r>
+        <w:rPr>
+          <w:rFonts w:ascii="Arial" w:hAnsi="Arial" w:cs="Arial"/>
+          <w:bCs/>
+          <w:sz w:val="20"/>
+          <w:szCs w:val="20"/>
+          <w:lang w:bidi="es-ES"/>
+        </w:rPr>
+        <w:lastRenderedPageBreak/>
+        <w:t xml:space="preserve">De igual manera, en cualquier evento en que se aumente o adicione el valor del contrato o se prorrogue su término, </w:t>
+      </w:r>
+      <w:r>
+        <w:rPr>
+          <w:rFonts w:ascii="Arial" w:hAnsi="Arial" w:cs="Arial"/>
+          <w:b/>
+          <w:bCs/>
+          <w:sz w:val="20"/>
+          <w:szCs w:val="20"/>
+          <w:lang w:bidi="es-ES"/>
+        </w:rPr>
+        <w:t xml:space="preserve">EL CONTRATISTA </w:t>
+      </w:r>
+      <w:r>
+        <w:rPr>
+          <w:rFonts w:ascii="Arial" w:hAnsi="Arial" w:cs="Arial"/>
+          <w:bCs/>
+          <w:sz w:val="20"/>
+          <w:szCs w:val="20"/>
+          <w:lang w:bidi="es-ES"/>
+        </w:rPr>
+        <w:t xml:space="preserve">deberá ampliar el valor de la garantía única otorgada y/o ampliar su vigencia, según el caso. Dicha póliza podrá hacerla efectiva el </w:t>
+      </w:r>
+      <w:r>
+        <w:rPr>
+          <w:rFonts w:ascii="Arial" w:hAnsi="Arial" w:cs="Arial"/>
+          <w:b/>
+          <w:bCs/>
+          <w:sz w:val="20"/>
+          <w:szCs w:val="20"/>
+          <w:lang w:bidi="es-ES"/>
+        </w:rPr>
+        <w:t>MINISTERIO DE DEFENSA NACIONAL -</w:t>
+      </w:r>
+      <w:r>
+        <w:rPr>
+          <w:rFonts w:ascii="Arial" w:hAnsi="Arial" w:cs="Arial"/>
+          <w:bCs/>
+          <w:sz w:val="20"/>
+          <w:szCs w:val="20"/>
+          <w:lang w:bidi="es-ES"/>
+        </w:rPr>
+        <w:t xml:space="preserve"> </w:t>
+      </w:r>
+      <w:r>
+        <w:rPr>
+          <w:rFonts w:ascii="Arial" w:hAnsi="Arial" w:cs="Arial"/>
+          <w:b/>
+          <w:bCs/>
+          <w:sz w:val="20"/>
+          <w:szCs w:val="20"/>
+          <w:lang w:bidi="es-ES"/>
+        </w:rPr>
+        <w:t>EJÉRCITO NACIONAL - DIRECCION DE SANIDAD EJERCITO – DISPENSARIO MEDICO DE MEDELLIN</w:t>
+      </w:r>
+      <w:r>
+        <w:rPr>
+          <w:rFonts w:ascii="Arial" w:hAnsi="Arial" w:cs="Arial"/>
+          <w:bCs/>
+          <w:sz w:val="20"/>
+          <w:szCs w:val="20"/>
+          <w:lang w:bidi="es-ES"/>
+        </w:rPr>
+        <w:t xml:space="preserve"> en caso de incumplimiento parcial o total o terminación del contrato por hechos imputables al contratista.</w:t>
+      </w:r>
+    </w:p>
+    <w:p>
+      <w:pPr>
+        <w:jc w:val="both"/>
+        <w:rPr>
+          <w:rFonts w:ascii="Arial" w:hAnsi="Arial" w:cs="Arial"/>
+          <w:bCs/>
+          <w:sz w:val="20"/>
+          <w:szCs w:val="20"/>
+          <w:lang w:bidi="es-ES"/>
+        </w:rPr>
+      </w:pPr>
+      <w:r>
+        <w:rPr>
+          <w:rFonts w:ascii="Arial" w:hAnsi="Arial" w:cs="Arial"/>
+          <w:b/>
+          <w:bCs/>
+          <w:sz w:val="20"/>
+          <w:szCs w:val="20"/>
+          <w:lang w:bidi="es-ES"/>
+        </w:rPr>
+        <w:t>PARÁGRAFO PRIMERO</w:t>
+      </w:r>
+      <w:r>
+        <w:rPr>
+          <w:rFonts w:ascii="Arial" w:hAnsi="Arial" w:cs="Arial"/>
+          <w:bCs/>
+          <w:sz w:val="20"/>
+          <w:szCs w:val="20"/>
+          <w:lang w:bidi="es-ES"/>
+        </w:rPr>
+        <w:t>: En la garantía deberá constar expresamente que se ampara el cumplimiento del contrato, el pago de las multas y de la cláusula penal pecuniaria convenida y que la entidad aseguradora renuncie al beneficio de excusión. En todo caso deberá reponer la garantía cuando el valor de la misma se vea afectada por razón de siniestros, dentro de los cinco (5) días calendario siguiente a la ejecutoria del acto o sentencia que así lo declare. Tratándose de pólizas no expirara por falta de pago de la prima o revocatoria unilateral.</w:t>
+      </w:r>
+    </w:p>
+    <w:p>
+      <w:pPr>
+        <w:jc w:val="both"/>
+        <w:rPr>
+          <w:rFonts w:ascii="Arial" w:hAnsi="Arial" w:cs="Arial"/>
+          <w:bCs/>
+          <w:sz w:val="20"/>
+          <w:szCs w:val="20"/>
+          <w:lang w:bidi="es-ES"/>
+        </w:rPr>
+      </w:pPr>
+      <w:r>
+        <w:rPr>
+          <w:rFonts w:ascii="Arial" w:hAnsi="Arial" w:cs="Arial"/>
+          <w:b/>
+          <w:bCs/>
+          <w:sz w:val="20"/>
+          <w:szCs w:val="20"/>
+          <w:lang w:bidi="es-ES"/>
+        </w:rPr>
+        <w:t xml:space="preserve">PARÁGRAFO SEGUNDO: </w:t>
+      </w:r>
+      <w:r>
+        <w:rPr>
+          <w:rFonts w:ascii="Arial" w:hAnsi="Arial" w:cs="Arial"/>
+          <w:bCs/>
+          <w:sz w:val="20"/>
+          <w:szCs w:val="20"/>
+          <w:lang w:bidi="es-ES"/>
+        </w:rPr>
+        <w:t xml:space="preserve">restablecimiento o ampliación de la garantía– EL CONTRATISTA deberá restablecer el valor de las garantías, cuando se hayan visto reducidas por razón de las reclamaciones del </w:t>
+      </w:r>
+      <w:r>
+        <w:rPr>
+          <w:rFonts w:ascii="Arial" w:hAnsi="Arial" w:cs="Arial"/>
+          <w:b/>
+          <w:bCs/>
+          <w:sz w:val="20"/>
+          <w:szCs w:val="20"/>
+          <w:lang w:bidi="es-ES"/>
+        </w:rPr>
+        <w:t>MINISTERIO DE DEFENSA – EJERCITO NACIONAL – DIRECCION DE SANIDAD EJERCITO</w:t>
+      </w:r>
+      <w:r>
+        <w:rPr>
+          <w:rFonts w:ascii="Arial" w:hAnsi="Arial" w:cs="Arial"/>
+          <w:bCs/>
+          <w:sz w:val="20"/>
+          <w:szCs w:val="20"/>
+          <w:lang w:bidi="es-ES"/>
+        </w:rPr>
+        <w:t xml:space="preserve">. De igual manera en cualquier evento en que se aumente o adicione el valor del contrato y/o se prorrogue su término, </w:t>
+      </w:r>
+      <w:r>
+        <w:rPr>
+          <w:rFonts w:ascii="Arial" w:hAnsi="Arial" w:cs="Arial"/>
+          <w:b/>
+          <w:bCs/>
+          <w:sz w:val="20"/>
+          <w:szCs w:val="20"/>
+          <w:lang w:bidi="es-ES"/>
+        </w:rPr>
+        <w:t>EL CONTRATISTA</w:t>
+      </w:r>
+      <w:r>
+        <w:rPr>
+          <w:rFonts w:ascii="Arial" w:hAnsi="Arial" w:cs="Arial"/>
+          <w:bCs/>
+          <w:sz w:val="20"/>
+          <w:szCs w:val="20"/>
+          <w:lang w:bidi="es-ES"/>
+        </w:rPr>
+        <w:t xml:space="preserve"> deberá ampliar el valor y/o vigencia de las garantías otorgadas.</w:t>
+      </w:r>
+    </w:p>
+    <w:p>
+      <w:pPr>
+        <w:jc w:val="both"/>
+        <w:rPr>
+          <w:rFonts w:ascii="Arial" w:hAnsi="Arial" w:cs="Arial"/>
+          <w:bCs/>
+          <w:sz w:val="20"/>
+          <w:szCs w:val="20"/>
+          <w:lang w:bidi="es-ES"/>
+        </w:rPr>
+      </w:pPr>
+      <w:r>
+        <w:rPr>
+          <w:rFonts w:ascii="Arial" w:hAnsi="Arial" w:cs="Arial"/>
+          <w:b/>
+          <w:bCs/>
+          <w:sz w:val="20"/>
+          <w:szCs w:val="20"/>
+          <w:lang w:bidi="es-ES"/>
+        </w:rPr>
+        <w:t>PARÁGRAFO TERCERO:</w:t>
+      </w:r>
+      <w:r>
+        <w:rPr>
+          <w:rFonts w:ascii="Arial" w:hAnsi="Arial" w:cs="Arial"/>
+          <w:bCs/>
+          <w:sz w:val="20"/>
+          <w:szCs w:val="20"/>
+          <w:lang w:bidi="es-ES"/>
+        </w:rPr>
+        <w:t xml:space="preserve"> Si </w:t>
+      </w:r>
+      <w:r>
+        <w:rPr>
+          <w:rFonts w:ascii="Arial" w:hAnsi="Arial" w:cs="Arial"/>
+          <w:b/>
+          <w:bCs/>
+          <w:sz w:val="20"/>
+          <w:szCs w:val="20"/>
+          <w:lang w:bidi="es-ES"/>
+        </w:rPr>
+        <w:t>EL CONTRATISTA</w:t>
+      </w:r>
+      <w:r>
+        <w:rPr>
+          <w:rFonts w:ascii="Arial" w:hAnsi="Arial" w:cs="Arial"/>
+          <w:bCs/>
+          <w:sz w:val="20"/>
+          <w:szCs w:val="20"/>
+          <w:lang w:bidi="es-ES"/>
+        </w:rPr>
+        <w:t xml:space="preserve"> se negare a constituir la garantía, así como a no otorgarla en los términos, cuantía y duración establecidos en esta cláusula, </w:t>
+      </w:r>
+      <w:r>
+        <w:rPr>
+          <w:rFonts w:ascii="Arial" w:hAnsi="Arial" w:cs="Arial"/>
+          <w:b/>
+          <w:bCs/>
+          <w:sz w:val="20"/>
+          <w:szCs w:val="20"/>
+          <w:lang w:bidi="es-ES"/>
+        </w:rPr>
+        <w:t>EL MINISTERIO DE DEFENSA – EJERCITO NACIONAL – DIRECCION DE SANIDAD EJERCITO</w:t>
+      </w:r>
+      <w:r>
+        <w:rPr>
+          <w:rFonts w:ascii="Arial" w:hAnsi="Arial" w:cs="Arial"/>
+          <w:bCs/>
+          <w:sz w:val="20"/>
+          <w:szCs w:val="20"/>
+          <w:lang w:bidi="es-ES"/>
+        </w:rPr>
+        <w:t xml:space="preserve"> podrá dar por terminado el contrato unilateralmente.</w:t>
+      </w:r>
+    </w:p>
+    <w:p>
+      <w:pPr>
+        <w:jc w:val="both"/>
+        <w:rPr>
+          <w:rFonts w:ascii="Arial" w:hAnsi="Arial" w:cs="Arial"/>
+          <w:bCs/>
+          <w:sz w:val="20"/>
+          <w:szCs w:val="20"/>
+          <w:lang w:bidi="es-ES"/>
+        </w:rPr>
+      </w:pPr>
+      <w:r>
+        <w:rPr>
+          <w:rFonts w:ascii="Arial" w:hAnsi="Arial" w:cs="Arial"/>
+          <w:b/>
+          <w:bCs/>
+          <w:sz w:val="20"/>
+          <w:szCs w:val="20"/>
+          <w:lang w:bidi="es-ES"/>
+        </w:rPr>
+        <w:t xml:space="preserve">PARÁGRAFO CUARTO: </w:t>
+      </w:r>
+      <w:r>
+        <w:rPr>
+          <w:rFonts w:ascii="Arial" w:hAnsi="Arial" w:cs="Arial"/>
+          <w:bCs/>
+          <w:sz w:val="20"/>
+          <w:szCs w:val="20"/>
+          <w:lang w:bidi="es-ES"/>
+        </w:rPr>
+        <w:t>El contratista deberá constituir la garantía dentro de los cinco (5) días calendario siguiente a la suscripción del contrato.</w:t>
+      </w:r>
+    </w:p>
+    <w:p>
+      <w:pPr>
+        <w:jc w:val="both"/>
+        <w:rPr>
+          <w:rFonts w:ascii="Arial" w:hAnsi="Arial" w:cs="Arial"/>
+          <w:bCs/>
+          <w:sz w:val="20"/>
+          <w:szCs w:val="20"/>
+          <w:lang w:bidi="es-ES"/>
+        </w:rPr>
+      </w:pPr>
+    </w:p>
+    <w:p>
+      <w:pPr>
+        <w:jc w:val="both"/>
+        <w:rPr>
+          <w:rFonts w:ascii="Arial" w:hAnsi="Arial" w:cs="Arial"/>
+          <w:bCs/>
+          <w:sz w:val="20"/>
+          <w:szCs w:val="20"/>
+          <w:lang w:bidi="es-ES"/>
+        </w:rPr>
+      </w:pPr>
+      <w:r>
+        <w:rPr>
+          <w:rFonts w:ascii="Arial" w:hAnsi="Arial" w:cs="Arial"/>
+          <w:b/>
+          <w:sz w:val="20"/>
+          <w:szCs w:val="20"/>
+          <w:lang w:bidi="es-ES"/>
+        </w:rPr>
+        <w:t>CLAUSULA OCTAVA- INDEMNIDAD:</w:t>
+      </w:r>
+      <w:r>
+        <w:rPr>
+          <w:rFonts w:ascii="Arial" w:hAnsi="Arial" w:cs="Arial"/>
+          <w:bCs/>
+          <w:sz w:val="20"/>
+          <w:szCs w:val="20"/>
+          <w:lang w:bidi="es-ES"/>
+        </w:rPr>
+        <w:t xml:space="preserve"> El contratista se obliga a mantener indemne la entidad contratante, es decir, mantenerla libre de cualquier da</w:t>
+      </w:r>
+      <w:r>
+        <w:rPr>
+          <w:rFonts w:ascii="Arial" w:hAnsi="Arial" w:cs="Arial" w:hint="eastAsia"/>
+          <w:bCs/>
+          <w:sz w:val="20"/>
+          <w:szCs w:val="20"/>
+          <w:lang w:bidi="es-ES"/>
+        </w:rPr>
+        <w:t>ñ</w:t>
+      </w:r>
+      <w:r>
+        <w:rPr>
+          <w:rFonts w:ascii="Arial" w:hAnsi="Arial" w:cs="Arial"/>
+          <w:bCs/>
+          <w:sz w:val="20"/>
+          <w:szCs w:val="20"/>
+          <w:lang w:bidi="es-ES"/>
+        </w:rPr>
+        <w:t>o o perjuicio originado de cualquier reclamaci</w:t>
+      </w:r>
+      <w:r>
+        <w:rPr>
+          <w:rFonts w:ascii="Arial" w:hAnsi="Arial" w:cs="Arial" w:hint="eastAsia"/>
+          <w:bCs/>
+          <w:sz w:val="20"/>
+          <w:szCs w:val="20"/>
+          <w:lang w:bidi="es-ES"/>
+        </w:rPr>
+        <w:t>ó</w:t>
+      </w:r>
+      <w:r>
+        <w:rPr>
+          <w:rFonts w:ascii="Arial" w:hAnsi="Arial" w:cs="Arial"/>
+          <w:bCs/>
+          <w:sz w:val="20"/>
+          <w:szCs w:val="20"/>
+          <w:lang w:bidi="es-ES"/>
+        </w:rPr>
+        <w:t>n proveniente de terceros, cuya causa provenga de sus actividades como contratista, o de los subcontratistas o dependientes.</w:t>
+      </w:r>
+    </w:p>
+    <w:p>
+      <w:pPr>
+        <w:jc w:val="both"/>
+        <w:rPr>
+          <w:rFonts w:ascii="Arial" w:hAnsi="Arial" w:cs="Arial"/>
+          <w:b/>
+          <w:sz w:val="20"/>
+          <w:szCs w:val="20"/>
+          <w:lang w:bidi="es-ES"/>
+        </w:rPr>
+      </w:pPr>
+    </w:p>
+    <w:p>
+      <w:pPr>
+        <w:jc w:val="both"/>
+        <w:rPr>
+          <w:rFonts w:ascii="Arial" w:hAnsi="Arial" w:cs="Arial"/>
+          <w:bCs/>
+          <w:sz w:val="20"/>
+          <w:szCs w:val="20"/>
+          <w:lang w:bidi="es-ES"/>
+        </w:rPr>
+      </w:pPr>
+      <w:r>
+        <w:rPr>
+          <w:rFonts w:ascii="Arial" w:hAnsi="Arial" w:cs="Arial"/>
+          <w:b/>
+          <w:sz w:val="20"/>
+          <w:szCs w:val="20"/>
+          <w:lang w:bidi="es-ES"/>
+        </w:rPr>
+        <w:t>CLAUSULA NOVENA- SUPERVISOR: EL MINISTERIO DE DEFENSA NACIONAL - EJ</w:t>
+      </w:r>
+      <w:r>
+        <w:rPr>
+          <w:rFonts w:ascii="Arial" w:hAnsi="Arial" w:cs="Arial" w:hint="eastAsia"/>
+          <w:b/>
+          <w:sz w:val="20"/>
+          <w:szCs w:val="20"/>
+          <w:lang w:bidi="es-ES"/>
+        </w:rPr>
+        <w:t>É</w:t>
+      </w:r>
+      <w:r>
+        <w:rPr>
+          <w:rFonts w:ascii="Arial" w:hAnsi="Arial" w:cs="Arial"/>
+          <w:b/>
+          <w:sz w:val="20"/>
+          <w:szCs w:val="20"/>
+          <w:lang w:bidi="es-ES"/>
+        </w:rPr>
+        <w:t xml:space="preserve">RCITO NACIONAL </w:t>
+      </w:r>
+      <w:r>
+        <w:rPr>
+          <w:rFonts w:ascii="Arial" w:hAnsi="Arial" w:cs="Arial" w:hint="eastAsia"/>
+          <w:b/>
+          <w:sz w:val="20"/>
+          <w:szCs w:val="20"/>
+          <w:lang w:bidi="es-ES"/>
+        </w:rPr>
+        <w:t>–</w:t>
+      </w:r>
+      <w:r>
+        <w:rPr>
+          <w:rFonts w:ascii="Arial" w:hAnsi="Arial" w:cs="Arial"/>
+          <w:b/>
+          <w:sz w:val="20"/>
+          <w:szCs w:val="20"/>
+          <w:lang w:bidi="es-ES"/>
+        </w:rPr>
+        <w:t xml:space="preserve"> DIRECCION DE SANIDAD EJERCITO- DISPENSARIO MEDICO DE MEDELLIN Y/O EL ESTABLECIMIENTO DE SANIDAD MILITAR CORRESPÓNDIENTE,</w:t>
+      </w:r>
+      <w:r>
+        <w:rPr>
+          <w:rFonts w:ascii="Arial" w:hAnsi="Arial" w:cs="Arial"/>
+          <w:bCs/>
+          <w:sz w:val="20"/>
+          <w:szCs w:val="20"/>
+          <w:lang w:bidi="es-ES"/>
+        </w:rPr>
+        <w:t xml:space="preserve"> ejercer</w:t>
+      </w:r>
+      <w:r>
+        <w:rPr>
+          <w:rFonts w:ascii="Arial" w:hAnsi="Arial" w:cs="Arial" w:hint="eastAsia"/>
+          <w:bCs/>
+          <w:sz w:val="20"/>
+          <w:szCs w:val="20"/>
+          <w:lang w:bidi="es-ES"/>
+        </w:rPr>
+        <w:t>á</w:t>
+      </w:r>
+      <w:r>
+        <w:rPr>
+          <w:rFonts w:ascii="Arial" w:hAnsi="Arial" w:cs="Arial"/>
+          <w:bCs/>
+          <w:sz w:val="20"/>
+          <w:szCs w:val="20"/>
+          <w:lang w:bidi="es-ES"/>
+        </w:rPr>
+        <w:t xml:space="preserve"> la supervisi</w:t>
+      </w:r>
+      <w:r>
+        <w:rPr>
+          <w:rFonts w:ascii="Arial" w:hAnsi="Arial" w:cs="Arial" w:hint="eastAsia"/>
+          <w:bCs/>
+          <w:sz w:val="20"/>
+          <w:szCs w:val="20"/>
+          <w:lang w:bidi="es-ES"/>
+        </w:rPr>
+        <w:t>ó</w:t>
+      </w:r>
+      <w:r>
+        <w:rPr>
+          <w:rFonts w:ascii="Arial" w:hAnsi="Arial" w:cs="Arial"/>
+          <w:bCs/>
+          <w:sz w:val="20"/>
+          <w:szCs w:val="20"/>
+          <w:lang w:bidi="es-ES"/>
+        </w:rPr>
+        <w:t>n y control de la ejecuci</w:t>
+      </w:r>
+      <w:r>
+        <w:rPr>
+          <w:rFonts w:ascii="Arial" w:hAnsi="Arial" w:cs="Arial" w:hint="eastAsia"/>
+          <w:bCs/>
+          <w:sz w:val="20"/>
+          <w:szCs w:val="20"/>
+          <w:lang w:bidi="es-ES"/>
+        </w:rPr>
+        <w:t>ó</w:t>
+      </w:r>
+      <w:r>
+        <w:rPr>
+          <w:rFonts w:ascii="Arial" w:hAnsi="Arial" w:cs="Arial"/>
+          <w:bCs/>
+          <w:sz w:val="20"/>
+          <w:szCs w:val="20"/>
+          <w:lang w:bidi="es-ES"/>
+        </w:rPr>
+        <w:t>n del presente contrato de prestaci</w:t>
+      </w:r>
+      <w:r>
+        <w:rPr>
+          <w:rFonts w:ascii="Arial" w:hAnsi="Arial" w:cs="Arial" w:hint="eastAsia"/>
+          <w:bCs/>
+          <w:sz w:val="20"/>
+          <w:szCs w:val="20"/>
+          <w:lang w:bidi="es-ES"/>
+        </w:rPr>
+        <w:t>ó</w:t>
+      </w:r>
+      <w:r>
+        <w:rPr>
+          <w:rFonts w:ascii="Arial" w:hAnsi="Arial" w:cs="Arial"/>
+          <w:bCs/>
+          <w:sz w:val="20"/>
+          <w:szCs w:val="20"/>
+          <w:lang w:bidi="es-ES"/>
+        </w:rPr>
+        <w:t>n de servicios a trav</w:t>
+      </w:r>
+      <w:r>
+        <w:rPr>
+          <w:rFonts w:ascii="Arial" w:hAnsi="Arial" w:cs="Arial" w:hint="eastAsia"/>
+          <w:bCs/>
+          <w:sz w:val="20"/>
+          <w:szCs w:val="20"/>
+          <w:lang w:bidi="es-ES"/>
+        </w:rPr>
+        <w:t>é</w:t>
+      </w:r>
+      <w:r>
+        <w:rPr>
+          <w:rFonts w:ascii="Arial" w:hAnsi="Arial" w:cs="Arial"/>
+          <w:bCs/>
+          <w:sz w:val="20"/>
+          <w:szCs w:val="20"/>
+          <w:lang w:bidi="es-ES"/>
+        </w:rPr>
+        <w:t>s del(la) señor(a)</w:t>
+      </w:r>
+      <w:r>
+        <w:rPr>
+          <w:rFonts w:ascii="Arial" w:hAnsi="Arial" w:cs="Arial"/>
+          <w:bCs/>
+          <w:sz w:val="20"/>
+          <w:szCs w:val="20"/>
+          <w:lang w:bidi="es-ES"/>
+        </w:rPr>
+        <w:t xml:space="preserve"> </w:t>
+      </w:r>
+      <w:r>
+        <w:rPr>
+          <w:rFonts w:ascii="Arial" w:hAnsi="Arial" w:cs="Arial"/>
+          <w:b/>
+          <w:sz w:val="20"/>
+          <w:szCs w:val="20"/>
+          <w:lang w:bidi="es-ES"/>
+        </w:rPr>
+        <w:t>${</w:t>
+      </w:r>
+      <w:proofErr w:type="spellStart"/>
       <w:r>
         <w:rPr>
           <w:rFonts w:ascii="Arial" w:hAnsi="Arial" w:cs="Arial"/>
@@ -20333,1475 +21394,31 @@
           <w:noProof/>
           <w:sz w:val="20"/>
           <w:szCs w:val="20"/>
-        </w:rPr>
-        <w:t>del</w:t>
+          <w:lang w:bidi="es-ES"/>
+        </w:rPr>
+        <w:t>n</w:t>
       </w:r>
       <w:r>
         <w:rPr>
           <w:rFonts w:ascii="Arial" w:hAnsi="Arial" w:cs="Arial"/>
           <w:b/>
+          <w:bCs/>
           <w:noProof/>
           <w:sz w:val="20"/>
           <w:szCs w:val="20"/>
-        </w:rPr>
-        <w:t xml:space="preserve"> </w:t>
-      </w:r>
-      <w:r>
-        <w:rPr>
-          <w:rFonts w:ascii="Arial" w:hAnsi="Arial" w:cs="Arial"/>
-          <w:sz w:val="20"/>
-          <w:szCs w:val="20"/>
-          <w:highlight w:val="yellow"/>
-          <w:lang w:bidi="es-ES"/>
-        </w:rPr>
-        <w:t>${</w:t>
-      </w:r>
-      <w:proofErr w:type="spellStart"/>
-      <w:r>
-        <w:rPr>
-          <w:rFonts w:ascii="Arial" w:hAnsi="Arial" w:cs="Arial"/>
+          <w:lang w:bidi="es-ES"/>
+        </w:rPr>
+        <w:t>ombre_supervisor</w:t>
+      </w:r>
+      <w:proofErr w:type="spellEnd"/>
+      <w:r>
+        <w:rPr>
+          <w:rFonts w:ascii="Arial" w:hAnsi="Arial" w:cs="Arial"/>
+          <w:b/>
+          <w:bCs/>
           <w:noProof/>
           <w:sz w:val="20"/>
           <w:szCs w:val="20"/>
-          <w:highlight w:val="yellow"/>
-          <w:lang w:bidi="es-ES"/>
-        </w:rPr>
-        <w:t>fecha_cdp</w:t>
-      </w:r>
-      <w:proofErr w:type="spellEnd"/>
-      <w:r>
-        <w:rPr>
-          <w:rFonts w:ascii="Arial" w:hAnsi="Arial" w:cs="Arial"/>
-          <w:noProof/>
-          <w:sz w:val="20"/>
-          <w:szCs w:val="20"/>
-          <w:highlight w:val="yellow"/>
-          <w:lang w:bidi="es-ES"/>
-        </w:rPr>
-        <w:t>}</w:t>
-      </w:r>
-      <w:r>
-        <w:rPr>
-          <w:rFonts w:ascii="Arial" w:hAnsi="Arial" w:cs="Arial"/>
-          <w:sz w:val="20"/>
-          <w:szCs w:val="20"/>
-          <w:lang w:val="es-ES"/>
-        </w:rPr>
-        <w:t>.</w:t>
-      </w:r>
-    </w:p>
-    <w:p>
-      <w:pPr>
-        <w:jc w:val="both"/>
-        <w:rPr>
-          <w:rFonts w:ascii="Arial" w:hAnsi="Arial" w:cs="Arial"/>
-          <w:bCs/>
-          <w:sz w:val="20"/>
-          <w:szCs w:val="20"/>
-          <w:lang w:bidi="es-ES"/>
-        </w:rPr>
-      </w:pPr>
-      <w:r>
-        <w:rPr>
-          <w:rFonts w:ascii="Arial" w:hAnsi="Arial" w:cs="Arial"/>
-          <w:b/>
-          <w:sz w:val="20"/>
-          <w:szCs w:val="20"/>
-          <w:lang w:bidi="es-ES"/>
-        </w:rPr>
-        <w:t>PARAGRAFO PRIMERO: MOD</w:t>
-      </w:r>
-      <w:r>
-        <w:rPr>
-          <w:rFonts w:ascii="Arial" w:hAnsi="Arial" w:cs="Arial"/>
-          <w:b/>
-          <w:bCs/>
-          <w:sz w:val="20"/>
-          <w:szCs w:val="20"/>
-          <w:lang w:bidi="es-ES"/>
-        </w:rPr>
-        <w:t xml:space="preserve">IFICACIÓN DE LA APROPIACIÓN PRESUPUESTAL, </w:t>
-      </w:r>
-      <w:r>
-        <w:rPr>
-          <w:rFonts w:ascii="Arial" w:hAnsi="Arial" w:cs="Arial"/>
-          <w:bCs/>
-          <w:sz w:val="20"/>
-          <w:szCs w:val="20"/>
-          <w:lang w:bidi="es-ES"/>
-        </w:rPr>
-        <w:t>Las partes acuerdan que en el evento en que sea necesario modificar la presente clausula, el MDN-EJERCITO NACIONAL-DISANEJC-DMMED, podrá hacerlo unilateralmente sin que sea necesario la suscripción de un contrato modificatorio por tratarse de un trámite ajeno a la voluntad del contratista.</w:t>
-      </w:r>
-      <w:r>
-        <w:rPr>
-          <w:rFonts w:ascii="Arial" w:hAnsi="Arial" w:cs="Arial"/>
-          <w:bCs/>
-          <w:sz w:val="20"/>
-          <w:szCs w:val="20"/>
-          <w:lang w:bidi="es-ES"/>
-        </w:rPr>
-        <w:t xml:space="preserve"> </w:t>
-      </w:r>
-    </w:p>
-    <w:p>
-      <w:pPr>
-        <w:jc w:val="both"/>
-        <w:rPr>
-          <w:rFonts w:ascii="Arial" w:hAnsi="Arial" w:cs="Arial"/>
-          <w:bCs/>
-          <w:sz w:val="20"/>
-          <w:szCs w:val="20"/>
-          <w:lang w:bidi="es-ES"/>
-        </w:rPr>
-      </w:pPr>
-    </w:p>
-    <w:p>
-      <w:pPr>
-        <w:jc w:val="both"/>
-        <w:rPr>
-          <w:rFonts w:ascii="Arial" w:hAnsi="Arial" w:cs="Arial"/>
-          <w:bCs/>
-          <w:sz w:val="20"/>
-          <w:szCs w:val="20"/>
-          <w:lang w:bidi="es-ES"/>
-        </w:rPr>
-      </w:pPr>
-      <w:r>
-        <w:rPr>
-          <w:rFonts w:ascii="Arial" w:hAnsi="Arial" w:cs="Arial"/>
-          <w:b/>
-          <w:sz w:val="20"/>
-          <w:szCs w:val="20"/>
-          <w:lang w:bidi="es-ES"/>
-        </w:rPr>
-        <w:t xml:space="preserve">CLAUSULA QUINTA- LUGAR DE EJECUCION: </w:t>
-      </w:r>
-      <w:r>
-        <w:rPr>
-          <w:rFonts w:ascii="Arial" w:hAnsi="Arial" w:cs="Arial"/>
-          <w:bCs/>
-          <w:sz w:val="20"/>
-          <w:szCs w:val="20"/>
-          <w:lang w:val="es-ES" w:bidi="es-ES"/>
-        </w:rPr>
-        <w:t>Para el cumplimiento de las obligaciones derivadas del presente Contrato las partes acuerdan como lugar de ejecución la Ciudad de Medellín, en las instalaciones del</w:t>
-      </w:r>
-      <w:r>
-        <w:rPr>
-          <w:rFonts w:ascii="Arial" w:hAnsi="Arial" w:cs="Arial"/>
-          <w:bCs/>
-          <w:sz w:val="20"/>
-          <w:szCs w:val="20"/>
-          <w:highlight w:val="yellow"/>
-          <w:lang w:val="es-ES" w:bidi="es-ES"/>
-        </w:rPr>
-        <w:t xml:space="preserve"> </w:t>
-      </w:r>
-      <w:r>
-        <w:rPr>
-          <w:rFonts w:ascii="Arial" w:hAnsi="Arial" w:cs="Arial"/>
-          <w:bCs/>
-          <w:sz w:val="20"/>
-          <w:szCs w:val="20"/>
-          <w:highlight w:val="yellow"/>
-          <w:lang w:val="es-ES" w:bidi="es-ES"/>
-        </w:rPr>
-        <w:t>${</w:t>
-      </w:r>
-      <w:proofErr w:type="spellStart"/>
-      <w:r>
-        <w:rPr>
-          <w:rFonts w:ascii="Arial" w:hAnsi="Arial" w:cs="Arial"/>
-          <w:bCs/>
-          <w:sz w:val="20"/>
-          <w:szCs w:val="20"/>
-          <w:highlight w:val="yellow"/>
-          <w:lang w:val="es-ES" w:bidi="es-ES"/>
-        </w:rPr>
-        <w:t>lugar_ejecuccion</w:t>
-      </w:r>
-      <w:proofErr w:type="spellEnd"/>
-      <w:r>
-        <w:rPr>
-          <w:rFonts w:ascii="Arial" w:hAnsi="Arial" w:cs="Arial"/>
-          <w:bCs/>
-          <w:sz w:val="20"/>
-          <w:szCs w:val="20"/>
-          <w:highlight w:val="yellow"/>
-          <w:lang w:val="es-ES" w:bidi="es-ES"/>
-        </w:rPr>
-        <w:t>}</w:t>
-      </w:r>
-      <w:r>
-        <w:rPr>
-          <w:rFonts w:ascii="Arial" w:hAnsi="Arial" w:cs="Arial"/>
-          <w:bCs/>
-          <w:sz w:val="20"/>
-          <w:szCs w:val="20"/>
-          <w:lang w:val="es-ES" w:bidi="es-ES"/>
-        </w:rPr>
-        <w:t xml:space="preserve">, ubicado en la </w:t>
-      </w:r>
-      <w:r>
-        <w:rPr>
-          <w:rFonts w:ascii="Arial" w:hAnsi="Arial" w:cs="Arial"/>
-          <w:bCs/>
-          <w:sz w:val="20"/>
-          <w:szCs w:val="20"/>
-          <w:highlight w:val="yellow"/>
-          <w:lang w:val="es-ES" w:bidi="es-ES"/>
-        </w:rPr>
-        <w:t>${</w:t>
-      </w:r>
-      <w:proofErr w:type="spellStart"/>
-      <w:r>
-        <w:rPr>
-          <w:rFonts w:ascii="Arial" w:hAnsi="Arial" w:cs="Arial"/>
-          <w:bCs/>
-          <w:sz w:val="20"/>
-          <w:szCs w:val="20"/>
-          <w:highlight w:val="yellow"/>
-          <w:lang w:val="es-ES" w:bidi="es-ES"/>
-        </w:rPr>
-        <w:t>direcci</w:t>
-      </w:r>
-      <w:r>
-        <w:rPr>
-          <w:rFonts w:ascii="Arial" w:hAnsi="Arial" w:cs="Arial"/>
-          <w:bCs/>
-          <w:sz w:val="20"/>
-          <w:szCs w:val="20"/>
-          <w:highlight w:val="yellow"/>
-          <w:lang w:val="es-ES" w:bidi="es-ES"/>
-        </w:rPr>
-        <w:t>o</w:t>
-      </w:r>
-      <w:r>
-        <w:rPr>
-          <w:rFonts w:ascii="Arial" w:hAnsi="Arial" w:cs="Arial"/>
-          <w:bCs/>
-          <w:sz w:val="20"/>
-          <w:szCs w:val="20"/>
-          <w:highlight w:val="yellow"/>
-          <w:lang w:val="es-ES" w:bidi="es-ES"/>
-        </w:rPr>
-        <w:t>n_lugar_ejecuccion</w:t>
-      </w:r>
-      <w:proofErr w:type="spellEnd"/>
-      <w:r>
-        <w:rPr>
-          <w:rFonts w:ascii="Arial" w:hAnsi="Arial" w:cs="Arial"/>
-          <w:bCs/>
-          <w:sz w:val="20"/>
-          <w:szCs w:val="20"/>
-          <w:highlight w:val="yellow"/>
-          <w:lang w:val="es-ES" w:bidi="es-ES"/>
-        </w:rPr>
-        <w:t>}</w:t>
-      </w:r>
-      <w:r>
-        <w:rPr>
-          <w:rFonts w:ascii="Arial" w:hAnsi="Arial" w:cs="Arial"/>
-          <w:bCs/>
-          <w:sz w:val="20"/>
-          <w:szCs w:val="20"/>
-          <w:highlight w:val="yellow"/>
-          <w:lang w:val="es-ES" w:bidi="es-ES"/>
-        </w:rPr>
-        <w:t xml:space="preserve">, </w:t>
-      </w:r>
-      <w:r>
-        <w:rPr>
-          <w:rFonts w:ascii="Arial" w:hAnsi="Arial" w:cs="Arial"/>
-          <w:bCs/>
-          <w:sz w:val="20"/>
-          <w:szCs w:val="20"/>
-          <w:lang w:val="es-ES" w:bidi="es-ES"/>
-        </w:rPr>
-        <w:t xml:space="preserve">no obstante, y de acuerdo a la necesidad de los diferentes establecimientos EL CONTRATISTA deberá prestar sus servicios en los dispensarios médicos centralizados por el DMMED pertenecientes a la Regional No. 7 de Sanidad Militar de acuerdo a las necesidades y/o contingencias que se puedan presentar en los diferentes establecimientos, en este punto se reitera que una vez superada la misma deberá retornar al ESM de origen previa coordinación con el supervisor de contrato, adicionalmente </w:t>
-      </w:r>
-      <w:r>
-        <w:rPr>
-          <w:rFonts w:ascii="Arial" w:hAnsi="Arial" w:cs="Arial"/>
-          <w:bCs/>
-          <w:sz w:val="20"/>
-          <w:szCs w:val="20"/>
-          <w:lang w:bidi="es-ES"/>
-        </w:rPr>
-        <w:t>y de acuerdo con las obligaciones establecidas en este contrato, en el momento que el contratista, deba desarrollar el cumplimiento del objeto contractual, en MEDELLIN como en otros Municipio o ciudades a nivel nacional, su desplazamiento dependerá de las condiciones de seguridad y orden público de la zona, la cual certificara el supervisor del contrato.</w:t>
-      </w:r>
-    </w:p>
-    <w:p>
-      <w:pPr>
-        <w:jc w:val="both"/>
-        <w:rPr>
-          <w:rFonts w:ascii="Arial" w:hAnsi="Arial" w:cs="Arial"/>
-          <w:bCs/>
-          <w:sz w:val="20"/>
-          <w:szCs w:val="20"/>
-          <w:lang w:bidi="es-ES"/>
-        </w:rPr>
-      </w:pPr>
-    </w:p>
-    <w:p>
-      <w:pPr>
-        <w:jc w:val="both"/>
-        <w:rPr>
-          <w:rFonts w:ascii="Arial" w:hAnsi="Arial" w:cs="Arial"/>
-          <w:bCs/>
-          <w:sz w:val="20"/>
-          <w:szCs w:val="20"/>
-          <w:lang w:val="es-ES" w:bidi="es-ES"/>
-        </w:rPr>
-      </w:pPr>
-      <w:r>
-        <w:rPr>
-          <w:rFonts w:ascii="Arial" w:hAnsi="Arial" w:cs="Arial"/>
-          <w:b/>
-          <w:sz w:val="20"/>
-          <w:szCs w:val="20"/>
-          <w:lang w:bidi="es-ES"/>
-        </w:rPr>
-        <w:t>CLAUSULA SEXTA- PLAZO DE EJECUCION</w:t>
-      </w:r>
-      <w:r>
-        <w:rPr>
-          <w:rFonts w:ascii="Arial" w:hAnsi="Arial" w:cs="Arial"/>
-          <w:bCs/>
-          <w:sz w:val="20"/>
-          <w:szCs w:val="20"/>
-          <w:lang w:bidi="es-ES"/>
-        </w:rPr>
-        <w:t xml:space="preserve">: </w:t>
-      </w:r>
-      <w:r>
-        <w:rPr>
-          <w:rFonts w:ascii="Arial" w:hAnsi="Arial" w:cs="Arial"/>
-          <w:bCs/>
-          <w:sz w:val="20"/>
-          <w:szCs w:val="20"/>
-          <w:lang w:val="es-ES" w:bidi="es-ES"/>
-        </w:rPr>
-        <w:t>El plazo de ejecución del contrato celebrado será a partir de su perfeccionamiento con la suscripción del acta de inicio previa aprobación de pólizas y expedición de Registro Presupuestal</w:t>
-      </w:r>
-      <w:r>
-        <w:rPr>
-          <w:rFonts w:ascii="Arial" w:hAnsi="Arial" w:cs="Arial"/>
-          <w:bCs/>
-          <w:sz w:val="20"/>
-          <w:szCs w:val="20"/>
-          <w:lang w:val="es-ES" w:bidi="es-ES"/>
-        </w:rPr>
-        <w:t xml:space="preserve">, </w:t>
-      </w:r>
-      <w:r>
-        <w:rPr>
-          <w:rFonts w:ascii="Arial" w:hAnsi="Arial" w:cs="Arial"/>
-          <w:b/>
-          <w:bCs/>
-          <w:sz w:val="20"/>
-          <w:szCs w:val="20"/>
-          <w:lang w:val="es-ES" w:bidi="es-ES"/>
-        </w:rPr>
-        <w:t>hasta</w:t>
-      </w:r>
-      <w:r>
-        <w:rPr>
-          <w:rFonts w:ascii="Arial" w:hAnsi="Arial" w:cs="Arial"/>
-          <w:b/>
-          <w:bCs/>
-          <w:sz w:val="20"/>
-          <w:szCs w:val="20"/>
-          <w:lang w:val="es-ES" w:bidi="es-ES"/>
-        </w:rPr>
-        <w:t xml:space="preserve"> el</w:t>
-      </w:r>
-      <w:r>
-        <w:rPr>
-          <w:rFonts w:ascii="Arial" w:hAnsi="Arial" w:cs="Arial"/>
-          <w:b/>
-          <w:bCs/>
-          <w:sz w:val="20"/>
-          <w:szCs w:val="20"/>
-          <w:lang w:val="es-ES" w:bidi="es-ES"/>
-        </w:rPr>
-        <w:t xml:space="preserve"> </w:t>
-      </w:r>
-      <w:r>
-        <w:rPr>
-          <w:rFonts w:ascii="Arial" w:hAnsi="Arial" w:cs="Arial"/>
-          <w:b/>
-          <w:bCs/>
-          <w:sz w:val="20"/>
-          <w:szCs w:val="20"/>
-          <w:lang w:val="es-ES" w:bidi="es-ES"/>
-        </w:rPr>
-        <w:t>${</w:t>
-      </w:r>
-      <w:proofErr w:type="spellStart"/>
-      <w:r>
-        <w:rPr>
-          <w:rFonts w:ascii="Arial" w:hAnsi="Arial" w:cs="Arial"/>
-          <w:b/>
-          <w:bCs/>
-          <w:sz w:val="20"/>
-          <w:szCs w:val="20"/>
-          <w:highlight w:val="yellow"/>
-          <w:lang w:val="es-ES" w:bidi="es-ES"/>
-        </w:rPr>
-        <w:t>d</w:t>
-      </w:r>
-      <w:r>
-        <w:rPr>
-          <w:rFonts w:ascii="Arial" w:hAnsi="Arial" w:cs="Arial"/>
-          <w:b/>
-          <w:bCs/>
-          <w:sz w:val="20"/>
-          <w:szCs w:val="20"/>
-          <w:highlight w:val="yellow"/>
-          <w:lang w:val="es-ES" w:bidi="es-ES"/>
-        </w:rPr>
-        <w:t>i</w:t>
-      </w:r>
-      <w:r>
-        <w:rPr>
-          <w:rFonts w:ascii="Arial" w:hAnsi="Arial" w:cs="Arial"/>
-          <w:b/>
-          <w:bCs/>
-          <w:sz w:val="20"/>
-          <w:szCs w:val="20"/>
-          <w:highlight w:val="yellow"/>
-          <w:lang w:val="es-ES" w:bidi="es-ES"/>
-        </w:rPr>
-        <w:t>a_final_contrato</w:t>
-      </w:r>
-      <w:proofErr w:type="spellEnd"/>
-      <w:r>
-        <w:rPr>
-          <w:rFonts w:ascii="Arial" w:hAnsi="Arial" w:cs="Arial"/>
-          <w:b/>
-          <w:bCs/>
-          <w:sz w:val="20"/>
-          <w:szCs w:val="20"/>
-          <w:highlight w:val="yellow"/>
-          <w:lang w:val="es-ES" w:bidi="es-ES"/>
-        </w:rPr>
-        <w:t>}</w:t>
-      </w:r>
-      <w:r>
-        <w:rPr>
-          <w:rFonts w:ascii="Arial" w:hAnsi="Arial" w:cs="Arial"/>
-          <w:b/>
-          <w:bCs/>
-          <w:noProof/>
-          <w:sz w:val="20"/>
-          <w:szCs w:val="20"/>
-          <w:highlight w:val="yellow"/>
-          <w:lang w:val="es-ES" w:bidi="es-ES"/>
-        </w:rPr>
-        <w:t xml:space="preserve"> </w:t>
-      </w:r>
-      <w:r>
-        <w:rPr>
-          <w:rFonts w:ascii="Arial" w:hAnsi="Arial" w:cs="Arial"/>
-          <w:b/>
-          <w:bCs/>
-          <w:noProof/>
-          <w:sz w:val="20"/>
-          <w:szCs w:val="20"/>
-          <w:lang w:val="es-ES" w:bidi="es-ES"/>
-        </w:rPr>
-        <w:t>de</w:t>
-      </w:r>
-      <w:r>
-        <w:rPr>
-          <w:rFonts w:ascii="Arial" w:hAnsi="Arial" w:cs="Arial"/>
-          <w:b/>
-          <w:bCs/>
-          <w:noProof/>
-          <w:sz w:val="20"/>
-          <w:szCs w:val="20"/>
-          <w:highlight w:val="yellow"/>
-          <w:lang w:val="es-ES" w:bidi="es-ES"/>
-        </w:rPr>
-        <w:t xml:space="preserve"> </w:t>
-      </w:r>
-      <w:r>
-        <w:rPr>
-          <w:rFonts w:ascii="Arial" w:hAnsi="Arial" w:cs="Arial"/>
-          <w:b/>
-          <w:bCs/>
-          <w:noProof/>
-          <w:sz w:val="20"/>
-          <w:szCs w:val="20"/>
-          <w:highlight w:val="yellow"/>
-          <w:lang w:val="es-ES" w:bidi="es-ES"/>
-        </w:rPr>
-        <w:t>${</w:t>
-      </w:r>
-      <w:r>
-        <w:rPr>
-          <w:rFonts w:ascii="Arial" w:hAnsi="Arial" w:cs="Arial"/>
-          <w:b/>
-          <w:bCs/>
-          <w:noProof/>
-          <w:sz w:val="20"/>
-          <w:szCs w:val="20"/>
-          <w:highlight w:val="yellow"/>
-          <w:lang w:val="es-ES" w:bidi="es-ES"/>
-        </w:rPr>
-        <w:t>mes_final_contrato}</w:t>
-      </w:r>
-      <w:r>
-        <w:rPr>
-          <w:rFonts w:ascii="Arial" w:hAnsi="Arial" w:cs="Arial"/>
-          <w:b/>
-          <w:bCs/>
-          <w:noProof/>
-          <w:sz w:val="20"/>
-          <w:szCs w:val="20"/>
-          <w:highlight w:val="yellow"/>
-          <w:lang w:val="es-ES" w:bidi="es-ES"/>
-        </w:rPr>
-        <w:t xml:space="preserve"> </w:t>
-      </w:r>
-      <w:r>
-        <w:rPr>
-          <w:rFonts w:ascii="Arial" w:hAnsi="Arial" w:cs="Arial"/>
-          <w:b/>
-          <w:bCs/>
-          <w:noProof/>
-          <w:sz w:val="20"/>
-          <w:szCs w:val="20"/>
-          <w:lang w:val="es-ES" w:bidi="es-ES"/>
-        </w:rPr>
-        <w:t>de</w:t>
-      </w:r>
-      <w:r>
-        <w:rPr>
-          <w:rFonts w:ascii="Arial" w:hAnsi="Arial" w:cs="Arial"/>
-          <w:b/>
-          <w:bCs/>
-          <w:noProof/>
-          <w:sz w:val="20"/>
-          <w:szCs w:val="20"/>
-          <w:highlight w:val="yellow"/>
-          <w:lang w:val="es-ES" w:bidi="es-ES"/>
-        </w:rPr>
-        <w:t xml:space="preserve"> </w:t>
-      </w:r>
-      <w:r>
-        <w:rPr>
-          <w:rFonts w:ascii="Arial" w:hAnsi="Arial" w:cs="Arial"/>
-          <w:b/>
-          <w:bCs/>
-          <w:noProof/>
-          <w:sz w:val="20"/>
-          <w:szCs w:val="20"/>
-          <w:highlight w:val="yellow"/>
-          <w:lang w:val="es-ES" w:bidi="es-ES"/>
-        </w:rPr>
-        <w:t>${</w:t>
-      </w:r>
-      <w:r>
-        <w:rPr>
-          <w:rFonts w:ascii="Arial" w:hAnsi="Arial" w:cs="Arial"/>
-          <w:b/>
-          <w:bCs/>
-          <w:noProof/>
-          <w:sz w:val="20"/>
-          <w:szCs w:val="20"/>
-          <w:highlight w:val="yellow"/>
-          <w:lang w:val="es-ES" w:bidi="es-ES"/>
-        </w:rPr>
-        <w:t>anio_final_contrato}</w:t>
-      </w:r>
-      <w:r>
-        <w:rPr>
-          <w:rFonts w:ascii="Arial" w:hAnsi="Arial" w:cs="Arial"/>
-          <w:bCs/>
-          <w:sz w:val="20"/>
-          <w:szCs w:val="20"/>
-          <w:highlight w:val="yellow"/>
-          <w:lang w:val="es-ES" w:bidi="es-ES"/>
-        </w:rPr>
-        <w:t>.</w:t>
-      </w:r>
-      <w:r>
-        <w:rPr>
-          <w:rFonts w:ascii="Arial" w:hAnsi="Arial" w:cs="Arial"/>
-          <w:bCs/>
-          <w:sz w:val="20"/>
-          <w:szCs w:val="20"/>
-          <w:lang w:val="es-ES" w:bidi="es-ES"/>
-        </w:rPr>
-        <w:t xml:space="preserve"> EL CONTRATISTA prestará sus servicios en forma independiente y con total autonomía. En ningún caso existirá relación laboral entre EL CONTRATANTE y EL CONTRATISTA, en consecuencia, EL CONTRATISTA asume en forma total y exclusiva la absoluta responsabilidad que se derive de sus actos u omisiones, así como por la calidad e idoneidad de los servicios que preste.</w:t>
-      </w:r>
-    </w:p>
-    <w:p>
-      <w:pPr>
-        <w:jc w:val="both"/>
-        <w:rPr>
-          <w:rFonts w:ascii="Arial" w:hAnsi="Arial" w:cs="Arial"/>
-          <w:b/>
-          <w:bCs/>
-          <w:sz w:val="20"/>
-          <w:szCs w:val="20"/>
-          <w:lang w:val="es-ES" w:bidi="es-ES"/>
-        </w:rPr>
-      </w:pPr>
-    </w:p>
-    <w:p>
-      <w:pPr>
-        <w:jc w:val="both"/>
-        <w:rPr>
-          <w:rFonts w:ascii="Arial" w:hAnsi="Arial" w:cs="Arial"/>
-          <w:b/>
-          <w:bCs/>
-          <w:sz w:val="20"/>
-          <w:szCs w:val="20"/>
-          <w:lang w:val="es-ES" w:bidi="es-ES"/>
-        </w:rPr>
-      </w:pPr>
-      <w:r>
-        <w:rPr>
-          <w:rFonts w:ascii="Arial" w:hAnsi="Arial" w:cs="Arial"/>
-          <w:b/>
-          <w:bCs/>
-          <w:sz w:val="20"/>
-          <w:szCs w:val="20"/>
-          <w:lang w:val="es-ES" w:bidi="es-ES"/>
-        </w:rPr>
-        <w:t xml:space="preserve">PARAGRAFO PRIMERO. </w:t>
-      </w:r>
-      <w:r>
-        <w:rPr>
-          <w:rFonts w:ascii="Arial" w:hAnsi="Arial" w:cs="Arial"/>
-          <w:bCs/>
-          <w:sz w:val="20"/>
-          <w:szCs w:val="20"/>
-          <w:lang w:val="es-ES" w:bidi="es-ES"/>
-        </w:rPr>
-        <w:t xml:space="preserve">En caso de incapacidad o accidente, las partes actuaran conforme a lo que a ellas corresponda y en ningún caso se entenderá como suspendido el contrato (salvo mutuo acuerdo entre las partes), finalizando el mismo en la fecha inicialmente pactada o cuando se agote el presupuesto disponible. </w:t>
-      </w:r>
-    </w:p>
-    <w:p>
-      <w:pPr>
-        <w:jc w:val="both"/>
-        <w:rPr>
-          <w:rFonts w:ascii="Arial" w:hAnsi="Arial" w:cs="Arial"/>
-          <w:b/>
-          <w:bCs/>
-          <w:sz w:val="20"/>
-          <w:szCs w:val="20"/>
-          <w:lang w:val="es-ES" w:bidi="es-ES"/>
-        </w:rPr>
-      </w:pPr>
-    </w:p>
-    <w:p>
-      <w:pPr>
-        <w:jc w:val="both"/>
-        <w:rPr>
-          <w:rFonts w:ascii="Arial" w:hAnsi="Arial" w:cs="Arial"/>
-          <w:bCs/>
-          <w:sz w:val="20"/>
-          <w:szCs w:val="20"/>
-          <w:lang w:val="es-ES" w:bidi="es-ES"/>
-        </w:rPr>
-      </w:pPr>
-      <w:r>
-        <w:rPr>
-          <w:rFonts w:ascii="Arial" w:hAnsi="Arial" w:cs="Arial"/>
-          <w:b/>
-          <w:bCs/>
-          <w:sz w:val="20"/>
-          <w:szCs w:val="20"/>
-          <w:lang w:val="es-ES" w:bidi="es-ES"/>
-        </w:rPr>
-        <w:t xml:space="preserve">PARAGRAFO SEGUNDO. </w:t>
-      </w:r>
-      <w:r>
-        <w:rPr>
-          <w:rFonts w:ascii="Arial" w:hAnsi="Arial" w:cs="Arial"/>
-          <w:bCs/>
-          <w:sz w:val="20"/>
-          <w:szCs w:val="20"/>
-          <w:lang w:val="es-ES" w:bidi="es-ES"/>
-        </w:rPr>
-        <w:t>Es responsabilidad del CONTRATISTA implementar todas las medidas de autoprotección y autocuidado referentes a la práctica de su actividad, adicionalmente debe propender a la preservación de su salud y la de su equipo de trabajo informando cualquier novedad que pueda poner en riesgo su integridad física o psicológica y la de su entorno laboral.</w:t>
-      </w:r>
-    </w:p>
-    <w:p>
-      <w:pPr>
-        <w:jc w:val="both"/>
-        <w:rPr>
-          <w:rFonts w:ascii="Arial" w:hAnsi="Arial" w:cs="Arial"/>
-          <w:bCs/>
-          <w:sz w:val="20"/>
-          <w:szCs w:val="20"/>
-          <w:lang w:val="es-ES" w:bidi="es-ES"/>
-        </w:rPr>
-      </w:pPr>
-    </w:p>
-    <w:p>
-      <w:pPr>
-        <w:jc w:val="both"/>
-        <w:rPr>
-          <w:rFonts w:ascii="Arial" w:hAnsi="Arial" w:cs="Arial"/>
-          <w:bCs/>
-          <w:sz w:val="20"/>
-          <w:szCs w:val="20"/>
-          <w:lang w:val="es-ES" w:bidi="es-ES"/>
-        </w:rPr>
-      </w:pPr>
-      <w:r>
-        <w:rPr>
-          <w:rFonts w:ascii="Arial" w:hAnsi="Arial" w:cs="Arial"/>
-          <w:b/>
-          <w:sz w:val="20"/>
-          <w:szCs w:val="20"/>
-          <w:lang w:bidi="es-ES"/>
-        </w:rPr>
-        <w:t>CLAUSULA SÉPTIMA- GARANTÍA ÚNICA</w:t>
-      </w:r>
-      <w:r>
-        <w:rPr>
-          <w:rFonts w:ascii="Arial" w:hAnsi="Arial" w:cs="Arial"/>
-          <w:bCs/>
-          <w:sz w:val="20"/>
-          <w:szCs w:val="20"/>
-          <w:lang w:val="es-ES" w:bidi="es-ES"/>
-        </w:rPr>
-        <w:t xml:space="preserve">: De acuerdo con lo previsto en el artículo 2.2.1.2.3.1.1 del Decreto 1082 de 2015, EL CONTRATISTA se obliga a constituir dentro de los cinco (05) días hábiles siguientes a la suscripción del contrato las garantías a favor de MINISTERIO DE DEFENSA NACIONAL – DIRECCIÒN DE SANIDAD – DISPENSARIO MÈDICO DE MEDELLIN” con NIT. </w:t>
-      </w:r>
-      <w:r>
-        <w:rPr>
-          <w:rFonts w:ascii="Arial" w:hAnsi="Arial" w:cs="Arial"/>
-          <w:sz w:val="20"/>
-          <w:szCs w:val="20"/>
-        </w:rPr>
-        <w:t xml:space="preserve">901.541.037-1, </w:t>
-      </w:r>
-      <w:r>
-        <w:rPr>
-          <w:rFonts w:ascii="Arial" w:hAnsi="Arial" w:cs="Arial"/>
-          <w:bCs/>
-          <w:sz w:val="20"/>
-          <w:szCs w:val="20"/>
-          <w:lang w:val="es-ES" w:bidi="es-ES"/>
-        </w:rPr>
-        <w:t xml:space="preserve">en una compañía de seguros o entidad bancaria legalmente constituida en Colombia </w:t>
-      </w:r>
-      <w:r>
-        <w:rPr>
-          <w:rFonts w:ascii="Arial" w:hAnsi="Arial" w:cs="Arial"/>
-          <w:bCs/>
-          <w:sz w:val="20"/>
-          <w:szCs w:val="20"/>
-          <w:lang w:bidi="es-ES"/>
-        </w:rPr>
-        <w:t>cuyas pólizas matrices estén debidamente aprobadas por la Superintendencia Bancaria</w:t>
-      </w:r>
-      <w:r>
-        <w:rPr>
-          <w:rFonts w:ascii="Arial" w:hAnsi="Arial" w:cs="Arial"/>
-          <w:bCs/>
-          <w:sz w:val="20"/>
-          <w:szCs w:val="20"/>
-          <w:lang w:val="es-ES" w:bidi="es-ES"/>
-        </w:rPr>
-        <w:t>, las cuales serán aprobadas por el Ordenador del Gasto.</w:t>
-      </w:r>
-    </w:p>
-    <w:p>
-      <w:pPr>
-        <w:jc w:val="both"/>
-        <w:rPr>
-          <w:rFonts w:ascii="Arial" w:hAnsi="Arial" w:cs="Arial"/>
-          <w:bCs/>
-          <w:sz w:val="20"/>
-          <w:szCs w:val="20"/>
-          <w:lang w:val="es-ES" w:bidi="es-ES"/>
-        </w:rPr>
-      </w:pPr>
-      <w:r>
-        <w:rPr>
-          <w:rFonts w:ascii="Arial" w:hAnsi="Arial" w:cs="Arial"/>
-          <w:b/>
-          <w:sz w:val="20"/>
-          <w:szCs w:val="20"/>
-          <w:lang w:val="es-ES" w:bidi="es-ES"/>
-        </w:rPr>
-        <w:t>CUMPLIMIENTO DEL CONTRATO Y CALIDAD DEL SERVICIO</w:t>
-      </w:r>
-      <w:r>
-        <w:rPr>
-          <w:rFonts w:ascii="Arial" w:hAnsi="Arial" w:cs="Arial"/>
-          <w:bCs/>
-          <w:sz w:val="20"/>
-          <w:szCs w:val="20"/>
-          <w:lang w:val="es-ES" w:bidi="es-ES"/>
-        </w:rPr>
-        <w:t xml:space="preserve">, equivalente al diez por ciento (10%) del valor total del contrato, cuya vigencia será igual al plazo de ejecución del contrato y cuatro (4) meses más.  </w:t>
-      </w:r>
-      <w:r>
-        <w:rPr>
-          <w:rFonts w:ascii="Arial" w:hAnsi="Arial" w:cs="Arial"/>
-          <w:b/>
-          <w:sz w:val="20"/>
-          <w:szCs w:val="20"/>
-          <w:u w:val="single"/>
-          <w:lang w:val="es-ES" w:bidi="es-ES"/>
-        </w:rPr>
-        <w:t>Si aplica para la prestación del servicio será exigible póliza de RESPONSABILIDAD CIVIL PROFESIONAL</w:t>
-      </w:r>
-      <w:r>
-        <w:rPr>
-          <w:rFonts w:ascii="Arial" w:hAnsi="Arial" w:cs="Arial"/>
-          <w:bCs/>
-          <w:sz w:val="20"/>
-          <w:szCs w:val="20"/>
-          <w:lang w:val="es-ES" w:bidi="es-ES"/>
-        </w:rPr>
-        <w:t>, por doscientos salarios mínimos mensuales legales vigentes (200 SMLMV), con una vigencia por el termino de ejecución del contrato. De conformidad con el artículo 2.2.1.2.3.1.5 del Decreto 1082 de 26 de mayo de 2015. El amparo de cumplimiento del contrato cubrirá al MINISTERIO DE DEFENSA NACIONAL – DIRECCIÒN DE SANIDAD – DISPENSARIO MÈDICO DE MEDELLÍN, de los perjuicios derivados del incumplimiento total o parcial del contrato, cuando el incumplimiento es imputable al contratista; el cumplimiento tardío o defectuoso del contrato, cuando el incumplimiento es imputable al contratista y el pago del valor de las multas y de la cláusula penal pecuniaria. En virtud de lo señalado por el artículo 44 de la Ley 610 de 2000, la garantía de cumplimiento cubrirá los perjuicios causados a la entidad estatal como consecuencia de la conducta dolosa o culposa, o de la responsabilidad imputable a los particulares, derivados de un proceso de responsabilidad fiscal, siempre y cuando esos perjuicios deriven del incumplimiento de las obligaciones surgidas del contrato amparado por la garantía.</w:t>
-      </w:r>
-    </w:p>
-    <w:p>
-      <w:pPr>
-        <w:jc w:val="both"/>
-        <w:rPr>
-          <w:rFonts w:ascii="Arial" w:hAnsi="Arial" w:cs="Arial"/>
-          <w:bCs/>
-          <w:sz w:val="20"/>
-          <w:szCs w:val="20"/>
-          <w:lang w:bidi="es-ES"/>
-        </w:rPr>
-      </w:pPr>
-      <w:r>
-        <w:rPr>
-          <w:rFonts w:ascii="Arial" w:hAnsi="Arial" w:cs="Arial"/>
-          <w:bCs/>
-          <w:sz w:val="20"/>
-          <w:szCs w:val="20"/>
-          <w:lang w:bidi="es-ES"/>
-        </w:rPr>
-        <w:lastRenderedPageBreak/>
-        <w:t xml:space="preserve">De igual manera, en cualquier evento en que se aumente o adicione el valor del contrato o se prorrogue su término, </w:t>
-      </w:r>
-      <w:r>
-        <w:rPr>
-          <w:rFonts w:ascii="Arial" w:hAnsi="Arial" w:cs="Arial"/>
-          <w:b/>
-          <w:bCs/>
-          <w:sz w:val="20"/>
-          <w:szCs w:val="20"/>
-          <w:lang w:bidi="es-ES"/>
-        </w:rPr>
-        <w:t xml:space="preserve">EL CONTRATISTA </w:t>
-      </w:r>
-      <w:r>
-        <w:rPr>
-          <w:rFonts w:ascii="Arial" w:hAnsi="Arial" w:cs="Arial"/>
-          <w:bCs/>
-          <w:sz w:val="20"/>
-          <w:szCs w:val="20"/>
-          <w:lang w:bidi="es-ES"/>
-        </w:rPr>
-        <w:t xml:space="preserve">deberá ampliar el valor de la garantía única otorgada y/o ampliar su vigencia, según el caso. Dicha póliza podrá hacerla efectiva el </w:t>
-      </w:r>
-      <w:r>
-        <w:rPr>
-          <w:rFonts w:ascii="Arial" w:hAnsi="Arial" w:cs="Arial"/>
-          <w:b/>
-          <w:bCs/>
-          <w:sz w:val="20"/>
-          <w:szCs w:val="20"/>
-          <w:lang w:bidi="es-ES"/>
-        </w:rPr>
-        <w:t>MINISTERIO DE DEFENSA NACIONAL -</w:t>
-      </w:r>
-      <w:r>
-        <w:rPr>
-          <w:rFonts w:ascii="Arial" w:hAnsi="Arial" w:cs="Arial"/>
-          <w:bCs/>
-          <w:sz w:val="20"/>
-          <w:szCs w:val="20"/>
-          <w:lang w:bidi="es-ES"/>
-        </w:rPr>
-        <w:t xml:space="preserve"> </w:t>
-      </w:r>
-      <w:r>
-        <w:rPr>
-          <w:rFonts w:ascii="Arial" w:hAnsi="Arial" w:cs="Arial"/>
-          <w:b/>
-          <w:bCs/>
-          <w:sz w:val="20"/>
-          <w:szCs w:val="20"/>
-          <w:lang w:bidi="es-ES"/>
-        </w:rPr>
-        <w:t>EJÉRCITO NACIONAL - DIRECCION DE SANIDAD EJERCITO – DISPENSARIO MEDICO DE MEDELLIN</w:t>
-      </w:r>
-      <w:r>
-        <w:rPr>
-          <w:rFonts w:ascii="Arial" w:hAnsi="Arial" w:cs="Arial"/>
-          <w:bCs/>
-          <w:sz w:val="20"/>
-          <w:szCs w:val="20"/>
-          <w:lang w:bidi="es-ES"/>
-        </w:rPr>
-        <w:t xml:space="preserve"> en caso de incumplimiento parcial o total o terminación del contrato por hechos imputables al contratista.</w:t>
-      </w:r>
-    </w:p>
-    <w:p>
-      <w:pPr>
-        <w:jc w:val="both"/>
-        <w:rPr>
-          <w:rFonts w:ascii="Arial" w:hAnsi="Arial" w:cs="Arial"/>
-          <w:bCs/>
-          <w:sz w:val="20"/>
-          <w:szCs w:val="20"/>
-          <w:lang w:bidi="es-ES"/>
-        </w:rPr>
-      </w:pPr>
-      <w:r>
-        <w:rPr>
-          <w:rFonts w:ascii="Arial" w:hAnsi="Arial" w:cs="Arial"/>
-          <w:b/>
-          <w:bCs/>
-          <w:sz w:val="20"/>
-          <w:szCs w:val="20"/>
-          <w:lang w:bidi="es-ES"/>
-        </w:rPr>
-        <w:t>PARÁGRAFO PRIMERO</w:t>
-      </w:r>
-      <w:r>
-        <w:rPr>
-          <w:rFonts w:ascii="Arial" w:hAnsi="Arial" w:cs="Arial"/>
-          <w:bCs/>
-          <w:sz w:val="20"/>
-          <w:szCs w:val="20"/>
-          <w:lang w:bidi="es-ES"/>
-        </w:rPr>
-        <w:t>: En la garantía deberá constar expresamente que se ampara el cumplimiento del contrato, el pago de las multas y de la cláusula penal pecuniaria convenida y que la entidad aseguradora renuncie al beneficio de excusión. En todo caso deberá reponer la garantía cuando el valor de la misma se vea afectada por razón de siniestros, dentro de los cinco (5) días calendario siguiente a la ejecutoria del acto o sentencia que así lo declare. Tratándose de pólizas no expirara por falta de pago de la prima o revocatoria unilateral.</w:t>
-      </w:r>
-    </w:p>
-    <w:p>
-      <w:pPr>
-        <w:jc w:val="both"/>
-        <w:rPr>
-          <w:rFonts w:ascii="Arial" w:hAnsi="Arial" w:cs="Arial"/>
-          <w:bCs/>
-          <w:sz w:val="20"/>
-          <w:szCs w:val="20"/>
-          <w:lang w:bidi="es-ES"/>
-        </w:rPr>
-      </w:pPr>
-      <w:r>
-        <w:rPr>
-          <w:rFonts w:ascii="Arial" w:hAnsi="Arial" w:cs="Arial"/>
-          <w:b/>
-          <w:bCs/>
-          <w:sz w:val="20"/>
-          <w:szCs w:val="20"/>
-          <w:lang w:bidi="es-ES"/>
-        </w:rPr>
-        <w:t xml:space="preserve">PARÁGRAFO SEGUNDO: </w:t>
-      </w:r>
-      <w:r>
-        <w:rPr>
-          <w:rFonts w:ascii="Arial" w:hAnsi="Arial" w:cs="Arial"/>
-          <w:bCs/>
-          <w:sz w:val="20"/>
-          <w:szCs w:val="20"/>
-          <w:lang w:bidi="es-ES"/>
-        </w:rPr>
-        <w:t xml:space="preserve">restablecimiento o ampliación de la garantía– EL CONTRATISTA deberá restablecer el valor de las garantías, cuando se hayan visto reducidas por razón de las reclamaciones del </w:t>
-      </w:r>
-      <w:r>
-        <w:rPr>
-          <w:rFonts w:ascii="Arial" w:hAnsi="Arial" w:cs="Arial"/>
-          <w:b/>
-          <w:bCs/>
-          <w:sz w:val="20"/>
-          <w:szCs w:val="20"/>
-          <w:lang w:bidi="es-ES"/>
-        </w:rPr>
-        <w:t>MINISTERIO DE DEFENSA – EJERCITO NACIONAL – DIRECCION DE SANIDAD EJERCITO</w:t>
-      </w:r>
-      <w:r>
-        <w:rPr>
-          <w:rFonts w:ascii="Arial" w:hAnsi="Arial" w:cs="Arial"/>
-          <w:bCs/>
-          <w:sz w:val="20"/>
-          <w:szCs w:val="20"/>
-          <w:lang w:bidi="es-ES"/>
-        </w:rPr>
-        <w:t xml:space="preserve">. De igual manera en cualquier evento en que se aumente o adicione el valor del contrato y/o se prorrogue su término, </w:t>
-      </w:r>
-      <w:r>
-        <w:rPr>
-          <w:rFonts w:ascii="Arial" w:hAnsi="Arial" w:cs="Arial"/>
-          <w:b/>
-          <w:bCs/>
-          <w:sz w:val="20"/>
-          <w:szCs w:val="20"/>
-          <w:lang w:bidi="es-ES"/>
-        </w:rPr>
-        <w:t>EL CONTRATISTA</w:t>
-      </w:r>
-      <w:r>
-        <w:rPr>
-          <w:rFonts w:ascii="Arial" w:hAnsi="Arial" w:cs="Arial"/>
-          <w:bCs/>
-          <w:sz w:val="20"/>
-          <w:szCs w:val="20"/>
-          <w:lang w:bidi="es-ES"/>
-        </w:rPr>
-        <w:t xml:space="preserve"> deberá ampliar el valor y/o vigencia de las garantías otorgadas.</w:t>
-      </w:r>
-    </w:p>
-    <w:p>
-      <w:pPr>
-        <w:jc w:val="both"/>
-        <w:rPr>
-          <w:rFonts w:ascii="Arial" w:hAnsi="Arial" w:cs="Arial"/>
-          <w:bCs/>
-          <w:sz w:val="20"/>
-          <w:szCs w:val="20"/>
-          <w:lang w:bidi="es-ES"/>
-        </w:rPr>
-      </w:pPr>
-      <w:r>
-        <w:rPr>
-          <w:rFonts w:ascii="Arial" w:hAnsi="Arial" w:cs="Arial"/>
-          <w:b/>
-          <w:bCs/>
-          <w:sz w:val="20"/>
-          <w:szCs w:val="20"/>
-          <w:lang w:bidi="es-ES"/>
-        </w:rPr>
-        <w:t>PARÁGRAFO TERCERO:</w:t>
-      </w:r>
-      <w:r>
-        <w:rPr>
-          <w:rFonts w:ascii="Arial" w:hAnsi="Arial" w:cs="Arial"/>
-          <w:bCs/>
-          <w:sz w:val="20"/>
-          <w:szCs w:val="20"/>
-          <w:lang w:bidi="es-ES"/>
-        </w:rPr>
-        <w:t xml:space="preserve"> Si </w:t>
-      </w:r>
-      <w:r>
-        <w:rPr>
-          <w:rFonts w:ascii="Arial" w:hAnsi="Arial" w:cs="Arial"/>
-          <w:b/>
-          <w:bCs/>
-          <w:sz w:val="20"/>
-          <w:szCs w:val="20"/>
-          <w:lang w:bidi="es-ES"/>
-        </w:rPr>
-        <w:t>EL CONTRATISTA</w:t>
-      </w:r>
-      <w:r>
-        <w:rPr>
-          <w:rFonts w:ascii="Arial" w:hAnsi="Arial" w:cs="Arial"/>
-          <w:bCs/>
-          <w:sz w:val="20"/>
-          <w:szCs w:val="20"/>
-          <w:lang w:bidi="es-ES"/>
-        </w:rPr>
-        <w:t xml:space="preserve"> se negare a constituir la garantía, así como a no otorgarla en los términos, cuantía y duración establecidos en esta cláusula, </w:t>
-      </w:r>
-      <w:r>
-        <w:rPr>
-          <w:rFonts w:ascii="Arial" w:hAnsi="Arial" w:cs="Arial"/>
-          <w:b/>
-          <w:bCs/>
-          <w:sz w:val="20"/>
-          <w:szCs w:val="20"/>
-          <w:lang w:bidi="es-ES"/>
-        </w:rPr>
-        <w:t>EL MINISTERIO DE DEFENSA – EJERCITO NACIONAL – DIRECCION DE SANIDAD EJERCITO</w:t>
-      </w:r>
-      <w:r>
-        <w:rPr>
-          <w:rFonts w:ascii="Arial" w:hAnsi="Arial" w:cs="Arial"/>
-          <w:bCs/>
-          <w:sz w:val="20"/>
-          <w:szCs w:val="20"/>
-          <w:lang w:bidi="es-ES"/>
-        </w:rPr>
-        <w:t xml:space="preserve"> podrá dar por terminado el contrato unilateralmente.</w:t>
-      </w:r>
-    </w:p>
-    <w:p>
-      <w:pPr>
-        <w:jc w:val="both"/>
-        <w:rPr>
-          <w:rFonts w:ascii="Arial" w:hAnsi="Arial" w:cs="Arial"/>
-          <w:bCs/>
-          <w:sz w:val="20"/>
-          <w:szCs w:val="20"/>
-          <w:lang w:bidi="es-ES"/>
-        </w:rPr>
-      </w:pPr>
-      <w:r>
-        <w:rPr>
-          <w:rFonts w:ascii="Arial" w:hAnsi="Arial" w:cs="Arial"/>
-          <w:b/>
-          <w:bCs/>
-          <w:sz w:val="20"/>
-          <w:szCs w:val="20"/>
-          <w:lang w:bidi="es-ES"/>
-        </w:rPr>
-        <w:t xml:space="preserve">PARÁGRAFO CUARTO: </w:t>
-      </w:r>
-      <w:r>
-        <w:rPr>
-          <w:rFonts w:ascii="Arial" w:hAnsi="Arial" w:cs="Arial"/>
-          <w:bCs/>
-          <w:sz w:val="20"/>
-          <w:szCs w:val="20"/>
-          <w:lang w:bidi="es-ES"/>
-        </w:rPr>
-        <w:t>El contratista deberá constituir la garantía dentro de los cinco (5) días calendario siguiente a la suscripción del contrato.</w:t>
-      </w:r>
-    </w:p>
-    <w:p>
-      <w:pPr>
-        <w:jc w:val="both"/>
-        <w:rPr>
-          <w:rFonts w:ascii="Arial" w:hAnsi="Arial" w:cs="Arial"/>
-          <w:bCs/>
-          <w:sz w:val="20"/>
-          <w:szCs w:val="20"/>
-          <w:lang w:bidi="es-ES"/>
-        </w:rPr>
-      </w:pPr>
-    </w:p>
-    <w:p>
-      <w:pPr>
-        <w:jc w:val="both"/>
-        <w:rPr>
-          <w:rFonts w:ascii="Arial" w:hAnsi="Arial" w:cs="Arial"/>
-          <w:bCs/>
-          <w:sz w:val="20"/>
-          <w:szCs w:val="20"/>
-          <w:lang w:bidi="es-ES"/>
-        </w:rPr>
-      </w:pPr>
-      <w:r>
-        <w:rPr>
-          <w:rFonts w:ascii="Arial" w:hAnsi="Arial" w:cs="Arial"/>
-          <w:b/>
-          <w:sz w:val="20"/>
-          <w:szCs w:val="20"/>
-          <w:lang w:bidi="es-ES"/>
-        </w:rPr>
-        <w:t>CLAUSULA OCTAVA- INDEMNIDAD:</w:t>
-      </w:r>
-      <w:r>
-        <w:rPr>
-          <w:rFonts w:ascii="Arial" w:hAnsi="Arial" w:cs="Arial"/>
-          <w:bCs/>
-          <w:sz w:val="20"/>
-          <w:szCs w:val="20"/>
-          <w:lang w:bidi="es-ES"/>
-        </w:rPr>
-        <w:t xml:space="preserve"> El contratista se obliga a mantener indemne la entidad contratante, es decir, mantenerla libre de cualquier da</w:t>
-      </w:r>
-      <w:r>
-        <w:rPr>
-          <w:rFonts w:ascii="Arial" w:hAnsi="Arial" w:cs="Arial" w:hint="eastAsia"/>
-          <w:bCs/>
-          <w:sz w:val="20"/>
-          <w:szCs w:val="20"/>
-          <w:lang w:bidi="es-ES"/>
-        </w:rPr>
-        <w:t>ñ</w:t>
-      </w:r>
-      <w:r>
-        <w:rPr>
-          <w:rFonts w:ascii="Arial" w:hAnsi="Arial" w:cs="Arial"/>
-          <w:bCs/>
-          <w:sz w:val="20"/>
-          <w:szCs w:val="20"/>
-          <w:lang w:bidi="es-ES"/>
-        </w:rPr>
-        <w:t>o o perjuicio originado de cualquier reclamaci</w:t>
-      </w:r>
-      <w:r>
-        <w:rPr>
-          <w:rFonts w:ascii="Arial" w:hAnsi="Arial" w:cs="Arial" w:hint="eastAsia"/>
-          <w:bCs/>
-          <w:sz w:val="20"/>
-          <w:szCs w:val="20"/>
-          <w:lang w:bidi="es-ES"/>
-        </w:rPr>
-        <w:t>ó</w:t>
-      </w:r>
-      <w:r>
-        <w:rPr>
-          <w:rFonts w:ascii="Arial" w:hAnsi="Arial" w:cs="Arial"/>
-          <w:bCs/>
-          <w:sz w:val="20"/>
-          <w:szCs w:val="20"/>
-          <w:lang w:bidi="es-ES"/>
-        </w:rPr>
-        <w:t>n proveniente de terceros, cuya causa provenga de sus actividades como contratista, o de los subcontratistas o dependientes.</w:t>
-      </w:r>
-    </w:p>
-    <w:p>
-      <w:pPr>
-        <w:jc w:val="both"/>
-        <w:rPr>
-          <w:rFonts w:ascii="Arial" w:hAnsi="Arial" w:cs="Arial"/>
-          <w:b/>
-          <w:sz w:val="20"/>
-          <w:szCs w:val="20"/>
-          <w:lang w:bidi="es-ES"/>
-        </w:rPr>
-      </w:pPr>
-    </w:p>
-    <w:p>
-      <w:pPr>
-        <w:jc w:val="both"/>
-        <w:rPr>
-          <w:rFonts w:ascii="Arial" w:hAnsi="Arial" w:cs="Arial"/>
-          <w:bCs/>
-          <w:sz w:val="20"/>
-          <w:szCs w:val="20"/>
-          <w:lang w:bidi="es-ES"/>
-        </w:rPr>
-      </w:pPr>
-      <w:r>
-        <w:rPr>
-          <w:rFonts w:ascii="Arial" w:hAnsi="Arial" w:cs="Arial"/>
-          <w:b/>
-          <w:sz w:val="20"/>
-          <w:szCs w:val="20"/>
-          <w:lang w:bidi="es-ES"/>
-        </w:rPr>
-        <w:t>CLAUSULA NOVENA- SUPERVISOR: EL MINISTERIO DE DEFENSA NACIONAL - EJ</w:t>
-      </w:r>
-      <w:r>
-        <w:rPr>
-          <w:rFonts w:ascii="Arial" w:hAnsi="Arial" w:cs="Arial" w:hint="eastAsia"/>
-          <w:b/>
-          <w:sz w:val="20"/>
-          <w:szCs w:val="20"/>
-          <w:lang w:bidi="es-ES"/>
-        </w:rPr>
-        <w:t>É</w:t>
-      </w:r>
-      <w:r>
-        <w:rPr>
-          <w:rFonts w:ascii="Arial" w:hAnsi="Arial" w:cs="Arial"/>
-          <w:b/>
-          <w:sz w:val="20"/>
-          <w:szCs w:val="20"/>
-          <w:lang w:bidi="es-ES"/>
-        </w:rPr>
-        <w:t xml:space="preserve">RCITO NACIONAL </w:t>
-      </w:r>
-      <w:r>
-        <w:rPr>
-          <w:rFonts w:ascii="Arial" w:hAnsi="Arial" w:cs="Arial" w:hint="eastAsia"/>
-          <w:b/>
-          <w:sz w:val="20"/>
-          <w:szCs w:val="20"/>
-          <w:lang w:bidi="es-ES"/>
-        </w:rPr>
-        <w:t>–</w:t>
-      </w:r>
-      <w:r>
-        <w:rPr>
-          <w:rFonts w:ascii="Arial" w:hAnsi="Arial" w:cs="Arial"/>
-          <w:b/>
-          <w:sz w:val="20"/>
-          <w:szCs w:val="20"/>
-          <w:lang w:bidi="es-ES"/>
-        </w:rPr>
-        <w:t xml:space="preserve"> DIRECCION DE </w:t>
-      </w:r>
-      <w:r>
-        <w:rPr>
-          <w:rFonts w:ascii="Arial" w:hAnsi="Arial" w:cs="Arial"/>
-          <w:b/>
-          <w:sz w:val="20"/>
-          <w:szCs w:val="20"/>
-          <w:lang w:bidi="es-ES"/>
-        </w:rPr>
-        <w:t>SANIDAD EJERCITO- DISPENSARIO MEDICO DE MEDELLIN Y/O EL ESTABLECIMIENTO DE SANIDAD MILITAR CORRESPÓNDIENTE,</w:t>
-      </w:r>
-      <w:r>
-        <w:rPr>
-          <w:rFonts w:ascii="Arial" w:hAnsi="Arial" w:cs="Arial"/>
-          <w:bCs/>
-          <w:sz w:val="20"/>
-          <w:szCs w:val="20"/>
-          <w:lang w:bidi="es-ES"/>
-        </w:rPr>
-        <w:t xml:space="preserve"> ejercer</w:t>
-      </w:r>
-      <w:r>
-        <w:rPr>
-          <w:rFonts w:ascii="Arial" w:hAnsi="Arial" w:cs="Arial" w:hint="eastAsia"/>
-          <w:bCs/>
-          <w:sz w:val="20"/>
-          <w:szCs w:val="20"/>
-          <w:lang w:bidi="es-ES"/>
-        </w:rPr>
-        <w:t>á</w:t>
-      </w:r>
-      <w:r>
-        <w:rPr>
-          <w:rFonts w:ascii="Arial" w:hAnsi="Arial" w:cs="Arial"/>
-          <w:bCs/>
-          <w:sz w:val="20"/>
-          <w:szCs w:val="20"/>
-          <w:lang w:bidi="es-ES"/>
-        </w:rPr>
-        <w:t xml:space="preserve"> la supervisi</w:t>
-      </w:r>
-      <w:r>
-        <w:rPr>
-          <w:rFonts w:ascii="Arial" w:hAnsi="Arial" w:cs="Arial" w:hint="eastAsia"/>
-          <w:bCs/>
-          <w:sz w:val="20"/>
-          <w:szCs w:val="20"/>
-          <w:lang w:bidi="es-ES"/>
-        </w:rPr>
-        <w:t>ó</w:t>
-      </w:r>
-      <w:r>
-        <w:rPr>
-          <w:rFonts w:ascii="Arial" w:hAnsi="Arial" w:cs="Arial"/>
-          <w:bCs/>
-          <w:sz w:val="20"/>
-          <w:szCs w:val="20"/>
-          <w:lang w:bidi="es-ES"/>
-        </w:rPr>
-        <w:t>n y control de la ejecuci</w:t>
-      </w:r>
-      <w:r>
-        <w:rPr>
-          <w:rFonts w:ascii="Arial" w:hAnsi="Arial" w:cs="Arial" w:hint="eastAsia"/>
-          <w:bCs/>
-          <w:sz w:val="20"/>
-          <w:szCs w:val="20"/>
-          <w:lang w:bidi="es-ES"/>
-        </w:rPr>
-        <w:t>ó</w:t>
-      </w:r>
-      <w:r>
-        <w:rPr>
-          <w:rFonts w:ascii="Arial" w:hAnsi="Arial" w:cs="Arial"/>
-          <w:bCs/>
-          <w:sz w:val="20"/>
-          <w:szCs w:val="20"/>
-          <w:lang w:bidi="es-ES"/>
-        </w:rPr>
-        <w:t>n del presente contrato de prestaci</w:t>
-      </w:r>
-      <w:r>
-        <w:rPr>
-          <w:rFonts w:ascii="Arial" w:hAnsi="Arial" w:cs="Arial" w:hint="eastAsia"/>
-          <w:bCs/>
-          <w:sz w:val="20"/>
-          <w:szCs w:val="20"/>
-          <w:lang w:bidi="es-ES"/>
-        </w:rPr>
-        <w:t>ó</w:t>
-      </w:r>
-      <w:r>
-        <w:rPr>
-          <w:rFonts w:ascii="Arial" w:hAnsi="Arial" w:cs="Arial"/>
-          <w:bCs/>
-          <w:sz w:val="20"/>
-          <w:szCs w:val="20"/>
-          <w:lang w:bidi="es-ES"/>
-        </w:rPr>
-        <w:t>n de servicios a trav</w:t>
-      </w:r>
-      <w:r>
-        <w:rPr>
-          <w:rFonts w:ascii="Arial" w:hAnsi="Arial" w:cs="Arial" w:hint="eastAsia"/>
-          <w:bCs/>
-          <w:sz w:val="20"/>
-          <w:szCs w:val="20"/>
-          <w:lang w:bidi="es-ES"/>
-        </w:rPr>
-        <w:t>é</w:t>
-      </w:r>
-      <w:r>
-        <w:rPr>
-          <w:rFonts w:ascii="Arial" w:hAnsi="Arial" w:cs="Arial"/>
-          <w:bCs/>
-          <w:sz w:val="20"/>
-          <w:szCs w:val="20"/>
-          <w:lang w:bidi="es-ES"/>
-        </w:rPr>
-        <w:t>s del(la) señor(a)</w:t>
-      </w:r>
-      <w:r>
-        <w:rPr>
-          <w:rFonts w:ascii="Arial" w:hAnsi="Arial" w:cs="Arial"/>
-          <w:bCs/>
-          <w:sz w:val="20"/>
-          <w:szCs w:val="20"/>
-          <w:lang w:bidi="es-ES"/>
-        </w:rPr>
-        <w:t xml:space="preserve"> </w:t>
-      </w:r>
-      <w:r>
-        <w:rPr>
-          <w:rFonts w:ascii="Arial" w:hAnsi="Arial" w:cs="Arial"/>
-          <w:b/>
-          <w:sz w:val="20"/>
-          <w:szCs w:val="20"/>
-          <w:highlight w:val="yellow"/>
-          <w:lang w:bidi="es-ES"/>
-        </w:rPr>
-        <w:t>${</w:t>
-      </w:r>
-      <w:proofErr w:type="spellStart"/>
-      <w:r>
-        <w:rPr>
-          <w:rFonts w:ascii="Arial" w:hAnsi="Arial" w:cs="Arial"/>
-          <w:b/>
-          <w:noProof/>
-          <w:sz w:val="20"/>
-          <w:szCs w:val="20"/>
-          <w:highlight w:val="yellow"/>
-          <w:lang w:bidi="es-ES"/>
-        </w:rPr>
-        <w:t>n</w:t>
-      </w:r>
-      <w:r>
-        <w:rPr>
-          <w:rFonts w:ascii="Arial" w:hAnsi="Arial" w:cs="Arial"/>
-          <w:b/>
-          <w:bCs/>
-          <w:noProof/>
-          <w:sz w:val="20"/>
-          <w:szCs w:val="20"/>
-          <w:highlight w:val="yellow"/>
-          <w:lang w:bidi="es-ES"/>
-        </w:rPr>
-        <w:t>ombre_supervisor</w:t>
-      </w:r>
-      <w:proofErr w:type="spellEnd"/>
-      <w:r>
-        <w:rPr>
-          <w:rFonts w:ascii="Arial" w:hAnsi="Arial" w:cs="Arial"/>
-          <w:b/>
-          <w:bCs/>
-          <w:noProof/>
-          <w:sz w:val="20"/>
-          <w:szCs w:val="20"/>
-          <w:highlight w:val="yellow"/>
           <w:lang w:bidi="es-ES"/>
         </w:rPr>
         <w:t>}</w:t>
@@ -32927,7 +32544,6 @@
           <w:rFonts w:ascii="Arial" w:hAnsi="Arial" w:cs="Arial"/>
           <w:sz w:val="20"/>
           <w:szCs w:val="20"/>
-          <w:highlight w:val="yellow"/>
         </w:rPr>
         <w:t>d</w:t>
       </w:r>
@@ -32936,7 +32552,6 @@
           <w:rFonts w:ascii="Arial" w:hAnsi="Arial" w:cs="Arial"/>
           <w:sz w:val="20"/>
           <w:szCs w:val="20"/>
-          <w:highlight w:val="yellow"/>
         </w:rPr>
         <w:t>i</w:t>
       </w:r>
@@ -32945,7 +32560,6 @@
           <w:rFonts w:ascii="Arial" w:hAnsi="Arial" w:cs="Arial"/>
           <w:sz w:val="20"/>
           <w:szCs w:val="20"/>
-          <w:highlight w:val="yellow"/>
         </w:rPr>
         <w:t>a_firma_contrato</w:t>
       </w:r>
@@ -32954,7 +32568,6 @@
           <w:rFonts w:ascii="Arial" w:hAnsi="Arial" w:cs="Arial"/>
           <w:sz w:val="20"/>
           <w:szCs w:val="20"/>
-          <w:highlight w:val="yellow"/>
         </w:rPr>
         <w:t>_texto</w:t>
       </w:r>
@@ -32965,7 +32578,6 @@
           <w:noProof/>
           <w:sz w:val="20"/>
           <w:szCs w:val="20"/>
-          <w:highlight w:val="yellow"/>
         </w:rPr>
         <w:t>}</w:t>
       </w:r>
@@ -32974,21 +32586,216 @@
           <w:rFonts w:ascii="Arial" w:hAnsi="Arial" w:cs="Arial"/>
           <w:sz w:val="20"/>
           <w:szCs w:val="20"/>
-          <w:highlight w:val="yellow"/>
+        </w:rPr>
+        <w:t xml:space="preserve"> días del mes de </w:t>
+      </w:r>
+      <w:r>
+        <w:rPr>
+          <w:rFonts w:ascii="Arial" w:hAnsi="Arial" w:cs="Arial"/>
+          <w:sz w:val="20"/>
+          <w:szCs w:val="20"/>
+        </w:rPr>
+        <w:t>${</w:t>
+      </w:r>
+      <w:proofErr w:type="spellStart"/>
+      <w:r>
+        <w:rPr>
+          <w:rFonts w:ascii="Arial" w:hAnsi="Arial" w:cs="Arial"/>
+          <w:sz w:val="20"/>
+          <w:szCs w:val="20"/>
+        </w:rPr>
+        <w:t>mes_firma_contrato</w:t>
+      </w:r>
+      <w:proofErr w:type="spellEnd"/>
+      <w:r>
+        <w:rPr>
+          <w:rFonts w:ascii="Arial" w:hAnsi="Arial" w:cs="Arial"/>
+          <w:sz w:val="20"/>
+          <w:szCs w:val="20"/>
+        </w:rPr>
+        <w:t>}</w:t>
+      </w:r>
+      <w:r>
+        <w:rPr>
+          <w:rFonts w:ascii="Arial" w:hAnsi="Arial" w:cs="Arial"/>
+          <w:sz w:val="20"/>
+          <w:szCs w:val="20"/>
+        </w:rPr>
+        <w:t xml:space="preserve"> de </w:t>
+      </w:r>
+      <w:r>
+        <w:rPr>
+          <w:rFonts w:ascii="Arial" w:hAnsi="Arial" w:cs="Arial"/>
+          <w:sz w:val="20"/>
+          <w:szCs w:val="20"/>
+        </w:rPr>
+        <w:t>${</w:t>
+      </w:r>
+      <w:proofErr w:type="spellStart"/>
+      <w:r>
+        <w:rPr>
+          <w:rFonts w:ascii="Arial" w:hAnsi="Arial" w:cs="Arial"/>
+          <w:sz w:val="20"/>
+          <w:szCs w:val="20"/>
+        </w:rPr>
+        <w:t>a</w:t>
+      </w:r>
+      <w:r>
+        <w:rPr>
+          <w:rFonts w:ascii="Arial" w:hAnsi="Arial" w:cs="Arial"/>
+          <w:sz w:val="20"/>
+          <w:szCs w:val="20"/>
+        </w:rPr>
+        <w:t>ni</w:t>
+      </w:r>
+      <w:r>
+        <w:rPr>
+          <w:rFonts w:ascii="Arial" w:hAnsi="Arial" w:cs="Arial"/>
+          <w:sz w:val="20"/>
+          <w:szCs w:val="20"/>
+        </w:rPr>
+        <w:t>o_firma_contrato</w:t>
+      </w:r>
+      <w:proofErr w:type="spellEnd"/>
+      <w:r>
+        <w:rPr>
+          <w:rFonts w:ascii="Arial" w:hAnsi="Arial" w:cs="Arial"/>
+          <w:sz w:val="20"/>
+          <w:szCs w:val="20"/>
+        </w:rPr>
+        <w:t>}</w:t>
+      </w:r>
+    </w:p>
+    <w:p>
+      <w:pPr>
+        <w:jc w:val="both"/>
+        <w:rPr>
+          <w:rFonts w:ascii="Arial" w:hAnsi="Arial" w:cs="Arial"/>
+          <w:sz w:val="20"/>
+          <w:szCs w:val="20"/>
+        </w:rPr>
+      </w:pPr>
+    </w:p>
+    <w:p>
+      <w:pPr>
+        <w:jc w:val="both"/>
+        <w:rPr>
+          <w:rFonts w:ascii="Arial" w:hAnsi="Arial" w:cs="Arial"/>
+          <w:b/>
+          <w:bCs/>
+          <w:sz w:val="20"/>
+          <w:szCs w:val="20"/>
+        </w:rPr>
+      </w:pPr>
+      <w:r>
+        <w:rPr>
+          <w:rFonts w:ascii="Arial" w:hAnsi="Arial" w:cs="Arial"/>
+          <w:b/>
+          <w:bCs/>
+          <w:sz w:val="20"/>
+          <w:szCs w:val="20"/>
+        </w:rPr>
+        <w:t>EN REPRESENTACIÓN DEL MINISTERIO DE DEFENSA NACIONAL - EJÉRCITO NAC</w:t>
+      </w:r>
+      <w:r>
+        <w:rPr>
+          <w:rFonts w:ascii="Arial" w:hAnsi="Arial" w:cs="Arial"/>
+          <w:b/>
+          <w:bCs/>
+          <w:sz w:val="20"/>
+          <w:szCs w:val="20"/>
+        </w:rPr>
+        <w:t>IONAL - DIRECCIÓN DE SANIDAD EJÉRCITO - DISPENSARIO MÉ</w:t>
+      </w:r>
+      <w:r>
+        <w:rPr>
+          <w:rFonts w:ascii="Arial" w:hAnsi="Arial" w:cs="Arial"/>
+          <w:b/>
+          <w:bCs/>
+          <w:sz w:val="20"/>
+          <w:szCs w:val="20"/>
+        </w:rPr>
+        <w:t>DICO DE MEDELLÍN</w:t>
+      </w:r>
+    </w:p>
+    <w:p>
+      <w:pPr>
+        <w:jc w:val="both"/>
+        <w:rPr>
+          <w:rFonts w:ascii="Arial" w:hAnsi="Arial" w:cs="Arial"/>
+          <w:sz w:val="20"/>
+          <w:szCs w:val="20"/>
+        </w:rPr>
+      </w:pPr>
+    </w:p>
+    <w:p>
+      <w:pPr>
+        <w:jc w:val="both"/>
+        <w:rPr>
+          <w:rFonts w:ascii="Arial" w:hAnsi="Arial" w:cs="Arial"/>
+          <w:sz w:val="20"/>
+          <w:szCs w:val="20"/>
+        </w:rPr>
+      </w:pPr>
+    </w:p>
+    <w:p>
+      <w:pPr>
+        <w:jc w:val="center"/>
+        <w:rPr>
+          <w:rFonts w:ascii="Arial" w:hAnsi="Arial" w:cs="Arial"/>
+          <w:b/>
+          <w:bCs/>
+          <w:sz w:val="20"/>
+          <w:szCs w:val="20"/>
+        </w:rPr>
+      </w:pPr>
+      <w:r>
+        <w:rPr>
+          <w:rFonts w:ascii="Arial" w:hAnsi="Arial" w:cs="Arial"/>
+          <w:b/>
+          <w:bCs/>
+          <w:sz w:val="20"/>
+          <w:szCs w:val="20"/>
+        </w:rPr>
+        <w:t>${</w:t>
+      </w:r>
+      <w:proofErr w:type="spellStart"/>
+      <w:r>
+        <w:rPr>
+          <w:rFonts w:ascii="Arial" w:hAnsi="Arial" w:cs="Arial"/>
+          <w:b/>
+          <w:bCs/>
+          <w:sz w:val="20"/>
+          <w:szCs w:val="20"/>
+        </w:rPr>
+        <w:t>grado_ordenador_gasto</w:t>
+      </w:r>
+      <w:proofErr w:type="spellEnd"/>
+      <w:r>
+        <w:rPr>
+          <w:rFonts w:ascii="Arial" w:hAnsi="Arial" w:cs="Arial"/>
+          <w:b/>
+          <w:bCs/>
+          <w:sz w:val="20"/>
+          <w:szCs w:val="20"/>
+        </w:rPr>
+        <w:t>}</w:t>
+      </w:r>
+      <w:r>
+        <w:rPr>
+          <w:rFonts w:ascii="Arial" w:hAnsi="Arial" w:cs="Arial"/>
+          <w:b/>
+          <w:bCs/>
+          <w:sz w:val="20"/>
+          <w:szCs w:val="20"/>
         </w:rPr>
         <w:t xml:space="preserve"> </w:t>
       </w:r>
       <w:r>
         <w:rPr>
           <w:rFonts w:ascii="Arial" w:hAnsi="Arial" w:cs="Arial"/>
-          <w:sz w:val="20"/>
-          <w:szCs w:val="20"/>
-        </w:rPr>
-        <w:t xml:space="preserve">días del mes de </w:t>
-      </w:r>
-      <w:r>
-        <w:rPr>
-          <w:rFonts w:ascii="Arial" w:hAnsi="Arial" w:cs="Arial"/>
+          <w:b/>
+          <w:bCs/>
           <w:sz w:val="20"/>
           <w:szCs w:val="20"/>
         </w:rPr>
@@ -32998,245 +32805,21 @@
       <w:r>
         <w:rPr>
           <w:rFonts w:ascii="Arial" w:hAnsi="Arial" w:cs="Arial"/>
-          <w:sz w:val="20"/>
-          <w:szCs w:val="20"/>
-          <w:highlight w:val="yellow"/>
-        </w:rPr>
-        <w:t>mes_firma_contrato</w:t>
+          <w:b/>
+          <w:bCs/>
+          <w:sz w:val="20"/>
+          <w:szCs w:val="20"/>
+        </w:rPr>
+        <w:t>nombre_ordenador_gasto</w:t>
       </w:r>
       <w:proofErr w:type="spellEnd"/>
       <w:r>
         <w:rPr>
           <w:rFonts w:ascii="Arial" w:hAnsi="Arial" w:cs="Arial"/>
-          <w:sz w:val="20"/>
-          <w:szCs w:val="20"/>
-          <w:highlight w:val="yellow"/>
-        </w:rPr>
-        <w:t>}</w:t>
-      </w:r>
-      <w:r>
-        <w:rPr>
-          <w:rFonts w:ascii="Arial" w:hAnsi="Arial" w:cs="Arial"/>
-          <w:sz w:val="20"/>
-          <w:szCs w:val="20"/>
-          <w:highlight w:val="yellow"/>
-        </w:rPr>
-        <w:t xml:space="preserve"> </w:t>
-      </w:r>
-      <w:r>
-        <w:rPr>
-          <w:rFonts w:ascii="Arial" w:hAnsi="Arial" w:cs="Arial"/>
-          <w:sz w:val="20"/>
-          <w:szCs w:val="20"/>
-        </w:rPr>
-        <w:t xml:space="preserve">de </w:t>
-      </w:r>
-      <w:r>
-        <w:rPr>
-          <w:rFonts w:ascii="Arial" w:hAnsi="Arial" w:cs="Arial"/>
-          <w:sz w:val="20"/>
-          <w:szCs w:val="20"/>
-          <w:highlight w:val="yellow"/>
-        </w:rPr>
-        <w:t>${</w:t>
-      </w:r>
-      <w:proofErr w:type="spellStart"/>
-      <w:r>
-        <w:rPr>
-          <w:rFonts w:ascii="Arial" w:hAnsi="Arial" w:cs="Arial"/>
-          <w:sz w:val="20"/>
-          <w:szCs w:val="20"/>
-          <w:highlight w:val="yellow"/>
-        </w:rPr>
-        <w:t>a</w:t>
-      </w:r>
-      <w:r>
-        <w:rPr>
-          <w:rFonts w:ascii="Arial" w:hAnsi="Arial" w:cs="Arial"/>
-          <w:sz w:val="20"/>
-          <w:szCs w:val="20"/>
-          <w:highlight w:val="yellow"/>
-        </w:rPr>
-        <w:t>ni</w:t>
-      </w:r>
-      <w:r>
-        <w:rPr>
-          <w:rFonts w:ascii="Arial" w:hAnsi="Arial" w:cs="Arial"/>
-          <w:sz w:val="20"/>
-          <w:szCs w:val="20"/>
-          <w:highlight w:val="yellow"/>
-        </w:rPr>
-        <w:t>o_firma_contrato</w:t>
-      </w:r>
-      <w:proofErr w:type="spellEnd"/>
-      <w:r>
-        <w:rPr>
-          <w:rFonts w:ascii="Arial" w:hAnsi="Arial" w:cs="Arial"/>
-          <w:sz w:val="20"/>
-          <w:szCs w:val="20"/>
-          <w:highlight w:val="yellow"/>
-        </w:rPr>
-        <w:t>}</w:t>
-      </w:r>
-    </w:p>
-    <w:p>
-      <w:pPr>
-        <w:jc w:val="both"/>
-        <w:rPr>
-          <w:rFonts w:ascii="Arial" w:hAnsi="Arial" w:cs="Arial"/>
-          <w:sz w:val="20"/>
-          <w:szCs w:val="20"/>
-        </w:rPr>
-      </w:pPr>
-    </w:p>
-    <w:p>
-      <w:pPr>
-        <w:jc w:val="both"/>
-        <w:rPr>
-          <w:rFonts w:ascii="Arial" w:hAnsi="Arial" w:cs="Arial"/>
           <w:b/>
           <w:bCs/>
           <w:sz w:val="20"/>
           <w:szCs w:val="20"/>
-        </w:rPr>
-      </w:pPr>
-      <w:r>
-        <w:rPr>
-          <w:rFonts w:ascii="Arial" w:hAnsi="Arial" w:cs="Arial"/>
-          <w:b/>
-          <w:bCs/>
-          <w:sz w:val="20"/>
-          <w:szCs w:val="20"/>
-        </w:rPr>
-        <w:t>EN REPRESENTACIÓN DEL MINISTERIO DE DEFENSA NACIONAL - EJÉRCITO NAC</w:t>
-      </w:r>
-      <w:r>
-        <w:rPr>
-          <w:rFonts w:ascii="Arial" w:hAnsi="Arial" w:cs="Arial"/>
-          <w:b/>
-          <w:bCs/>
-          <w:sz w:val="20"/>
-          <w:szCs w:val="20"/>
-        </w:rPr>
-        <w:t>IONAL - DIRECCIÓN DE SANIDAD EJÉRCITO - DISPENSARIO MÉ</w:t>
-      </w:r>
-      <w:r>
-        <w:rPr>
-          <w:rFonts w:ascii="Arial" w:hAnsi="Arial" w:cs="Arial"/>
-          <w:b/>
-          <w:bCs/>
-          <w:sz w:val="20"/>
-          <w:szCs w:val="20"/>
-        </w:rPr>
-        <w:t>DICO DE MEDELLÍN</w:t>
-      </w:r>
-    </w:p>
-    <w:p>
-      <w:pPr>
-        <w:jc w:val="both"/>
-        <w:rPr>
-          <w:rFonts w:ascii="Arial" w:hAnsi="Arial" w:cs="Arial"/>
-          <w:sz w:val="20"/>
-          <w:szCs w:val="20"/>
-        </w:rPr>
-      </w:pPr>
-    </w:p>
-    <w:p>
-      <w:pPr>
-        <w:jc w:val="both"/>
-        <w:rPr>
-          <w:rFonts w:ascii="Arial" w:hAnsi="Arial" w:cs="Arial"/>
-          <w:sz w:val="20"/>
-          <w:szCs w:val="20"/>
-        </w:rPr>
-      </w:pPr>
-    </w:p>
-    <w:p>
-      <w:pPr>
-        <w:jc w:val="center"/>
-        <w:rPr>
-          <w:rFonts w:ascii="Arial" w:hAnsi="Arial" w:cs="Arial"/>
-          <w:b/>
-          <w:bCs/>
-          <w:sz w:val="20"/>
-          <w:szCs w:val="20"/>
-        </w:rPr>
-      </w:pPr>
-      <w:r>
-        <w:rPr>
-          <w:rFonts w:ascii="Arial" w:hAnsi="Arial" w:cs="Arial"/>
-          <w:b/>
-          <w:bCs/>
-          <w:sz w:val="20"/>
-          <w:szCs w:val="20"/>
-        </w:rPr>
-        <w:t>${</w:t>
-      </w:r>
-      <w:proofErr w:type="spellStart"/>
-      <w:r>
-        <w:rPr>
-          <w:rFonts w:ascii="Arial" w:hAnsi="Arial" w:cs="Arial"/>
-          <w:b/>
-          <w:bCs/>
-          <w:sz w:val="20"/>
-          <w:szCs w:val="20"/>
-          <w:highlight w:val="yellow"/>
-        </w:rPr>
-        <w:t>grado_ordenador_gasto</w:t>
-      </w:r>
-      <w:proofErr w:type="spellEnd"/>
-      <w:r>
-        <w:rPr>
-          <w:rFonts w:ascii="Arial" w:hAnsi="Arial" w:cs="Arial"/>
-          <w:b/>
-          <w:bCs/>
-          <w:sz w:val="20"/>
-          <w:szCs w:val="20"/>
-          <w:highlight w:val="yellow"/>
-        </w:rPr>
-        <w:t>}</w:t>
-      </w:r>
-      <w:r>
-        <w:rPr>
-          <w:rFonts w:ascii="Arial" w:hAnsi="Arial" w:cs="Arial"/>
-          <w:b/>
-          <w:bCs/>
-          <w:sz w:val="20"/>
-          <w:szCs w:val="20"/>
-        </w:rPr>
-        <w:t xml:space="preserve"> </w:t>
-      </w:r>
-      <w:r>
-        <w:rPr>
-          <w:rFonts w:ascii="Arial" w:hAnsi="Arial" w:cs="Arial"/>
-          <w:b/>
-          <w:bCs/>
-          <w:sz w:val="20"/>
-          <w:szCs w:val="20"/>
-        </w:rPr>
-        <w:t>${</w:t>
-      </w:r>
-      <w:proofErr w:type="spellStart"/>
-      <w:r>
-        <w:rPr>
-          <w:rFonts w:ascii="Arial" w:hAnsi="Arial" w:cs="Arial"/>
-          <w:b/>
-          <w:bCs/>
-          <w:sz w:val="20"/>
-          <w:szCs w:val="20"/>
-          <w:highlight w:val="yellow"/>
-        </w:rPr>
-        <w:t>nombre_ordenador_gasto</w:t>
-      </w:r>
-      <w:proofErr w:type="spellEnd"/>
-      <w:r>
-        <w:rPr>
-          <w:rFonts w:ascii="Arial" w:hAnsi="Arial" w:cs="Arial"/>
-          <w:b/>
-          <w:bCs/>
-          <w:sz w:val="20"/>
-          <w:szCs w:val="20"/>
-          <w:highlight w:val="yellow"/>
         </w:rPr>
         <w:t>}</w:t>
       </w:r>
@@ -33341,7 +32924,6 @@
           <w:kern w:val="0"/>
           <w:sz w:val="20"/>
           <w:szCs w:val="20"/>
-          <w:highlight w:val="yellow"/>
           <w:lang w:eastAsia="en-US"/>
         </w:rPr>
       </w:pPr>
@@ -33353,7 +32935,6 @@
           <w:kern w:val="0"/>
           <w:sz w:val="20"/>
           <w:szCs w:val="20"/>
-          <w:highlight w:val="yellow"/>
           <w:lang w:eastAsia="en-US"/>
         </w:rPr>
         <w:t>${</w:t>
@@ -33366,7 +32947,6 @@
           <w:kern w:val="0"/>
           <w:sz w:val="20"/>
           <w:szCs w:val="20"/>
-          <w:highlight w:val="yellow"/>
           <w:lang w:eastAsia="en-US"/>
         </w:rPr>
         <w:t>nombre_contratista}</w:t>
@@ -33412,7 +32992,6 @@
           <w:kern w:val="0"/>
           <w:sz w:val="20"/>
           <w:szCs w:val="20"/>
-          <w:highlight w:val="yellow"/>
           <w:lang w:eastAsia="en-US"/>
         </w:rPr>
         <w:t>cedula</w:t>
@@ -33426,7 +33005,6 @@
           <w:kern w:val="0"/>
           <w:sz w:val="20"/>
           <w:szCs w:val="20"/>
-          <w:highlight w:val="yellow"/>
           <w:lang w:eastAsia="en-US"/>
         </w:rPr>
         <w:t>_contratista</w:t>
@@ -33465,7 +33043,7 @@
           <w:szCs w:val="20"/>
           <w:lang w:eastAsia="en-US"/>
         </w:rPr>
-        <w:t>expedida en</w:t>
+        <w:t xml:space="preserve">expedida en </w:t>
       </w:r>
       <w:r>
         <w:rPr>
@@ -33474,19 +33052,6 @@
           <w:kern w:val="0"/>
           <w:sz w:val="20"/>
           <w:szCs w:val="20"/>
-          <w:highlight w:val="yellow"/>
-          <w:lang w:eastAsia="en-US"/>
-        </w:rPr>
-        <w:t xml:space="preserve"> </w:t>
-      </w:r>
-      <w:r>
-        <w:rPr>
-          <w:rFonts w:ascii="Arial" w:eastAsia="Arial MT" w:hAnsi="Arial" w:cs="Arial"/>
-          <w:bCs/>
-          <w:kern w:val="0"/>
-          <w:sz w:val="20"/>
-          <w:szCs w:val="20"/>
-          <w:highlight w:val="yellow"/>
           <w:lang w:eastAsia="en-US"/>
         </w:rPr>
         <w:t>${</w:t>
@@ -33500,23 +33065,9 @@
           <w:kern w:val="0"/>
           <w:sz w:val="20"/>
           <w:szCs w:val="20"/>
-          <w:highlight w:val="yellow"/>
           <w:lang w:eastAsia="en-US"/>
         </w:rPr>
-        <w:t>ciudad_expedicion_cedula</w:t>
-      </w:r>
-      <w:r>
-        <w:rPr>
-          <w:rFonts w:ascii="Arial" w:eastAsia="Arial MT" w:hAnsi="Arial" w:cs="Arial"/>
-          <w:bCs/>
-          <w:noProof/>
-          <w:kern w:val="0"/>
-          <w:sz w:val="20"/>
-          <w:szCs w:val="20"/>
-          <w:highlight w:val="yellow"/>
-          <w:lang w:eastAsia="en-US"/>
-        </w:rPr>
-        <w:t>_contratista</w:t>
+        <w:t>ciudad_expedicion_cedula_contratista</w:t>
       </w:r>
       <w:proofErr w:type="spellEnd"/>
       <w:r>
@@ -33658,7 +33209,6 @@
           <w:noProof/>
           <w:sz w:val="16"/>
           <w:szCs w:val="16"/>
-          <w:highlight w:val="yellow"/>
         </w:rPr>
         <w:t>${</w:t>
       </w:r>
@@ -33670,7 +33220,6 @@
           <w:noProof/>
           <w:sz w:val="16"/>
           <w:szCs w:val="16"/>
-          <w:highlight w:val="yellow"/>
         </w:rPr>
         <w:t>nombre_supervisor}</w:t>
       </w:r>
@@ -33746,7 +33295,6 @@
           <w:rFonts w:ascii="Arial" w:hAnsi="Arial" w:cs="Arial"/>
           <w:sz w:val="16"/>
           <w:szCs w:val="16"/>
-          <w:highlight w:val="yellow"/>
         </w:rPr>
         <w:t>${</w:t>
       </w:r>
@@ -33756,7 +33304,6 @@
           <w:rFonts w:ascii="Arial" w:hAnsi="Arial" w:cs="Arial"/>
           <w:sz w:val="16"/>
           <w:szCs w:val="16"/>
-          <w:highlight w:val="yellow"/>
         </w:rPr>
         <w:t>nomb_</w:t>
       </w:r>
@@ -33765,7 +33312,6 @@
           <w:rFonts w:ascii="Arial" w:hAnsi="Arial" w:cs="Arial"/>
           <w:sz w:val="16"/>
           <w:szCs w:val="16"/>
-          <w:highlight w:val="yellow"/>
         </w:rPr>
         <w:t>a</w:t>
       </w:r>
@@ -33774,7 +33320,6 @@
           <w:rFonts w:ascii="Arial" w:hAnsi="Arial" w:cs="Arial"/>
           <w:sz w:val="16"/>
           <w:szCs w:val="16"/>
-          <w:highlight w:val="yellow"/>
         </w:rPr>
         <w:t>sesor_juridico</w:t>
       </w:r>
@@ -33784,25 +33329,14 @@
           <w:rFonts w:ascii="Arial" w:hAnsi="Arial" w:cs="Arial"/>
           <w:sz w:val="16"/>
           <w:szCs w:val="16"/>
-          <w:highlight w:val="yellow"/>
-        </w:rPr>
-        <w:t>}</w:t>
+        </w:rPr>
+        <w:t>}.</w:t>
       </w:r>
       <w:r>
         <w:rPr>
           <w:rFonts w:ascii="Arial" w:hAnsi="Arial" w:cs="Arial"/>
           <w:sz w:val="16"/>
           <w:szCs w:val="16"/>
-          <w:highlight w:val="yellow"/>
-        </w:rPr>
-        <w:t>.</w:t>
-      </w:r>
-      <w:r>
-        <w:rPr>
-          <w:rFonts w:ascii="Arial" w:hAnsi="Arial" w:cs="Arial"/>
-          <w:sz w:val="16"/>
-          <w:szCs w:val="16"/>
-          <w:highlight w:val="yellow"/>
         </w:rPr>
         <w:t xml:space="preserve">                                  </w:t>
       </w:r>
@@ -33829,7 +33363,6 @@
           <w:noProof/>
           <w:sz w:val="16"/>
           <w:szCs w:val="16"/>
-          <w:highlight w:val="yellow"/>
         </w:rPr>
         <w:t>nro_contrato</w:t>
       </w:r>
@@ -33840,7 +33373,6 @@
           <w:noProof/>
           <w:sz w:val="16"/>
           <w:szCs w:val="16"/>
-          <w:highlight w:val="yellow"/>
         </w:rPr>
         <w:t>}</w:t>
       </w:r>
@@ -33861,18 +33393,7 @@
           <w:sz w:val="20"/>
           <w:szCs w:val="20"/>
         </w:rPr>
-        <w:t>${</w:t>
-      </w:r>
-      <w:r>
-        <w:rPr>
-          <w:rFonts w:ascii="Arial" w:hAnsi="Arial" w:cs="Arial"/>
-          <w:b/>
-          <w:bCs/>
-          <w:sz w:val="20"/>
-          <w:szCs w:val="20"/>
-          <w:highlight w:val="yellow"/>
-        </w:rPr>
-        <w:t>unidad}</w:t>
+        <w:t>${unidad}</w:t>
       </w:r>
       <w:r>
         <w:rPr>
@@ -33880,7 +33401,6 @@
           <w:noProof/>
           <w:sz w:val="16"/>
           <w:szCs w:val="16"/>
-          <w:highlight w:val="yellow"/>
         </w:rPr>
         <w:t>-</w:t>
       </w:r>
@@ -33890,7 +33410,6 @@
           <w:noProof/>
           <w:sz w:val="16"/>
           <w:szCs w:val="16"/>
-          <w:highlight w:val="yellow"/>
         </w:rPr>
         <w:t>${</w:t>
       </w:r>
@@ -34259,9 +33778,10 @@
     <w:sectPr>
       <w:headerReference w:type="even" r:id="rId8"/>
       <w:headerReference w:type="default" r:id="rId9"/>
-      <w:footerReference w:type="default" r:id="rId10"/>
-      <w:headerReference w:type="first" r:id="rId11"/>
-      <w:footerReference w:type="first" r:id="rId12"/>
+      <w:footerReference w:type="even" r:id="rId10"/>
+      <w:footerReference w:type="default" r:id="rId11"/>
+      <w:headerReference w:type="first" r:id="rId12"/>
+      <w:footerReference w:type="first" r:id="rId13"/>
       <w:type w:val="continuous"/>
       <w:pgSz w:w="12242" w:h="18722" w:code="126"/>
       <w:pgMar w:top="613" w:right="1701" w:bottom="1418" w:left="1701" w:header="631" w:footer="237" w:gutter="0"/>
@@ -34299,6 +33819,16 @@
 </file>
 
 <file path=word/footer1.xml><?xml version="1.0" encoding="utf-8"?>
+<w:ftr xmlns:wpc="http://schemas.microsoft.com/office/word/2010/wordprocessingCanvas" xmlns:cx="http://schemas.microsoft.com/office/drawing/2014/chartex" xmlns:cx1="http://schemas.microsoft.com/office/drawing/2015/9/8/chartex" xmlns:cx2="http://schemas.microsoft.com/office/drawing/2015/10/21/chartex" xmlns:cx3="http://schemas.microsoft.com/office/drawing/2016/5/9/chartex" xmlns:cx4="http://schemas.microsoft.com/office/drawing/2016/5/10/chartex" xmlns:cx5="http://schemas.microsoft.com/office/drawing/2016/5/11/chartex" xmlns:cx6="http://schemas.microsoft.com/office/drawing/2016/5/12/chartex" xmlns:cx7="http://schemas.microsoft.com/office/drawing/2016/5/13/chartex" xmlns:cx8="http://schemas.microsoft.com/office/drawing/2016/5/14/chartex" xmlns:mc="http://schemas.openxmlformats.org/markup-compatibility/2006" xmlns:aink="http://schemas.microsoft.com/office/drawing/2016/ink" xmlns:am3d="http://schemas.microsoft.com/office/drawing/2017/model3d" xmlns:o="urn:schemas-microsoft-com:office:office" xmlns:oel="http://schemas.microsoft.com/office/2019/extlst" xmlns:r="http://schemas.openxmlformats.org/officeDocument/2006/relationships" xmlns:m="http://schemas.openxmlformats.org/officeDocument/2006/math" xmlns:v="urn:schemas-microsoft-com:vml" xmlns:wp14="http://schemas.microsoft.com/office/word/2010/wordprocessingDrawing" xmlns:wp="http://schemas.openxmlformats.org/drawingml/2006/wordprocessingDrawing" xmlns:w10="urn:schemas-microsoft-com:office:word" xmlns:w="http://schemas.openxmlformats.org/wordprocessingml/2006/main" xmlns:w14="http://schemas.microsoft.com/office/word/2010/wordml" xmlns:w15="http://schemas.microsoft.com/office/word/2012/wordml" xmlns:w16cex="http://schemas.microsoft.com/office/word/2018/wordml/cex" xmlns:w16cid="http://schemas.microsoft.com/office/word/2016/wordml/cid" xmlns:w16="http://schemas.microsoft.com/office/word/2018/wordml" xmlns:w16du="http://schemas.microsoft.com/office/word/2023/wordml/word16du" xmlns:w16sdtdh="http://schemas.microsoft.com/office/word/2020/wordml/sdtdatahash" xmlns:w16sdtfl="http://schemas.microsoft.com/office/word/2024/wordml/sdtformatlock" xmlns:w16se="http://schemas.microsoft.com/office/word/2015/wordml/symex" xmlns:wpg="http://schemas.microsoft.com/office/word/2010/wordprocessingGroup" xmlns:wpi="http://schemas.microsoft.com/office/word/2010/wordprocessingInk" xmlns:wne="http://schemas.microsoft.com/office/word/2006/wordml" xmlns:wps="http://schemas.microsoft.com/office/word/2010/wordprocessingShape" mc:Ignorable="w14 w15 w16se w16cid w16 w16cex w16sdtdh w16sdtfl w16du wp14">
+  <w:p>
+    <w:pPr>
+      <w:pStyle w:val="Piedepgina"/>
+    </w:pPr>
+  </w:p>
+</w:ftr>
+</file>
+
+<file path=word/footer2.xml><?xml version="1.0" encoding="utf-8"?>
 <w:ftr xmlns:wpc="http://schemas.microsoft.com/office/word/2010/wordprocessingCanvas" xmlns:cx="http://schemas.microsoft.com/office/drawing/2014/chartex" xmlns:cx1="http://schemas.microsoft.com/office/drawing/2015/9/8/chartex" xmlns:cx2="http://schemas.microsoft.com/office/drawing/2015/10/21/chartex" xmlns:cx3="http://schemas.microsoft.com/office/drawing/2016/5/9/chartex" xmlns:cx4="http://schemas.microsoft.com/office/drawing/2016/5/10/chartex" xmlns:cx5="http://schemas.microsoft.com/office/drawing/2016/5/11/chartex" xmlns:cx6="http://schemas.microsoft.com/office/drawing/2016/5/12/chartex" xmlns:cx7="http://schemas.microsoft.com/office/drawing/2016/5/13/chartex" xmlns:cx8="http://schemas.microsoft.com/office/drawing/2016/5/14/chartex" xmlns:mc="http://schemas.openxmlformats.org/markup-compatibility/2006" xmlns:aink="http://schemas.microsoft.com/office/drawing/2016/ink" xmlns:am3d="http://schemas.microsoft.com/office/drawing/2017/model3d" xmlns:o="urn:schemas-microsoft-com:office:office" xmlns:oel="http://schemas.microsoft.com/office/2019/extlst" xmlns:r="http://schemas.openxmlformats.org/officeDocument/2006/relationships" xmlns:m="http://schemas.openxmlformats.org/officeDocument/2006/math" xmlns:v="urn:schemas-microsoft-com:vml" xmlns:wp14="http://schemas.microsoft.com/office/word/2010/wordprocessingDrawing" xmlns:wp="http://schemas.openxmlformats.org/drawingml/2006/wordprocessingDrawing" xmlns:w10="urn:schemas-microsoft-com:office:word" xmlns:w="http://schemas.openxmlformats.org/wordprocessingml/2006/main" xmlns:w14="http://schemas.microsoft.com/office/word/2010/wordml" xmlns:w15="http://schemas.microsoft.com/office/word/2012/wordml" xmlns:w16cex="http://schemas.microsoft.com/office/word/2018/wordml/cex" xmlns:w16cid="http://schemas.microsoft.com/office/word/2016/wordml/cid" xmlns:w16="http://schemas.microsoft.com/office/word/2018/wordml" xmlns:w16du="http://schemas.microsoft.com/office/word/2023/wordml/word16du" xmlns:w16sdtdh="http://schemas.microsoft.com/office/word/2020/wordml/sdtdatahash" xmlns:w16sdtfl="http://schemas.microsoft.com/office/word/2024/wordml/sdtformatlock" xmlns:w16se="http://schemas.microsoft.com/office/word/2015/wordml/symex" xmlns:wpg="http://schemas.microsoft.com/office/word/2010/wordprocessingGroup" xmlns:wpi="http://schemas.microsoft.com/office/word/2010/wordprocessingInk" xmlns:wne="http://schemas.microsoft.com/office/word/2006/wordml" xmlns:wps="http://schemas.microsoft.com/office/word/2010/wordprocessingShape" mc:Ignorable="w14 w15 w16se w16cid w16 w16cex w16sdtdh w16sdtfl w16du wp14">
   <w:p>
     <w:pPr>
@@ -34477,6 +34007,7 @@
         <w:lock w:val="contentLocked"/>
         <w:text/>
       </w:sdtPr>
+      <w:sdtEndPr/>
       <w:sdtContent/>
     </w:sdt>
   </w:p>
@@ -34498,7 +34029,7 @@
 </w:ftr>
 </file>
 
-<file path=word/footer2.xml><?xml version="1.0" encoding="utf-8"?>
+<file path=word/footer3.xml><?xml version="1.0" encoding="utf-8"?>
 <w:ftr xmlns:wpc="http://schemas.microsoft.com/office/word/2010/wordprocessingCanvas" xmlns:cx="http://schemas.microsoft.com/office/drawing/2014/chartex" xmlns:cx1="http://schemas.microsoft.com/office/drawing/2015/9/8/chartex" xmlns:cx2="http://schemas.microsoft.com/office/drawing/2015/10/21/chartex" xmlns:cx3="http://schemas.microsoft.com/office/drawing/2016/5/9/chartex" xmlns:cx4="http://schemas.microsoft.com/office/drawing/2016/5/10/chartex" xmlns:cx5="http://schemas.microsoft.com/office/drawing/2016/5/11/chartex" xmlns:cx6="http://schemas.microsoft.com/office/drawing/2016/5/12/chartex" xmlns:cx7="http://schemas.microsoft.com/office/drawing/2016/5/13/chartex" xmlns:cx8="http://schemas.microsoft.com/office/drawing/2016/5/14/chartex" xmlns:mc="http://schemas.openxmlformats.org/markup-compatibility/2006" xmlns:aink="http://schemas.microsoft.com/office/drawing/2016/ink" xmlns:am3d="http://schemas.microsoft.com/office/drawing/2017/model3d" xmlns:o="urn:schemas-microsoft-com:office:office" xmlns:oel="http://schemas.microsoft.com/office/2019/extlst" xmlns:r="http://schemas.openxmlformats.org/officeDocument/2006/relationships" xmlns:m="http://schemas.openxmlformats.org/officeDocument/2006/math" xmlns:v="urn:schemas-microsoft-com:vml" xmlns:wp14="http://schemas.microsoft.com/office/word/2010/wordprocessingDrawing" xmlns:wp="http://schemas.openxmlformats.org/drawingml/2006/wordprocessingDrawing" xmlns:w10="urn:schemas-microsoft-com:office:word" xmlns:w="http://schemas.openxmlformats.org/wordprocessingml/2006/main" xmlns:w14="http://schemas.microsoft.com/office/word/2010/wordml" xmlns:w15="http://schemas.microsoft.com/office/word/2012/wordml" xmlns:w16cex="http://schemas.microsoft.com/office/word/2018/wordml/cex" xmlns:w16cid="http://schemas.microsoft.com/office/word/2016/wordml/cid" xmlns:w16="http://schemas.microsoft.com/office/word/2018/wordml" xmlns:w16du="http://schemas.microsoft.com/office/word/2023/wordml/word16du" xmlns:w16sdtdh="http://schemas.microsoft.com/office/word/2020/wordml/sdtdatahash" xmlns:w16sdtfl="http://schemas.microsoft.com/office/word/2024/wordml/sdtformatlock" xmlns:w16se="http://schemas.microsoft.com/office/word/2015/wordml/symex" xmlns:wpg="http://schemas.microsoft.com/office/word/2010/wordprocessingGroup" xmlns:wpi="http://schemas.microsoft.com/office/word/2010/wordprocessingInk" xmlns:wne="http://schemas.microsoft.com/office/word/2006/wordml" xmlns:wps="http://schemas.microsoft.com/office/word/2010/wordprocessingShape" mc:Ignorable="w14 w15 w16se w16cid w16 w16cex w16sdtdh w16sdtfl w16du wp14">
   <w:p>
     <w:pPr>
@@ -35114,7 +34645,6 @@
         <w:noProof/>
         <w:sz w:val="11"/>
         <w:szCs w:val="11"/>
-        <w:highlight w:val="yellow"/>
       </w:rPr>
       <w:t>nro_contrato</w:t>
     </w:r>
@@ -35125,7 +34655,6 @@
         <w:noProof/>
         <w:sz w:val="11"/>
         <w:szCs w:val="11"/>
-        <w:highlight w:val="yellow"/>
       </w:rPr>
       <w:t>}</w:t>
     </w:r>
@@ -35135,9 +34664,8 @@
         <w:noProof/>
         <w:sz w:val="11"/>
         <w:szCs w:val="11"/>
-        <w:highlight w:val="yellow"/>
       </w:rPr>
-      <w:t>-</w:t>
+      <w:t>-DMMED-</w:t>
     </w:r>
     <w:r>
       <w:rPr>
@@ -35145,26 +34673,6 @@
         <w:noProof/>
         <w:sz w:val="11"/>
         <w:szCs w:val="11"/>
-      </w:rPr>
-      <w:t>DMMED</w:t>
-    </w:r>
-    <w:r>
-      <w:rPr>
-        <w:rFonts w:ascii="Arial" w:hAnsi="Arial" w:cs="Arial"/>
-        <w:noProof/>
-        <w:sz w:val="11"/>
-        <w:szCs w:val="11"/>
-        <w:highlight w:val="yellow"/>
-      </w:rPr>
-      <w:t>-</w:t>
-    </w:r>
-    <w:r>
-      <w:rPr>
-        <w:rFonts w:ascii="Arial" w:hAnsi="Arial" w:cs="Arial"/>
-        <w:noProof/>
-        <w:sz w:val="11"/>
-        <w:szCs w:val="11"/>
-        <w:highlight w:val="yellow"/>
       </w:rPr>
       <w:t>${</w:t>
     </w:r>
@@ -35174,7 +34682,6 @@
         <w:noProof/>
         <w:sz w:val="11"/>
         <w:szCs w:val="11"/>
-        <w:highlight w:val="yellow"/>
       </w:rPr>
       <w:t>anio_contrato}</w:t>
     </w:r>
@@ -35183,17 +34690,8 @@
         <w:rFonts w:ascii="Arial" w:hAnsi="Arial" w:cs="Arial"/>
         <w:sz w:val="11"/>
         <w:szCs w:val="11"/>
-        <w:highlight w:val="yellow"/>
       </w:rPr>
-      <w:t>,</w:t>
-    </w:r>
-    <w:r>
-      <w:rPr>
-        <w:rFonts w:ascii="Arial" w:hAnsi="Arial" w:cs="Arial"/>
-        <w:sz w:val="11"/>
-        <w:szCs w:val="11"/>
-      </w:rPr>
-      <w:t xml:space="preserve"> MODALIDAD DE SELECCIÓN CONTRATACIÓN DIRECTA “CONTRATO DE PRESTACIÓN DE SERVICIOS PROFESIONALES</w:t>
+      <w:t>, MODALIDAD DE SELECCIÓN CONTRATACIÓN DIRECTA “CONTRATO DE PRESTACIÓN DE SERVICIOS PROFESIONALES</w:t>
     </w:r>
     <w:r>
       <w:rPr>
@@ -35275,7 +34773,6 @@
         <w:noProof/>
         <w:sz w:val="11"/>
         <w:szCs w:val="11"/>
-        <w:highlight w:val="yellow"/>
         <w:lang w:val="es-ES"/>
       </w:rPr>
       <w:t>${</w:t>
@@ -35286,7 +34783,6 @@
         <w:rFonts w:ascii="Arial" w:hAnsi="Arial" w:cs="Arial"/>
         <w:sz w:val="11"/>
         <w:szCs w:val="11"/>
-        <w:highlight w:val="yellow"/>
         <w:lang w:val="es-ES"/>
       </w:rPr>
       <w:t>cargo_contratista</w:t>
@@ -35297,7 +34793,6 @@
         <w:rFonts w:ascii="Arial" w:hAnsi="Arial" w:cs="Arial"/>
         <w:sz w:val="11"/>
         <w:szCs w:val="11"/>
-        <w:highlight w:val="yellow"/>
         <w:lang w:val="es-ES"/>
       </w:rPr>
       <w:t>}</w:t>
@@ -35324,7 +34819,6 @@
         <w:rFonts w:ascii="Arial" w:hAnsi="Arial" w:cs="Arial"/>
         <w:sz w:val="11"/>
         <w:szCs w:val="11"/>
-        <w:highlight w:val="yellow"/>
       </w:rPr>
       <w:t>a</w:t>
     </w:r>
@@ -35333,7 +34827,6 @@
         <w:rFonts w:ascii="Arial" w:hAnsi="Arial" w:cs="Arial"/>
         <w:sz w:val="11"/>
         <w:szCs w:val="11"/>
-        <w:highlight w:val="yellow"/>
       </w:rPr>
       <w:t>ni</w:t>
     </w:r>
@@ -35342,7 +34835,6 @@
         <w:rFonts w:ascii="Arial" w:hAnsi="Arial" w:cs="Arial"/>
         <w:sz w:val="11"/>
         <w:szCs w:val="11"/>
-        <w:highlight w:val="yellow"/>
       </w:rPr>
       <w:t>o_vigencia_contrato</w:t>
     </w:r>
